--- a/downloads/CoffCo_Systems_Engineering_Proposal_V1.1.docx
+++ b/downloads/CoffCo_Systems_Engineering_Proposal_V1.1.docx
@@ -53,6 +53,14 @@
           <w:sz w:val="48"/>
         </w:rPr>
         <w:t>Systems Engineering Proposal</w:t>
+      </w:r>
+      <w:r>
+        <w:rPr>
+          <w:rFonts w:ascii="Aptos" w:hAnsi="Aptos"/>
+          <w:b/>
+          <w:color w:val="2F5496"/>
+          <w:sz w:val="48"/>
+        </w:rPr>
         <w:br/>
         <w:t>for Vacation Stables</w:t>
       </w:r>
@@ -221,7 +229,14 @@
                 <w:rFonts w:ascii="Aptos" w:hAnsi="Aptos"/>
                 <w:sz w:val="20"/>
               </w:rPr>
-              <w:t>1.0</w:t>
+              <w:t>1.</w:t>
+            </w:r>
+            <w:r>
+              <w:rPr>
+                <w:rFonts w:ascii="Aptos" w:hAnsi="Aptos"/>
+                <w:sz w:val="20"/>
+              </w:rPr>
+              <w:t>3</w:t>
             </w:r>
           </w:p>
         </w:tc>
@@ -266,7 +281,21 @@
                 <w:rFonts w:ascii="Aptos" w:hAnsi="Aptos"/>
                 <w:sz w:val="20"/>
               </w:rPr>
-              <w:t>June 2026</w:t>
+              <w:t>Ju</w:t>
+            </w:r>
+            <w:r>
+              <w:rPr>
+                <w:rFonts w:ascii="Aptos" w:hAnsi="Aptos"/>
+                <w:sz w:val="20"/>
+              </w:rPr>
+              <w:t>ly</w:t>
+            </w:r>
+            <w:r>
+              <w:rPr>
+                <w:rFonts w:ascii="Aptos" w:hAnsi="Aptos"/>
+                <w:sz w:val="20"/>
+              </w:rPr>
+              <w:t xml:space="preserve"> 2026</w:t>
             </w:r>
           </w:p>
         </w:tc>
@@ -875,22 +904,24 @@
         <w:t>The SOSE 4 Box Toolkit was applied to establish the system in context before any requirements were written. The four boxes identify: the Purpose of the system; the key Stakeholders and their interests; the Desired End Result when the system succeeds; and the Measure of Success used to confirm the outcome has been achieved.</w:t>
       </w:r>
     </w:p>
+    <w:p/>
     <w:tbl>
       <w:tblPr>
         <w:tblStyle w:val="TableGrid"/>
-        <w:tblW w:w="0" w:type="auto"/>
+        <w:tblW w:w="9701" w:type="dxa"/>
         <w:tblLook w:val="04A0" w:firstRow="1" w:lastRow="0" w:firstColumn="1" w:lastColumn="0" w:noHBand="0" w:noVBand="1"/>
       </w:tblPr>
       <w:tblGrid>
-        <w:gridCol w:w="2406"/>
-        <w:gridCol w:w="2408"/>
-        <w:gridCol w:w="2407"/>
-        <w:gridCol w:w="2407"/>
+        <w:gridCol w:w="4848"/>
+        <w:gridCol w:w="4853"/>
       </w:tblGrid>
       <w:tr>
-        <w:tc>
-          <w:tcPr>
-            <w:tcW w:w="2409" w:type="dxa"/>
+        <w:trPr>
+          <w:trHeight w:val="4728"/>
+        </w:trPr>
+        <w:tc>
+          <w:tcPr>
+            <w:tcW w:w="4848" w:type="dxa"/>
             <w:shd w:val="clear" w:color="auto" w:fill="F0F6F6"/>
             <w:tcMar>
               <w:top w:w="80" w:type="dxa"/>
@@ -919,76 +950,265 @@
             <w:pPr>
               <w:rPr>
                 <w:rFonts w:ascii="Aptos" w:hAnsi="Aptos"/>
-              </w:rPr>
-            </w:pPr>
-            <w:r>
-              <w:rPr>
-                <w:rFonts w:ascii="Aptos" w:hAnsi="Aptos"/>
-                <w:sz w:val="18"/>
-              </w:rPr>
-              <w:t>• Transform the in-room coffee experience for Vacation Stables guests</w:t>
-            </w:r>
-          </w:p>
-          <w:p>
-            <w:pPr>
-              <w:rPr>
-                <w:rFonts w:ascii="Aptos" w:hAnsi="Aptos"/>
-              </w:rPr>
-            </w:pPr>
-            <w:r>
-              <w:rPr>
-                <w:rFonts w:ascii="Aptos" w:hAnsi="Aptos"/>
-                <w:sz w:val="18"/>
-              </w:rPr>
-              <w:t>• Deliver effortless, premium coffee on demand without training or staff</w:t>
-            </w:r>
-          </w:p>
-          <w:p>
-            <w:pPr>
-              <w:rPr>
-                <w:rFonts w:ascii="Aptos" w:hAnsi="Aptos"/>
-              </w:rPr>
-            </w:pPr>
-            <w:r>
-              <w:rPr>
-                <w:rFonts w:ascii="Aptos" w:hAnsi="Aptos"/>
-                <w:sz w:val="18"/>
-              </w:rPr>
-              <w:t>• Operate within existing hotel infrastructure — no room modification</w:t>
-            </w:r>
-          </w:p>
-          <w:p>
-            <w:pPr>
-              <w:rPr>
-                <w:rFonts w:ascii="Aptos" w:hAnsi="Aptos"/>
-              </w:rPr>
-            </w:pPr>
-            <w:r>
-              <w:rPr>
-                <w:rFonts w:ascii="Aptos" w:hAnsi="Aptos"/>
-                <w:sz w:val="18"/>
-              </w:rPr>
-              <w:t>• Establish a scalable platform supporting CoffCo commercial growth</w:t>
-            </w:r>
-          </w:p>
-          <w:p>
-            <w:pPr>
-              <w:rPr>
-                <w:rFonts w:ascii="Aptos" w:hAnsi="Aptos"/>
-              </w:rPr>
-            </w:pPr>
-            <w:r>
-              <w:rPr>
-                <w:rFonts w:ascii="Aptos" w:hAnsi="Aptos"/>
-                <w:sz w:val="18"/>
-              </w:rPr>
-              <w:t>• Support Vacation Stables 2030 sustainability commitments</w:t>
-            </w:r>
-          </w:p>
-        </w:tc>
-        <w:tc>
-          <w:tcPr>
-            <w:tcW w:w="2409" w:type="dxa"/>
+                <w:sz w:val="18"/>
+              </w:rPr>
+            </w:pPr>
+            <w:r>
+              <w:rPr>
+                <w:rFonts w:ascii="Aptos" w:hAnsi="Aptos"/>
+                <w:b/>
+                <w:bCs/>
+                <w:sz w:val="18"/>
+                <w:lang w:val="en-NZ"/>
+              </w:rPr>
+              <w:t>Transform the in-room coffee experience</w:t>
+            </w:r>
+            <w:r>
+              <w:rPr>
+                <w:rFonts w:ascii="Arial" w:hAnsi="Arial" w:cs="Arial"/>
+                <w:sz w:val="18"/>
+              </w:rPr>
+              <w:t>​</w:t>
+            </w:r>
+          </w:p>
+          <w:p>
+            <w:pPr>
+              <w:rPr>
+                <w:rFonts w:ascii="Aptos" w:hAnsi="Aptos"/>
+                <w:sz w:val="18"/>
+              </w:rPr>
+            </w:pPr>
+            <w:r>
+              <w:rPr>
+                <w:rFonts w:ascii="Aptos" w:hAnsi="Aptos"/>
+                <w:sz w:val="18"/>
+                <w:lang w:val="en-NZ"/>
+              </w:rPr>
+              <w:t>Turn a point of guest dissatisfaction into a point of differentiation for Vacation</w:t>
+            </w:r>
+            <w:r>
+              <w:rPr>
+                <w:rFonts w:ascii="Arial" w:hAnsi="Arial" w:cs="Arial"/>
+                <w:sz w:val="18"/>
+              </w:rPr>
+              <w:t>​</w:t>
+            </w:r>
+            <w:r>
+              <w:rPr>
+                <w:rFonts w:ascii="Arial" w:hAnsi="Arial" w:cs="Arial"/>
+                <w:sz w:val="18"/>
+              </w:rPr>
+              <w:t xml:space="preserve"> </w:t>
+            </w:r>
+            <w:r>
+              <w:rPr>
+                <w:rFonts w:ascii="Aptos" w:hAnsi="Aptos"/>
+                <w:sz w:val="18"/>
+                <w:lang w:val="en-GB"/>
+              </w:rPr>
+              <w:t>Stables</w:t>
+            </w:r>
+            <w:r>
+              <w:rPr>
+                <w:rFonts w:ascii="Arial" w:hAnsi="Arial" w:cs="Arial"/>
+                <w:sz w:val="18"/>
+              </w:rPr>
+              <w:t>​</w:t>
+            </w:r>
+          </w:p>
+          <w:p>
+            <w:pPr>
+              <w:rPr>
+                <w:rFonts w:ascii="Aptos" w:hAnsi="Aptos"/>
+                <w:sz w:val="18"/>
+              </w:rPr>
+            </w:pPr>
+            <w:r>
+              <w:rPr>
+                <w:rFonts w:ascii="Aptos" w:hAnsi="Aptos"/>
+                <w:b/>
+                <w:bCs/>
+                <w:sz w:val="18"/>
+                <w:lang w:val="en-NZ"/>
+              </w:rPr>
+              <w:t>Enable effortless, premium coffee on demand</w:t>
+            </w:r>
+            <w:r>
+              <w:rPr>
+                <w:rFonts w:ascii="Arial" w:hAnsi="Arial" w:cs="Arial"/>
+                <w:sz w:val="18"/>
+              </w:rPr>
+              <w:t>​</w:t>
+            </w:r>
+          </w:p>
+          <w:p>
+            <w:pPr>
+              <w:rPr>
+                <w:rFonts w:ascii="Aptos" w:hAnsi="Aptos"/>
+                <w:sz w:val="18"/>
+              </w:rPr>
+            </w:pPr>
+            <w:r>
+              <w:rPr>
+                <w:rFonts w:ascii="Aptos" w:hAnsi="Aptos"/>
+                <w:sz w:val="18"/>
+                <w:lang w:val="en-NZ"/>
+              </w:rPr>
+              <w:t>Any guest produces café-quality coffee without training, instruction, or staff</w:t>
+            </w:r>
+            <w:r>
+              <w:rPr>
+                <w:rFonts w:ascii="Arial" w:hAnsi="Arial" w:cs="Arial"/>
+                <w:sz w:val="18"/>
+              </w:rPr>
+              <w:t>​</w:t>
+            </w:r>
+            <w:r>
+              <w:rPr>
+                <w:rFonts w:ascii="Arial" w:hAnsi="Arial" w:cs="Arial"/>
+                <w:sz w:val="18"/>
+              </w:rPr>
+              <w:t xml:space="preserve"> </w:t>
+            </w:r>
+            <w:r>
+              <w:rPr>
+                <w:rFonts w:ascii="Aptos" w:hAnsi="Aptos"/>
+                <w:sz w:val="18"/>
+                <w:lang w:val="en-GB"/>
+              </w:rPr>
+              <w:t>assistance</w:t>
+            </w:r>
+            <w:r>
+              <w:rPr>
+                <w:rFonts w:ascii="Arial" w:hAnsi="Arial" w:cs="Arial"/>
+                <w:sz w:val="18"/>
+              </w:rPr>
+              <w:t>​</w:t>
+            </w:r>
+          </w:p>
+          <w:p>
+            <w:pPr>
+              <w:rPr>
+                <w:rFonts w:ascii="Aptos" w:hAnsi="Aptos"/>
+                <w:sz w:val="18"/>
+              </w:rPr>
+            </w:pPr>
+            <w:r>
+              <w:rPr>
+                <w:rFonts w:ascii="Aptos" w:hAnsi="Aptos"/>
+                <w:b/>
+                <w:bCs/>
+                <w:sz w:val="18"/>
+                <w:lang w:val="en-NZ"/>
+              </w:rPr>
+              <w:t>Operate within existing hotel infrastructure</w:t>
+            </w:r>
+            <w:r>
+              <w:rPr>
+                <w:rFonts w:ascii="Arial" w:hAnsi="Arial" w:cs="Arial"/>
+                <w:sz w:val="18"/>
+              </w:rPr>
+              <w:t>​</w:t>
+            </w:r>
+          </w:p>
+          <w:p>
+            <w:pPr>
+              <w:rPr>
+                <w:rFonts w:ascii="Aptos" w:hAnsi="Aptos"/>
+                <w:sz w:val="18"/>
+              </w:rPr>
+            </w:pPr>
+            <w:r>
+              <w:rPr>
+                <w:rFonts w:ascii="Aptos" w:hAnsi="Aptos"/>
+                <w:sz w:val="18"/>
+                <w:lang w:val="en-NZ"/>
+              </w:rPr>
+              <w:t>No room modification, no new utilities, across UK, EU, and US markets</w:t>
+            </w:r>
+            <w:r>
+              <w:rPr>
+                <w:rFonts w:ascii="Arial" w:hAnsi="Arial" w:cs="Arial"/>
+                <w:sz w:val="18"/>
+              </w:rPr>
+              <w:t>​</w:t>
+            </w:r>
+          </w:p>
+          <w:p>
+            <w:pPr>
+              <w:rPr>
+                <w:rFonts w:ascii="Aptos" w:hAnsi="Aptos"/>
+                <w:sz w:val="18"/>
+              </w:rPr>
+            </w:pPr>
+            <w:r>
+              <w:rPr>
+                <w:rFonts w:ascii="Aptos" w:hAnsi="Aptos"/>
+                <w:b/>
+                <w:bCs/>
+                <w:sz w:val="18"/>
+                <w:lang w:val="en-GB"/>
+              </w:rPr>
+              <w:t>Establish a scalable platform</w:t>
+            </w:r>
+            <w:r>
+              <w:rPr>
+                <w:rFonts w:ascii="Arial" w:hAnsi="Arial" w:cs="Arial"/>
+                <w:sz w:val="18"/>
+              </w:rPr>
+              <w:t>​</w:t>
+            </w:r>
+          </w:p>
+          <w:p>
+            <w:pPr>
+              <w:rPr>
+                <w:rFonts w:ascii="Aptos" w:hAnsi="Aptos"/>
+                <w:sz w:val="18"/>
+                <w:lang w:val="en-GB"/>
+              </w:rPr>
+            </w:pPr>
+            <w:r>
+              <w:rPr>
+                <w:rFonts w:ascii="Aptos" w:hAnsi="Aptos"/>
+                <w:sz w:val="18"/>
+                <w:lang w:val="en-NZ"/>
+              </w:rPr>
+              <w:t>Support CoffCo's commercial growth and Vacation Stables' brand and</w:t>
+            </w:r>
+            <w:r>
+              <w:rPr>
+                <w:rFonts w:ascii="Arial" w:hAnsi="Arial" w:cs="Arial"/>
+                <w:sz w:val="18"/>
+              </w:rPr>
+              <w:t>​</w:t>
+            </w:r>
+            <w:r>
+              <w:rPr>
+                <w:rFonts w:ascii="Arial" w:hAnsi="Arial" w:cs="Arial"/>
+                <w:sz w:val="18"/>
+              </w:rPr>
+              <w:t xml:space="preserve"> </w:t>
+            </w:r>
+            <w:r>
+              <w:rPr>
+                <w:rFonts w:ascii="Aptos" w:hAnsi="Aptos"/>
+                <w:sz w:val="18"/>
+                <w:lang w:val="en-GB"/>
+              </w:rPr>
+              <w:t>sustainability commitments</w:t>
+            </w:r>
+          </w:p>
+          <w:p>
+            <w:pPr>
+              <w:rPr>
+                <w:rFonts w:ascii="Aptos" w:hAnsi="Aptos"/>
+              </w:rPr>
+            </w:pPr>
+          </w:p>
+        </w:tc>
+        <w:tc>
+          <w:tcPr>
+            <w:tcW w:w="4853" w:type="dxa"/>
             <w:shd w:val="clear" w:color="auto" w:fill="F2F2F2"/>
             <w:tcMar>
               <w:top w:w="80" w:type="dxa"/>
@@ -1017,76 +1237,433 @@
             <w:pPr>
               <w:rPr>
                 <w:rFonts w:ascii="Aptos" w:hAnsi="Aptos"/>
-              </w:rPr>
-            </w:pPr>
-            <w:r>
-              <w:rPr>
-                <w:rFonts w:ascii="Aptos" w:hAnsi="Aptos"/>
-                <w:sz w:val="18"/>
-              </w:rPr>
-              <w:t>• Hotel guests — primary user; quality, speed, unaided operation</w:t>
-            </w:r>
-          </w:p>
-          <w:p>
-            <w:pPr>
-              <w:rPr>
-                <w:rFonts w:ascii="Aptos" w:hAnsi="Aptos"/>
-              </w:rPr>
-            </w:pPr>
-            <w:r>
-              <w:rPr>
-                <w:rFonts w:ascii="Aptos" w:hAnsi="Aptos"/>
-                <w:sz w:val="18"/>
-              </w:rPr>
-              <w:t>• Vacation Stables — strategic partner; brand, deployment, sustainability</w:t>
-            </w:r>
-          </w:p>
-          <w:p>
-            <w:pPr>
-              <w:rPr>
-                <w:rFonts w:ascii="Aptos" w:hAnsi="Aptos"/>
-              </w:rPr>
-            </w:pPr>
-            <w:r>
-              <w:rPr>
-                <w:rFonts w:ascii="Aptos" w:hAnsi="Aptos"/>
-                <w:sz w:val="18"/>
-              </w:rPr>
-              <w:t>• CoffCo — system owner; IP, commercial viability, service model</w:t>
-            </w:r>
-          </w:p>
-          <w:p>
-            <w:pPr>
-              <w:rPr>
-                <w:rFonts w:ascii="Aptos" w:hAnsi="Aptos"/>
-              </w:rPr>
-            </w:pPr>
-            <w:r>
-              <w:rPr>
-                <w:rFonts w:ascii="Aptos" w:hAnsi="Aptos"/>
-                <w:sz w:val="18"/>
-              </w:rPr>
-              <w:t>• Investors — funding authority; MVP viability, scalability, return</w:t>
-            </w:r>
-          </w:p>
-          <w:p>
-            <w:pPr>
-              <w:rPr>
-                <w:rFonts w:ascii="Aptos" w:hAnsi="Aptos"/>
-              </w:rPr>
-            </w:pPr>
-            <w:r>
-              <w:rPr>
-                <w:rFonts w:ascii="Aptos" w:hAnsi="Aptos"/>
-                <w:sz w:val="18"/>
-              </w:rPr>
-              <w:t>• Housekeeping — operator/maintainer; restock, clean, no tools required</w:t>
-            </w:r>
-          </w:p>
-        </w:tc>
-        <w:tc>
-          <w:tcPr>
-            <w:tcW w:w="2409" w:type="dxa"/>
+                <w:sz w:val="18"/>
+              </w:rPr>
+            </w:pPr>
+            <w:r>
+              <w:rPr>
+                <w:rFonts w:ascii="Aptos" w:hAnsi="Aptos"/>
+                <w:b/>
+                <w:bCs/>
+                <w:sz w:val="18"/>
+                <w:lang w:val="en-GB"/>
+              </w:rPr>
+              <w:t>Hotel guests</w:t>
+            </w:r>
+            <w:r>
+              <w:rPr>
+                <w:rFonts w:ascii="Arial" w:hAnsi="Arial" w:cs="Arial"/>
+                <w:sz w:val="18"/>
+              </w:rPr>
+              <w:t>​</w:t>
+            </w:r>
+          </w:p>
+          <w:p>
+            <w:pPr>
+              <w:rPr>
+                <w:rFonts w:ascii="Aptos" w:hAnsi="Aptos"/>
+                <w:sz w:val="18"/>
+              </w:rPr>
+            </w:pPr>
+            <w:r>
+              <w:rPr>
+                <w:rFonts w:ascii="Aptos" w:hAnsi="Aptos"/>
+                <w:sz w:val="18"/>
+                <w:lang w:val="en-NZ"/>
+              </w:rPr>
+              <w:t>Primary user: Vacation Stables guests seeking a premium, hassle-free inroom</w:t>
+            </w:r>
+            <w:r>
+              <w:rPr>
+                <w:rFonts w:ascii="Arial" w:hAnsi="Arial" w:cs="Arial"/>
+                <w:sz w:val="18"/>
+                <w:lang w:val="en-NZ"/>
+              </w:rPr>
+              <w:t>​</w:t>
+            </w:r>
+            <w:r>
+              <w:rPr>
+                <w:rFonts w:ascii="Arial" w:hAnsi="Arial" w:cs="Arial"/>
+                <w:sz w:val="18"/>
+                <w:lang w:val="en-NZ"/>
+              </w:rPr>
+              <w:t xml:space="preserve"> </w:t>
+            </w:r>
+            <w:r>
+              <w:rPr>
+                <w:rFonts w:ascii="Aptos" w:hAnsi="Aptos"/>
+                <w:sz w:val="18"/>
+                <w:lang w:val="en-GB"/>
+              </w:rPr>
+              <w:t>coffee experience</w:t>
+            </w:r>
+            <w:r>
+              <w:rPr>
+                <w:rFonts w:ascii="Arial" w:hAnsi="Arial" w:cs="Arial"/>
+                <w:sz w:val="18"/>
+              </w:rPr>
+              <w:t>​</w:t>
+            </w:r>
+          </w:p>
+          <w:p>
+            <w:pPr>
+              <w:rPr>
+                <w:rFonts w:ascii="Aptos" w:hAnsi="Aptos"/>
+                <w:sz w:val="18"/>
+              </w:rPr>
+            </w:pPr>
+            <w:r>
+              <w:rPr>
+                <w:rFonts w:ascii="Aptos" w:hAnsi="Aptos"/>
+                <w:b/>
+                <w:bCs/>
+                <w:sz w:val="18"/>
+                <w:lang w:val="en-GB"/>
+              </w:rPr>
+              <w:t>Vacation Stables</w:t>
+            </w:r>
+            <w:r>
+              <w:rPr>
+                <w:rFonts w:ascii="Arial" w:hAnsi="Arial" w:cs="Arial"/>
+                <w:sz w:val="18"/>
+              </w:rPr>
+              <w:t>​</w:t>
+            </w:r>
+          </w:p>
+          <w:p>
+            <w:pPr>
+              <w:rPr>
+                <w:rFonts w:ascii="Aptos" w:hAnsi="Aptos"/>
+                <w:sz w:val="18"/>
+              </w:rPr>
+            </w:pPr>
+            <w:r>
+              <w:rPr>
+                <w:rFonts w:ascii="Aptos" w:hAnsi="Aptos"/>
+                <w:sz w:val="18"/>
+                <w:lang w:val="en-NZ"/>
+              </w:rPr>
+              <w:t>Strategic partner: brand guardian, deployment host, commercial partner</w:t>
+            </w:r>
+            <w:r>
+              <w:rPr>
+                <w:rFonts w:ascii="Arial" w:hAnsi="Arial" w:cs="Arial"/>
+                <w:sz w:val="18"/>
+              </w:rPr>
+              <w:t>​</w:t>
+            </w:r>
+          </w:p>
+          <w:p>
+            <w:pPr>
+              <w:rPr>
+                <w:rFonts w:ascii="Aptos" w:hAnsi="Aptos"/>
+                <w:sz w:val="18"/>
+                <w:lang w:val="en-GB"/>
+              </w:rPr>
+            </w:pPr>
+            <w:r>
+              <w:rPr>
+                <w:rFonts w:ascii="Aptos" w:hAnsi="Aptos"/>
+                <w:b/>
+                <w:bCs/>
+                <w:sz w:val="18"/>
+                <w:lang w:val="en-GB"/>
+              </w:rPr>
+              <w:t>CoffCo</w:t>
+            </w:r>
+            <w:r>
+              <w:rPr>
+                <w:rFonts w:ascii="Arial" w:hAnsi="Arial" w:cs="Arial"/>
+                <w:sz w:val="18"/>
+                <w:lang w:val="en-GB"/>
+              </w:rPr>
+              <w:t>​</w:t>
+            </w:r>
+          </w:p>
+          <w:p>
+            <w:pPr>
+              <w:rPr>
+                <w:rFonts w:ascii="Aptos" w:hAnsi="Aptos"/>
+                <w:sz w:val="18"/>
+              </w:rPr>
+            </w:pPr>
+            <w:r>
+              <w:rPr>
+                <w:rFonts w:ascii="Aptos" w:hAnsi="Aptos"/>
+                <w:sz w:val="18"/>
+                <w:lang w:val="en-NZ"/>
+              </w:rPr>
+              <w:t>System owner: product developer, IP owner, ongoing service operator</w:t>
+            </w:r>
+            <w:r>
+              <w:rPr>
+                <w:rFonts w:ascii="Arial" w:hAnsi="Arial" w:cs="Arial"/>
+                <w:sz w:val="18"/>
+              </w:rPr>
+              <w:t>​</w:t>
+            </w:r>
+          </w:p>
+          <w:p>
+            <w:pPr>
+              <w:rPr>
+                <w:rFonts w:ascii="Aptos" w:hAnsi="Aptos"/>
+                <w:sz w:val="18"/>
+              </w:rPr>
+            </w:pPr>
+            <w:r>
+              <w:rPr>
+                <w:rFonts w:ascii="Aptos" w:hAnsi="Aptos"/>
+                <w:b/>
+                <w:bCs/>
+                <w:sz w:val="18"/>
+                <w:lang w:val="en-GB"/>
+              </w:rPr>
+              <w:t>Investors</w:t>
+            </w:r>
+            <w:r>
+              <w:rPr>
+                <w:rFonts w:ascii="Arial" w:hAnsi="Arial" w:cs="Arial"/>
+                <w:sz w:val="18"/>
+              </w:rPr>
+              <w:t>​</w:t>
+            </w:r>
+          </w:p>
+          <w:p>
+            <w:pPr>
+              <w:rPr>
+                <w:rFonts w:ascii="Aptos" w:hAnsi="Aptos"/>
+                <w:sz w:val="18"/>
+              </w:rPr>
+            </w:pPr>
+            <w:r>
+              <w:rPr>
+                <w:rFonts w:ascii="Aptos" w:hAnsi="Aptos"/>
+                <w:sz w:val="18"/>
+                <w:lang w:val="en-NZ"/>
+              </w:rPr>
+              <w:t>Funding authority: evaluating MVP viability, scalability, and return before</w:t>
+            </w:r>
+            <w:r>
+              <w:rPr>
+                <w:rFonts w:ascii="Arial" w:hAnsi="Arial" w:cs="Arial"/>
+                <w:sz w:val="18"/>
+              </w:rPr>
+              <w:t>​</w:t>
+            </w:r>
+            <w:r>
+              <w:rPr>
+                <w:rFonts w:ascii="Arial" w:hAnsi="Arial" w:cs="Arial"/>
+                <w:sz w:val="18"/>
+              </w:rPr>
+              <w:t xml:space="preserve"> </w:t>
+            </w:r>
+            <w:r>
+              <w:rPr>
+                <w:rFonts w:ascii="Aptos" w:hAnsi="Aptos"/>
+                <w:sz w:val="18"/>
+                <w:lang w:val="en-GB"/>
+              </w:rPr>
+              <w:t>committing prototype funding</w:t>
+            </w:r>
+            <w:r>
+              <w:rPr>
+                <w:rFonts w:ascii="Arial" w:hAnsi="Arial" w:cs="Arial"/>
+                <w:sz w:val="18"/>
+              </w:rPr>
+              <w:t>​</w:t>
+            </w:r>
+          </w:p>
+          <w:p>
+            <w:pPr>
+              <w:rPr>
+                <w:rFonts w:ascii="Aptos" w:hAnsi="Aptos"/>
+                <w:sz w:val="18"/>
+              </w:rPr>
+            </w:pPr>
+            <w:r>
+              <w:rPr>
+                <w:rFonts w:ascii="Aptos" w:hAnsi="Aptos"/>
+                <w:b/>
+                <w:bCs/>
+                <w:sz w:val="18"/>
+                <w:lang w:val="en-GB"/>
+              </w:rPr>
+              <w:t>Housekeeping staff</w:t>
+            </w:r>
+            <w:r>
+              <w:rPr>
+                <w:rFonts w:ascii="Arial" w:hAnsi="Arial" w:cs="Arial"/>
+                <w:sz w:val="18"/>
+              </w:rPr>
+              <w:t>​</w:t>
+            </w:r>
+          </w:p>
+          <w:p>
+            <w:pPr>
+              <w:rPr>
+                <w:rFonts w:ascii="Aptos" w:hAnsi="Aptos"/>
+                <w:sz w:val="18"/>
+              </w:rPr>
+            </w:pPr>
+            <w:r>
+              <w:rPr>
+                <w:rFonts w:ascii="Aptos" w:hAnsi="Aptos"/>
+                <w:sz w:val="18"/>
+                <w:lang w:val="en-NZ"/>
+              </w:rPr>
+              <w:t>Operator and maintainer: consumable restocking and cleaning, no technical</w:t>
+            </w:r>
+            <w:r>
+              <w:rPr>
+                <w:rFonts w:ascii="Arial" w:hAnsi="Arial" w:cs="Arial"/>
+                <w:sz w:val="18"/>
+              </w:rPr>
+              <w:t>​</w:t>
+            </w:r>
+            <w:r>
+              <w:rPr>
+                <w:rFonts w:ascii="Arial" w:hAnsi="Arial" w:cs="Arial"/>
+                <w:sz w:val="18"/>
+              </w:rPr>
+              <w:t xml:space="preserve"> </w:t>
+            </w:r>
+            <w:r>
+              <w:rPr>
+                <w:rFonts w:ascii="Aptos" w:hAnsi="Aptos"/>
+                <w:sz w:val="18"/>
+                <w:lang w:val="en-GB"/>
+              </w:rPr>
+              <w:t>training</w:t>
+            </w:r>
+            <w:r>
+              <w:rPr>
+                <w:rFonts w:ascii="Arial" w:hAnsi="Arial" w:cs="Arial"/>
+                <w:sz w:val="18"/>
+              </w:rPr>
+              <w:t>​</w:t>
+            </w:r>
+          </w:p>
+          <w:p>
+            <w:pPr>
+              <w:rPr>
+                <w:rFonts w:ascii="Aptos" w:hAnsi="Aptos"/>
+                <w:sz w:val="18"/>
+              </w:rPr>
+            </w:pPr>
+            <w:r>
+              <w:rPr>
+                <w:rFonts w:ascii="Aptos" w:hAnsi="Aptos"/>
+                <w:b/>
+                <w:bCs/>
+                <w:sz w:val="18"/>
+                <w:lang w:val="en-GB"/>
+              </w:rPr>
+              <w:t>OEM / supply partners</w:t>
+            </w:r>
+            <w:r>
+              <w:rPr>
+                <w:rFonts w:ascii="Arial" w:hAnsi="Arial" w:cs="Arial"/>
+                <w:sz w:val="18"/>
+              </w:rPr>
+              <w:t>​</w:t>
+            </w:r>
+          </w:p>
+          <w:p>
+            <w:pPr>
+              <w:rPr>
+                <w:rFonts w:ascii="Aptos" w:hAnsi="Aptos"/>
+                <w:sz w:val="18"/>
+              </w:rPr>
+            </w:pPr>
+            <w:r>
+              <w:rPr>
+                <w:rFonts w:ascii="Aptos" w:hAnsi="Aptos"/>
+                <w:sz w:val="18"/>
+                <w:lang w:val="en-NZ"/>
+              </w:rPr>
+              <w:t>Supply chain: hardware manufacturers, consumable suppliers, field service</w:t>
+            </w:r>
+            <w:r>
+              <w:rPr>
+                <w:rFonts w:ascii="Arial" w:hAnsi="Arial" w:cs="Arial"/>
+                <w:sz w:val="18"/>
+              </w:rPr>
+              <w:t>​</w:t>
+            </w:r>
+            <w:r>
+              <w:rPr>
+                <w:rFonts w:ascii="Arial" w:hAnsi="Arial" w:cs="Arial"/>
+                <w:sz w:val="18"/>
+              </w:rPr>
+              <w:t xml:space="preserve"> </w:t>
+            </w:r>
+            <w:r>
+              <w:rPr>
+                <w:rFonts w:ascii="Aptos" w:hAnsi="Aptos"/>
+                <w:sz w:val="18"/>
+                <w:lang w:val="en-GB"/>
+              </w:rPr>
+              <w:t>Contractors</w:t>
+            </w:r>
+            <w:r>
+              <w:rPr>
+                <w:rFonts w:ascii="Arial" w:hAnsi="Arial" w:cs="Arial"/>
+                <w:sz w:val="18"/>
+              </w:rPr>
+              <w:t>​</w:t>
+            </w:r>
+          </w:p>
+          <w:p>
+            <w:pPr>
+              <w:rPr>
+                <w:rFonts w:ascii="Aptos" w:hAnsi="Aptos"/>
+                <w:sz w:val="18"/>
+              </w:rPr>
+            </w:pPr>
+            <w:r>
+              <w:rPr>
+                <w:rFonts w:ascii="Aptos" w:hAnsi="Aptos"/>
+                <w:b/>
+                <w:bCs/>
+                <w:sz w:val="18"/>
+                <w:lang w:val="en-GB"/>
+              </w:rPr>
+              <w:t>Regulators</w:t>
+            </w:r>
+            <w:r>
+              <w:rPr>
+                <w:rFonts w:ascii="Arial" w:hAnsi="Arial" w:cs="Arial"/>
+                <w:sz w:val="18"/>
+              </w:rPr>
+              <w:t>​</w:t>
+            </w:r>
+          </w:p>
+          <w:p>
+            <w:pPr>
+              <w:rPr>
+                <w:rFonts w:ascii="Aptos" w:hAnsi="Aptos"/>
+                <w:sz w:val="18"/>
+                <w:lang w:val="en-GB"/>
+              </w:rPr>
+            </w:pPr>
+            <w:r>
+              <w:rPr>
+                <w:rFonts w:ascii="Aptos" w:hAnsi="Aptos"/>
+                <w:sz w:val="18"/>
+                <w:lang w:val="en-GB"/>
+              </w:rPr>
+              <w:t>Electrical / Food Safety etc.</w:t>
+            </w:r>
+          </w:p>
+        </w:tc>
+      </w:tr>
+      <w:tr>
+        <w:trPr>
+          <w:trHeight w:val="4049"/>
+        </w:trPr>
+        <w:tc>
+          <w:tcPr>
+            <w:tcW w:w="4848" w:type="dxa"/>
             <w:shd w:val="clear" w:color="auto" w:fill="F0F6F6"/>
             <w:tcMar>
               <w:top w:w="80" w:type="dxa"/>
@@ -1115,76 +1692,292 @@
             <w:pPr>
               <w:rPr>
                 <w:rFonts w:ascii="Aptos" w:hAnsi="Aptos"/>
-              </w:rPr>
-            </w:pPr>
-            <w:r>
-              <w:rPr>
-                <w:rFonts w:ascii="Aptos" w:hAnsi="Aptos"/>
-                <w:sz w:val="18"/>
-              </w:rPr>
-              <w:t>• A guest produces café-quality coffee unaided, within 3 minutes, every time</w:t>
-            </w:r>
-          </w:p>
-          <w:p>
-            <w:pPr>
-              <w:rPr>
-                <w:rFonts w:ascii="Aptos" w:hAnsi="Aptos"/>
-              </w:rPr>
-            </w:pPr>
-            <w:r>
-              <w:rPr>
-                <w:rFonts w:ascii="Aptos" w:hAnsi="Aptos"/>
-                <w:sz w:val="18"/>
-              </w:rPr>
-              <w:t>• Machine deployed at scale across Vacation Stables UK, EU, and US estate</w:t>
-            </w:r>
-          </w:p>
-          <w:p>
-            <w:pPr>
-              <w:rPr>
-                <w:rFonts w:ascii="Aptos" w:hAnsi="Aptos"/>
-              </w:rPr>
-            </w:pPr>
-            <w:r>
-              <w:rPr>
-                <w:rFonts w:ascii="Aptos" w:hAnsi="Aptos"/>
-                <w:sz w:val="18"/>
-              </w:rPr>
-              <w:t>• Commercially viable MVP that secures investor confidence</w:t>
-            </w:r>
-          </w:p>
-          <w:p>
-            <w:pPr>
-              <w:rPr>
-                <w:rFonts w:ascii="Aptos" w:hAnsi="Aptos"/>
-              </w:rPr>
-            </w:pPr>
-            <w:r>
-              <w:rPr>
-                <w:rFonts w:ascii="Aptos" w:hAnsi="Aptos"/>
-                <w:sz w:val="18"/>
-              </w:rPr>
-              <w:t>• No guest-visible failure — maintenance resolved before guest encounters it</w:t>
-            </w:r>
-          </w:p>
-          <w:p>
-            <w:pPr>
-              <w:rPr>
-                <w:rFonts w:ascii="Aptos" w:hAnsi="Aptos"/>
-              </w:rPr>
-            </w:pPr>
-            <w:r>
-              <w:rPr>
-                <w:rFonts w:ascii="Aptos" w:hAnsi="Aptos"/>
-                <w:sz w:val="18"/>
-              </w:rPr>
-              <w:t>• Vacation Stables meets 2030 sustainability target for in-room appliances</w:t>
-            </w:r>
-          </w:p>
-        </w:tc>
-        <w:tc>
-          <w:tcPr>
-            <w:tcW w:w="2409" w:type="dxa"/>
+                <w:sz w:val="18"/>
+              </w:rPr>
+            </w:pPr>
+            <w:r>
+              <w:rPr>
+                <w:rFonts w:ascii="Aptos" w:hAnsi="Aptos"/>
+                <w:b/>
+                <w:bCs/>
+                <w:sz w:val="18"/>
+                <w:lang w:val="en-GB"/>
+              </w:rPr>
+              <w:t>Consistent guest experience</w:t>
+            </w:r>
+            <w:r>
+              <w:rPr>
+                <w:rFonts w:ascii="Arial" w:hAnsi="Arial" w:cs="Arial"/>
+                <w:sz w:val="18"/>
+              </w:rPr>
+              <w:t>​</w:t>
+            </w:r>
+          </w:p>
+          <w:p>
+            <w:pPr>
+              <w:rPr>
+                <w:rFonts w:ascii="Aptos" w:hAnsi="Aptos"/>
+                <w:sz w:val="18"/>
+              </w:rPr>
+            </w:pPr>
+            <w:r>
+              <w:rPr>
+                <w:rFonts w:ascii="Aptos" w:hAnsi="Aptos"/>
+                <w:sz w:val="18"/>
+                <w:lang w:val="en-NZ"/>
+              </w:rPr>
+              <w:t>A guest receives the same quality and behaviour whether in London, New York,</w:t>
+            </w:r>
+            <w:r>
+              <w:rPr>
+                <w:rFonts w:ascii="Arial" w:hAnsi="Arial" w:cs="Arial"/>
+                <w:sz w:val="18"/>
+              </w:rPr>
+              <w:t>​</w:t>
+            </w:r>
+            <w:r>
+              <w:rPr>
+                <w:rFonts w:ascii="Arial" w:hAnsi="Arial" w:cs="Arial"/>
+                <w:sz w:val="18"/>
+              </w:rPr>
+              <w:t xml:space="preserve"> </w:t>
+            </w:r>
+            <w:r>
+              <w:rPr>
+                <w:rFonts w:ascii="Aptos" w:hAnsi="Aptos"/>
+                <w:sz w:val="18"/>
+                <w:lang w:val="en-GB"/>
+              </w:rPr>
+              <w:t>or Paris</w:t>
+            </w:r>
+            <w:r>
+              <w:rPr>
+                <w:rFonts w:ascii="Arial" w:hAnsi="Arial" w:cs="Arial"/>
+                <w:sz w:val="18"/>
+              </w:rPr>
+              <w:t>​</w:t>
+            </w:r>
+          </w:p>
+          <w:p>
+            <w:pPr>
+              <w:rPr>
+                <w:rFonts w:ascii="Aptos" w:hAnsi="Aptos"/>
+                <w:sz w:val="18"/>
+              </w:rPr>
+            </w:pPr>
+            <w:r>
+              <w:rPr>
+                <w:rFonts w:ascii="Aptos" w:hAnsi="Aptos"/>
+                <w:b/>
+                <w:bCs/>
+                <w:sz w:val="18"/>
+                <w:lang w:val="en-GB"/>
+              </w:rPr>
+              <w:t>Estate-wide deployment</w:t>
+            </w:r>
+            <w:r>
+              <w:rPr>
+                <w:rFonts w:ascii="Arial" w:hAnsi="Arial" w:cs="Arial"/>
+                <w:sz w:val="18"/>
+              </w:rPr>
+              <w:t>​</w:t>
+            </w:r>
+          </w:p>
+          <w:p>
+            <w:pPr>
+              <w:rPr>
+                <w:rFonts w:ascii="Aptos" w:hAnsi="Aptos"/>
+                <w:sz w:val="18"/>
+              </w:rPr>
+            </w:pPr>
+            <w:r>
+              <w:rPr>
+                <w:rFonts w:ascii="Aptos" w:hAnsi="Aptos"/>
+                <w:sz w:val="18"/>
+                <w:lang w:val="en-NZ"/>
+              </w:rPr>
+              <w:t>The machine is deployed at scale across the Vacation Stables UK, EU, and US</w:t>
+            </w:r>
+            <w:r>
+              <w:rPr>
+                <w:rFonts w:ascii="Arial" w:hAnsi="Arial" w:cs="Arial"/>
+                <w:sz w:val="18"/>
+              </w:rPr>
+              <w:t>​</w:t>
+            </w:r>
+            <w:r>
+              <w:rPr>
+                <w:rFonts w:ascii="Arial" w:hAnsi="Arial" w:cs="Arial"/>
+                <w:sz w:val="18"/>
+              </w:rPr>
+              <w:t xml:space="preserve"> </w:t>
+            </w:r>
+            <w:r>
+              <w:rPr>
+                <w:rFonts w:ascii="Aptos" w:hAnsi="Aptos"/>
+                <w:sz w:val="18"/>
+                <w:lang w:val="en-GB"/>
+              </w:rPr>
+              <w:t>estate</w:t>
+            </w:r>
+            <w:r>
+              <w:rPr>
+                <w:rFonts w:ascii="Arial" w:hAnsi="Arial" w:cs="Arial"/>
+                <w:sz w:val="18"/>
+              </w:rPr>
+              <w:t>​</w:t>
+            </w:r>
+          </w:p>
+          <w:p>
+            <w:pPr>
+              <w:rPr>
+                <w:rFonts w:ascii="Aptos" w:hAnsi="Aptos"/>
+                <w:sz w:val="18"/>
+              </w:rPr>
+            </w:pPr>
+            <w:r>
+              <w:rPr>
+                <w:rFonts w:ascii="Aptos" w:hAnsi="Aptos"/>
+                <w:b/>
+                <w:bCs/>
+                <w:sz w:val="18"/>
+                <w:lang w:val="en-GB"/>
+              </w:rPr>
+              <w:t>Commercially viable MVP</w:t>
+            </w:r>
+            <w:r>
+              <w:rPr>
+                <w:rFonts w:ascii="Arial" w:hAnsi="Arial" w:cs="Arial"/>
+                <w:sz w:val="18"/>
+              </w:rPr>
+              <w:t>​</w:t>
+            </w:r>
+          </w:p>
+          <w:p>
+            <w:pPr>
+              <w:rPr>
+                <w:rFonts w:ascii="Aptos" w:hAnsi="Aptos"/>
+                <w:sz w:val="18"/>
+              </w:rPr>
+            </w:pPr>
+            <w:r>
+              <w:rPr>
+                <w:rFonts w:ascii="Aptos" w:hAnsi="Aptos"/>
+                <w:sz w:val="18"/>
+                <w:lang w:val="en-NZ"/>
+              </w:rPr>
+              <w:t>A working prototype that secures investor confidence and a credible path to fullscale</w:t>
+            </w:r>
+            <w:r>
+              <w:rPr>
+                <w:rFonts w:ascii="Arial" w:hAnsi="Arial" w:cs="Arial"/>
+                <w:sz w:val="18"/>
+                <w:lang w:val="en-NZ"/>
+              </w:rPr>
+              <w:t>​</w:t>
+            </w:r>
+            <w:r>
+              <w:rPr>
+                <w:rFonts w:ascii="Arial" w:hAnsi="Arial" w:cs="Arial"/>
+                <w:sz w:val="18"/>
+                <w:lang w:val="en-NZ"/>
+              </w:rPr>
+              <w:t xml:space="preserve"> </w:t>
+            </w:r>
+            <w:r>
+              <w:rPr>
+                <w:rFonts w:ascii="Aptos" w:hAnsi="Aptos"/>
+                <w:sz w:val="18"/>
+                <w:lang w:val="en-GB"/>
+              </w:rPr>
+              <w:t>production</w:t>
+            </w:r>
+            <w:r>
+              <w:rPr>
+                <w:rFonts w:ascii="Arial" w:hAnsi="Arial" w:cs="Arial"/>
+                <w:sz w:val="18"/>
+              </w:rPr>
+              <w:t>​</w:t>
+            </w:r>
+          </w:p>
+          <w:p>
+            <w:pPr>
+              <w:rPr>
+                <w:rFonts w:ascii="Aptos" w:hAnsi="Aptos"/>
+                <w:sz w:val="18"/>
+              </w:rPr>
+            </w:pPr>
+            <w:r>
+              <w:rPr>
+                <w:rFonts w:ascii="Aptos" w:hAnsi="Aptos"/>
+                <w:b/>
+                <w:bCs/>
+                <w:sz w:val="18"/>
+                <w:lang w:val="en-GB"/>
+              </w:rPr>
+              <w:t>No guest-visible failure</w:t>
+            </w:r>
+            <w:r>
+              <w:rPr>
+                <w:rFonts w:ascii="Arial" w:hAnsi="Arial" w:cs="Arial"/>
+                <w:sz w:val="18"/>
+              </w:rPr>
+              <w:t>​</w:t>
+            </w:r>
+          </w:p>
+          <w:p>
+            <w:pPr>
+              <w:rPr>
+                <w:rFonts w:ascii="Aptos" w:hAnsi="Aptos"/>
+                <w:sz w:val="18"/>
+                <w:lang w:val="en-GB"/>
+              </w:rPr>
+            </w:pPr>
+            <w:r>
+              <w:rPr>
+                <w:rFonts w:ascii="Aptos" w:hAnsi="Aptos"/>
+                <w:sz w:val="18"/>
+                <w:lang w:val="en-NZ"/>
+              </w:rPr>
+              <w:t>Maintenance needs are resolved proactively, before a guest ever encounters an</w:t>
+            </w:r>
+            <w:r>
+              <w:rPr>
+                <w:rFonts w:ascii="Arial" w:hAnsi="Arial" w:cs="Arial"/>
+                <w:sz w:val="18"/>
+              </w:rPr>
+              <w:t>​</w:t>
+            </w:r>
+            <w:r>
+              <w:rPr>
+                <w:rFonts w:ascii="Arial" w:hAnsi="Arial" w:cs="Arial"/>
+                <w:sz w:val="18"/>
+              </w:rPr>
+              <w:t xml:space="preserve"> </w:t>
+            </w:r>
+            <w:r>
+              <w:rPr>
+                <w:rFonts w:ascii="Aptos" w:hAnsi="Aptos"/>
+                <w:sz w:val="18"/>
+                <w:lang w:val="en-GB"/>
+              </w:rPr>
+              <w:t>inoperable machine</w:t>
+            </w:r>
+          </w:p>
+          <w:p>
+            <w:pPr>
+              <w:rPr>
+                <w:rFonts w:ascii="Aptos" w:hAnsi="Aptos"/>
+                <w:b/>
+                <w:color w:val="0D5C5C"/>
+                <w:sz w:val="20"/>
+              </w:rPr>
+            </w:pPr>
+          </w:p>
+        </w:tc>
+        <w:tc>
+          <w:tcPr>
+            <w:tcW w:w="4853" w:type="dxa"/>
             <w:shd w:val="clear" w:color="auto" w:fill="F2F2F2"/>
             <w:tcMar>
               <w:top w:w="80" w:type="dxa"/>
@@ -1213,108 +2006,287 @@
             <w:pPr>
               <w:rPr>
                 <w:rFonts w:ascii="Aptos" w:hAnsi="Aptos"/>
-              </w:rPr>
-            </w:pPr>
-            <w:r>
-              <w:rPr>
-                <w:rFonts w:ascii="Aptos" w:hAnsi="Aptos"/>
-                <w:sz w:val="18"/>
-              </w:rPr>
-              <w:t>• 42 SRS requirements (COFFCO-SRS-001) verified to acceptance criteria</w:t>
-            </w:r>
-          </w:p>
-          <w:p>
-            <w:pPr>
-              <w:rPr>
-                <w:rFonts w:ascii="Aptos" w:hAnsi="Aptos"/>
-              </w:rPr>
-            </w:pPr>
-            <w:r>
-              <w:rPr>
-                <w:rFonts w:ascii="Aptos" w:hAnsi="Aptos"/>
-                <w:sz w:val="18"/>
-              </w:rPr>
-              <w:t>• Investor sign-off at MVP demonstration event</w:t>
-            </w:r>
-          </w:p>
-          <w:p>
-            <w:pPr>
-              <w:rPr>
-                <w:rFonts w:ascii="Aptos" w:hAnsi="Aptos"/>
-              </w:rPr>
-            </w:pPr>
-            <w:r>
-              <w:rPr>
-                <w:rFonts w:ascii="Aptos" w:hAnsi="Aptos"/>
-                <w:sz w:val="18"/>
-              </w:rPr>
-              <w:t>• Guest satisfaction rated against specialty-coffee benchmark</w:t>
-            </w:r>
-          </w:p>
-          <w:p>
-            <w:pPr>
-              <w:rPr>
-                <w:rFonts w:ascii="Aptos" w:hAnsi="Aptos"/>
-              </w:rPr>
-            </w:pPr>
-            <w:r>
-              <w:rPr>
-                <w:rFonts w:ascii="Aptos" w:hAnsi="Aptos"/>
-                <w:sz w:val="18"/>
-              </w:rPr>
-              <w:t>• Zero guest-reported safety incidents during deployment</w:t>
-            </w:r>
-          </w:p>
-          <w:p>
-            <w:pPr>
-              <w:rPr>
-                <w:rFonts w:ascii="Aptos" w:hAnsi="Aptos"/>
-              </w:rPr>
-            </w:pPr>
-            <w:r>
-              <w:rPr>
-                <w:rFonts w:ascii="Aptos" w:hAnsi="Aptos"/>
-                <w:sz w:val="18"/>
-              </w:rPr>
-              <w:t>• 365-day maintenance-free interval achieved in service</w:t>
-            </w:r>
-          </w:p>
-        </w:tc>
-      </w:tr>
-      <w:tr>
-        <w:tc>
-          <w:tcPr>
-            <w:tcW w:w="9636" w:type="dxa"/>
-            <w:gridSpan w:val="4"/>
-            <w:shd w:val="clear" w:color="auto" w:fill="EDE9F7"/>
-            <w:tcMar>
-              <w:top w:w="80" w:type="dxa"/>
-              <w:left w:w="120" w:type="dxa"/>
-              <w:bottom w:w="80" w:type="dxa"/>
-              <w:right w:w="80" w:type="dxa"/>
-            </w:tcMar>
-          </w:tcPr>
-          <w:p>
-            <w:pPr>
-              <w:rPr>
-                <w:rFonts w:ascii="Aptos" w:hAnsi="Aptos"/>
+                <w:sz w:val="18"/>
               </w:rPr>
             </w:pPr>
             <w:r>
               <w:rPr>
                 <w:rFonts w:ascii="Aptos" w:hAnsi="Aptos"/>
                 <w:b/>
-                <w:color w:val="3D2D7A"/>
-                <w:sz w:val="20"/>
-              </w:rPr>
-              <w:t xml:space="preserve">Key Stakeholders: </w:t>
-            </w:r>
-            <w:r>
-              <w:rPr>
-                <w:rFonts w:ascii="Aptos" w:hAnsi="Aptos"/>
-                <w:sz w:val="20"/>
-              </w:rPr>
-              <w:t>Hotel Guests (primary user) | Vacation Stables (strategic partner) | CoffCo (system owner) | Investors (funding authority) | OEM/Supply Partners (supply chain)</w:t>
+                <w:bCs/>
+                <w:sz w:val="18"/>
+                <w:lang w:val="en-GB"/>
+              </w:rPr>
+              <w:t>Requirements verification</w:t>
+            </w:r>
+            <w:r>
+              <w:rPr>
+                <w:rFonts w:ascii="Arial" w:hAnsi="Arial" w:cs="Arial"/>
+                <w:sz w:val="18"/>
+              </w:rPr>
+              <w:t>​</w:t>
+            </w:r>
+          </w:p>
+          <w:p>
+            <w:pPr>
+              <w:rPr>
+                <w:rFonts w:ascii="Aptos" w:hAnsi="Aptos"/>
+                <w:sz w:val="18"/>
+              </w:rPr>
+            </w:pPr>
+            <w:r>
+              <w:rPr>
+                <w:rFonts w:ascii="Aptos" w:hAnsi="Aptos"/>
+                <w:sz w:val="18"/>
+                <w:lang w:val="en-NZ"/>
+              </w:rPr>
+              <w:t>42</w:t>
+            </w:r>
+            <w:r>
+              <w:rPr>
+                <w:rFonts w:ascii="Aptos" w:hAnsi="Aptos"/>
+                <w:sz w:val="18"/>
+                <w:lang w:val="en-NZ"/>
+              </w:rPr>
+              <w:t xml:space="preserve"> system requirements verified to acceptance criteria —</w:t>
+            </w:r>
+            <w:r>
+              <w:rPr>
+                <w:rFonts w:ascii="Arial" w:hAnsi="Arial" w:cs="Arial"/>
+                <w:sz w:val="18"/>
+              </w:rPr>
+              <w:t>​</w:t>
+            </w:r>
+          </w:p>
+          <w:p>
+            <w:pPr>
+              <w:rPr>
+                <w:rFonts w:ascii="Aptos" w:hAnsi="Aptos"/>
+                <w:sz w:val="18"/>
+              </w:rPr>
+            </w:pPr>
+            <w:r>
+              <w:rPr>
+                <w:rFonts w:ascii="Aptos" w:hAnsi="Aptos"/>
+                <w:sz w:val="18"/>
+                <w:lang w:val="en-NZ"/>
+              </w:rPr>
+              <w:t>temperature, pressure, volume, footprint, mass, MTBF, and safety</w:t>
+            </w:r>
+            <w:r>
+              <w:rPr>
+                <w:rFonts w:ascii="Arial" w:hAnsi="Arial" w:cs="Arial"/>
+                <w:sz w:val="18"/>
+              </w:rPr>
+              <w:t>​</w:t>
+            </w:r>
+          </w:p>
+          <w:p>
+            <w:pPr>
+              <w:rPr>
+                <w:rFonts w:ascii="Aptos" w:hAnsi="Aptos"/>
+                <w:sz w:val="18"/>
+              </w:rPr>
+            </w:pPr>
+            <w:r>
+              <w:rPr>
+                <w:rFonts w:ascii="Aptos" w:hAnsi="Aptos"/>
+                <w:b/>
+                <w:bCs/>
+                <w:sz w:val="18"/>
+                <w:lang w:val="en-GB"/>
+              </w:rPr>
+              <w:t>Investor sign-off</w:t>
+            </w:r>
+            <w:r>
+              <w:rPr>
+                <w:rFonts w:ascii="Arial" w:hAnsi="Arial" w:cs="Arial"/>
+                <w:sz w:val="18"/>
+              </w:rPr>
+              <w:t>​</w:t>
+            </w:r>
+          </w:p>
+          <w:p>
+            <w:pPr>
+              <w:rPr>
+                <w:rFonts w:ascii="Aptos" w:hAnsi="Aptos"/>
+                <w:sz w:val="18"/>
+              </w:rPr>
+            </w:pPr>
+            <w:r>
+              <w:rPr>
+                <w:rFonts w:ascii="Aptos" w:hAnsi="Aptos"/>
+                <w:sz w:val="18"/>
+                <w:lang w:val="en-NZ"/>
+              </w:rPr>
+              <w:t>MVP demonstration accepted as the basis for scaled deployment funding</w:t>
+            </w:r>
+            <w:r>
+              <w:rPr>
+                <w:rFonts w:ascii="Arial" w:hAnsi="Arial" w:cs="Arial"/>
+                <w:sz w:val="18"/>
+              </w:rPr>
+              <w:t>​</w:t>
+            </w:r>
+          </w:p>
+          <w:p>
+            <w:pPr>
+              <w:rPr>
+                <w:rFonts w:ascii="Aptos" w:hAnsi="Aptos"/>
+                <w:sz w:val="18"/>
+              </w:rPr>
+            </w:pPr>
+            <w:r>
+              <w:rPr>
+                <w:rFonts w:ascii="Aptos" w:hAnsi="Aptos"/>
+                <w:b/>
+                <w:bCs/>
+                <w:sz w:val="18"/>
+                <w:lang w:val="en-GB"/>
+              </w:rPr>
+              <w:t>Guest satisfaction</w:t>
+            </w:r>
+            <w:r>
+              <w:rPr>
+                <w:rFonts w:ascii="Arial" w:hAnsi="Arial" w:cs="Arial"/>
+                <w:sz w:val="18"/>
+              </w:rPr>
+              <w:t>​</w:t>
+            </w:r>
+          </w:p>
+          <w:p>
+            <w:pPr>
+              <w:rPr>
+                <w:rFonts w:ascii="Aptos" w:hAnsi="Aptos"/>
+                <w:sz w:val="18"/>
+              </w:rPr>
+            </w:pPr>
+            <w:r>
+              <w:rPr>
+                <w:rFonts w:ascii="Aptos" w:hAnsi="Aptos"/>
+                <w:sz w:val="18"/>
+                <w:lang w:val="en-NZ"/>
+              </w:rPr>
+              <w:t>In-room coffee quality rated by guests against the specialty-coffee benchmark</w:t>
+            </w:r>
+            <w:r>
+              <w:rPr>
+                <w:rFonts w:ascii="Arial" w:hAnsi="Arial" w:cs="Arial"/>
+                <w:sz w:val="18"/>
+              </w:rPr>
+              <w:t>​</w:t>
+            </w:r>
+            <w:r>
+              <w:rPr>
+                <w:rFonts w:ascii="Arial" w:hAnsi="Arial" w:cs="Arial"/>
+                <w:sz w:val="18"/>
+              </w:rPr>
+              <w:t xml:space="preserve"> </w:t>
+            </w:r>
+            <w:r>
+              <w:rPr>
+                <w:rFonts w:ascii="Aptos" w:hAnsi="Aptos"/>
+                <w:sz w:val="18"/>
+                <w:lang w:val="en-GB"/>
+              </w:rPr>
+              <w:t>identified in the CONOPS</w:t>
+            </w:r>
+            <w:r>
+              <w:rPr>
+                <w:rFonts w:ascii="Arial" w:hAnsi="Arial" w:cs="Arial"/>
+                <w:sz w:val="18"/>
+              </w:rPr>
+              <w:t>​</w:t>
+            </w:r>
+          </w:p>
+          <w:p>
+            <w:pPr>
+              <w:rPr>
+                <w:rFonts w:ascii="Aptos" w:hAnsi="Aptos"/>
+                <w:sz w:val="18"/>
+              </w:rPr>
+            </w:pPr>
+            <w:r>
+              <w:rPr>
+                <w:rFonts w:ascii="Aptos" w:hAnsi="Aptos"/>
+                <w:b/>
+                <w:bCs/>
+                <w:sz w:val="18"/>
+                <w:lang w:val="en-GB"/>
+              </w:rPr>
+              <w:t>Zero safety incidents</w:t>
+            </w:r>
+            <w:r>
+              <w:rPr>
+                <w:rFonts w:ascii="Arial" w:hAnsi="Arial" w:cs="Arial"/>
+                <w:sz w:val="18"/>
+              </w:rPr>
+              <w:t>​</w:t>
+            </w:r>
+          </w:p>
+          <w:p>
+            <w:pPr>
+              <w:rPr>
+                <w:rFonts w:ascii="Aptos" w:hAnsi="Aptos"/>
+                <w:sz w:val="18"/>
+              </w:rPr>
+            </w:pPr>
+            <w:r>
+              <w:rPr>
+                <w:rFonts w:ascii="Aptos" w:hAnsi="Aptos"/>
+                <w:sz w:val="18"/>
+                <w:lang w:val="en-NZ"/>
+              </w:rPr>
+              <w:t>No guest-reported electrical, burn, or food-safety incidents during deployment</w:t>
+            </w:r>
+            <w:r>
+              <w:rPr>
+                <w:rFonts w:ascii="Arial" w:hAnsi="Arial" w:cs="Arial"/>
+                <w:sz w:val="18"/>
+              </w:rPr>
+              <w:t>​</w:t>
+            </w:r>
+          </w:p>
+          <w:p>
+            <w:pPr>
+              <w:rPr>
+                <w:rFonts w:ascii="Aptos" w:hAnsi="Aptos"/>
+                <w:sz w:val="18"/>
+              </w:rPr>
+            </w:pPr>
+            <w:r>
+              <w:rPr>
+                <w:rFonts w:ascii="Aptos" w:hAnsi="Aptos"/>
+                <w:b/>
+                <w:bCs/>
+                <w:sz w:val="18"/>
+                <w:lang w:val="en-GB"/>
+              </w:rPr>
+              <w:t>Maintenance-free interval met</w:t>
+            </w:r>
+            <w:r>
+              <w:rPr>
+                <w:rFonts w:ascii="Arial" w:hAnsi="Arial" w:cs="Arial"/>
+                <w:sz w:val="18"/>
+              </w:rPr>
+              <w:t>​</w:t>
+            </w:r>
+          </w:p>
+          <w:p>
+            <w:pPr>
+              <w:rPr>
+                <w:rFonts w:ascii="Aptos" w:hAnsi="Aptos"/>
+                <w:sz w:val="18"/>
+                <w:lang w:val="en-GB"/>
+              </w:rPr>
+            </w:pPr>
+            <w:r>
+              <w:rPr>
+                <w:rFonts w:ascii="Aptos" w:hAnsi="Aptos"/>
+                <w:sz w:val="18"/>
+                <w:lang w:val="en-NZ"/>
+              </w:rPr>
+              <w:t>365-day minimum maintenance-free operation achieved in service</w:t>
             </w:r>
           </w:p>
         </w:tc>
@@ -1336,7 +2308,9 @@
       <w:r>
         <w:rPr>
           <w:rFonts w:ascii="Aptos" w:hAnsi="Aptos"/>
-        </w:rPr>
+          <w:noProof/>
+        </w:rPr>
+        <w:lastRenderedPageBreak/>
         <w:drawing>
           <wp:inline distT="0" distB="0" distL="0" distR="0" wp14:anchorId="4D4281C5" wp14:editId="61D8DD61">
             <wp:extent cx="5929630" cy="3936365"/>
@@ -1442,7 +2416,6 @@
           <w:rFonts w:ascii="Aptos" w:hAnsi="Aptos"/>
           <w:color w:val="2F5496"/>
         </w:rPr>
-        <w:lastRenderedPageBreak/>
         <w:t>2. Rich Picture – Problem Situation</w:t>
       </w:r>
     </w:p>
@@ -1589,6 +2562,7 @@
           <w:rFonts w:ascii="Aptos" w:hAnsi="Aptos"/>
           <w:noProof/>
         </w:rPr>
+        <w:lastRenderedPageBreak/>
         <w:drawing>
           <wp:inline distT="0" distB="0" distL="0" distR="0" wp14:anchorId="098B7B8F" wp14:editId="470FD2AC">
             <wp:extent cx="5760720" cy="3144768"/>
@@ -1666,13 +2640,13 @@
         <w:tblLook w:val="04A0" w:firstRow="1" w:lastRow="0" w:firstColumn="1" w:lastColumn="0" w:noHBand="0" w:noVBand="1"/>
       </w:tblPr>
       <w:tblGrid>
-        <w:gridCol w:w="3860"/>
-        <w:gridCol w:w="5768"/>
+        <w:gridCol w:w="2263"/>
+        <w:gridCol w:w="7365"/>
       </w:tblGrid>
       <w:tr>
         <w:tc>
           <w:tcPr>
-            <w:tcW w:w="3940" w:type="dxa"/>
+            <w:tcW w:w="2263" w:type="dxa"/>
             <w:shd w:val="clear" w:color="auto" w:fill="1C2B4A"/>
           </w:tcPr>
           <w:p>
@@ -1694,7 +2668,7 @@
         </w:tc>
         <w:tc>
           <w:tcPr>
-            <w:tcW w:w="5914" w:type="dxa"/>
+            <w:tcW w:w="7365" w:type="dxa"/>
             <w:shd w:val="clear" w:color="auto" w:fill="1C2B4A"/>
           </w:tcPr>
           <w:p>
@@ -1718,7 +2692,7 @@
       <w:tr>
         <w:tc>
           <w:tcPr>
-            <w:tcW w:w="3940" w:type="dxa"/>
+            <w:tcW w:w="2263" w:type="dxa"/>
             <w:shd w:val="clear" w:color="auto" w:fill="E6F4F4"/>
             <w:tcMar>
               <w:top w:w="80" w:type="dxa"/>
@@ -1746,7 +2720,7 @@
         </w:tc>
         <w:tc>
           <w:tcPr>
-            <w:tcW w:w="5914" w:type="dxa"/>
+            <w:tcW w:w="7365" w:type="dxa"/>
             <w:shd w:val="clear" w:color="auto" w:fill="FFFFFF"/>
             <w:tcMar>
               <w:top w:w="80" w:type="dxa"/>
@@ -1774,7 +2748,7 @@
       <w:tr>
         <w:tc>
           <w:tcPr>
-            <w:tcW w:w="3940" w:type="dxa"/>
+            <w:tcW w:w="2263" w:type="dxa"/>
             <w:shd w:val="clear" w:color="auto" w:fill="F2F2F2"/>
             <w:tcMar>
               <w:top w:w="80" w:type="dxa"/>
@@ -1802,7 +2776,7 @@
         </w:tc>
         <w:tc>
           <w:tcPr>
-            <w:tcW w:w="5914" w:type="dxa"/>
+            <w:tcW w:w="7365" w:type="dxa"/>
             <w:shd w:val="clear" w:color="auto" w:fill="F2F2F2"/>
             <w:tcMar>
               <w:top w:w="80" w:type="dxa"/>
@@ -1830,7 +2804,7 @@
       <w:tr>
         <w:tc>
           <w:tcPr>
-            <w:tcW w:w="3940" w:type="dxa"/>
+            <w:tcW w:w="2263" w:type="dxa"/>
             <w:shd w:val="clear" w:color="auto" w:fill="E6F4F4"/>
             <w:tcMar>
               <w:top w:w="80" w:type="dxa"/>
@@ -1858,7 +2832,7 @@
         </w:tc>
         <w:tc>
           <w:tcPr>
-            <w:tcW w:w="5914" w:type="dxa"/>
+            <w:tcW w:w="7365" w:type="dxa"/>
             <w:shd w:val="clear" w:color="auto" w:fill="FFFFFF"/>
             <w:tcMar>
               <w:top w:w="80" w:type="dxa"/>
@@ -1886,7 +2860,7 @@
       <w:tr>
         <w:tc>
           <w:tcPr>
-            <w:tcW w:w="3940" w:type="dxa"/>
+            <w:tcW w:w="2263" w:type="dxa"/>
             <w:shd w:val="clear" w:color="auto" w:fill="F2F2F2"/>
             <w:tcMar>
               <w:top w:w="80" w:type="dxa"/>
@@ -1914,7 +2888,7 @@
         </w:tc>
         <w:tc>
           <w:tcPr>
-            <w:tcW w:w="5914" w:type="dxa"/>
+            <w:tcW w:w="7365" w:type="dxa"/>
             <w:shd w:val="clear" w:color="auto" w:fill="F2F2F2"/>
             <w:tcMar>
               <w:top w:w="80" w:type="dxa"/>
@@ -1942,7 +2916,7 @@
       <w:tr>
         <w:tc>
           <w:tcPr>
-            <w:tcW w:w="3940" w:type="dxa"/>
+            <w:tcW w:w="2263" w:type="dxa"/>
             <w:shd w:val="clear" w:color="auto" w:fill="E6F4F4"/>
             <w:tcMar>
               <w:top w:w="80" w:type="dxa"/>
@@ -1964,14 +2938,13 @@
                 <w:color w:val="0D5C5C"/>
                 <w:sz w:val="20"/>
               </w:rPr>
-              <w:lastRenderedPageBreak/>
               <w:t>O – Owner</w:t>
             </w:r>
           </w:p>
         </w:tc>
         <w:tc>
           <w:tcPr>
-            <w:tcW w:w="5914" w:type="dxa"/>
+            <w:tcW w:w="7365" w:type="dxa"/>
             <w:shd w:val="clear" w:color="auto" w:fill="FFFFFF"/>
             <w:tcMar>
               <w:top w:w="80" w:type="dxa"/>
@@ -1999,7 +2972,7 @@
       <w:tr>
         <w:tc>
           <w:tcPr>
-            <w:tcW w:w="3940" w:type="dxa"/>
+            <w:tcW w:w="2263" w:type="dxa"/>
             <w:shd w:val="clear" w:color="auto" w:fill="F2F2F2"/>
             <w:tcMar>
               <w:top w:w="80" w:type="dxa"/>
@@ -2027,7 +3000,7 @@
         </w:tc>
         <w:tc>
           <w:tcPr>
-            <w:tcW w:w="5914" w:type="dxa"/>
+            <w:tcW w:w="7365" w:type="dxa"/>
             <w:shd w:val="clear" w:color="auto" w:fill="F2F2F2"/>
             <w:tcMar>
               <w:top w:w="80" w:type="dxa"/>
@@ -2057,6 +3030,16 @@
       <w:pPr>
         <w:rPr>
           <w:rFonts w:ascii="Aptos" w:hAnsi="Aptos"/>
+        </w:rPr>
+      </w:pPr>
+    </w:p>
+    <w:p>
+      <w:pPr>
+        <w:pStyle w:val="Heading3"/>
+        <w:spacing w:before="160" w:after="120"/>
+        <w:rPr>
+          <w:rFonts w:ascii="Aptos" w:hAnsi="Aptos"/>
+          <w:color w:val="2F5496"/>
         </w:rPr>
       </w:pPr>
     </w:p>
@@ -2126,6 +3109,7 @@
                 <w:color w:val="595959"/>
                 <w:sz w:val="20"/>
               </w:rPr>
+              <w:lastRenderedPageBreak/>
               <w:t>"A CoffCo-owned and operated system that transforms the in-room hotel coffee experience for Vacation Stables guests by deploying a precision, connected brewing machine – enabling guests to receive personalised, café-quality coffee on demand, within the constraints of hotel room infrastructure, food safety regulation, brand standards, and commercial viability, so that Vacation Stables can differentiate its guest experience and CoffCo can establish a scalable platform position in the premium hospitality market."</w:t>
             </w:r>
           </w:p>
@@ -2803,9 +3787,7 @@
                 <w:rFonts w:ascii="Aptos" w:hAnsi="Aptos"/>
                 <w:sz w:val="20"/>
               </w:rPr>
-              <w:t xml:space="preserve">Personalisation data vs. guest </w:t>
-              <w:lastRenderedPageBreak/>
-              <w:t>privacy</w:t>
+              <w:t>Personalisation data vs. guest privacy</w:t>
             </w:r>
           </w:p>
         </w:tc>
@@ -2831,10 +3813,7 @@
                 <w:rFonts w:ascii="Aptos" w:hAnsi="Aptos"/>
                 <w:sz w:val="20"/>
               </w:rPr>
-              <w:lastRenderedPageBreak/>
-              <w:t xml:space="preserve">CoffCo needs usage data; guests </w:t>
-              <w:lastRenderedPageBreak/>
-              <w:t>are wary of tracking</w:t>
+              <w:t>CoffCo needs usage data; guests are wary of tracking</w:t>
             </w:r>
           </w:p>
         </w:tc>
@@ -2860,10 +3839,7 @@
                 <w:rFonts w:ascii="Aptos" w:hAnsi="Aptos"/>
                 <w:sz w:val="20"/>
               </w:rPr>
-              <w:lastRenderedPageBreak/>
-              <w:t xml:space="preserve">Opt-in consent model with clear </w:t>
-              <w:lastRenderedPageBreak/>
-              <w:t>guest value exchange</w:t>
+              <w:t>Opt-in consent model with clear guest value exchange</w:t>
             </w:r>
           </w:p>
         </w:tc>
@@ -2891,7 +3867,6 @@
                 <w:rFonts w:ascii="Aptos" w:hAnsi="Aptos"/>
                 <w:sz w:val="20"/>
               </w:rPr>
-              <w:lastRenderedPageBreak/>
               <w:t>Consumable sustainability vs. operational convenience</w:t>
             </w:r>
           </w:p>
@@ -2984,7 +3959,14 @@
         <w:rPr>
           <w:rFonts w:ascii="Aptos" w:hAnsi="Aptos"/>
         </w:rPr>
-        <w:t>The SSM analysis directly shaped the Design for Reliability theme. The tensions table reveals that unreliability is the common thread running through multiple worldview conflicts: if the machine fails, the guest-simplicity tension is exacerbated; the brand tension becomes acute; and investor confidence is undermined. Design for Reliability is therefore the SSM-derived response to the most critical systemic tensions in the problem situation.</w:t>
+        <w:t xml:space="preserve">The SSM analysis directly shaped the Design for Reliability theme. The tensions table reveals that unreliability is the common thread running through multiple worldview conflicts: if the machine fails, the guest-simplicity tension is exacerbated; the brand tension becomes acute; and investor </w:t>
+      </w:r>
+      <w:r>
+        <w:rPr>
+          <w:rFonts w:ascii="Aptos" w:hAnsi="Aptos"/>
+        </w:rPr>
+        <w:lastRenderedPageBreak/>
+        <w:t>confidence is undermined. Design for Reliability is therefore the SSM-derived response to the most critical systemic tensions in the problem situation.</w:t>
       </w:r>
     </w:p>
     <w:p>
@@ -4886,7 +5868,15 @@
                 <w:rFonts w:ascii="Aptos" w:hAnsi="Aptos"/>
                 <w:sz w:val="18"/>
               </w:rPr>
-              <w:t>prevent activation of the heating element when the water reservoir is empty or the consumable store is below the minimum threshold for a brew cycle</w:t>
+              <w:t xml:space="preserve">prevent activation of the heating element when the water reservoir is empty or the consumable store is </w:t>
+            </w:r>
+            <w:r>
+              <w:rPr>
+                <w:rFonts w:ascii="Aptos" w:hAnsi="Aptos"/>
+                <w:sz w:val="18"/>
+              </w:rPr>
+              <w:lastRenderedPageBreak/>
+              <w:t>below the minimum threshold for a brew cycle</w:t>
             </w:r>
           </w:p>
         </w:tc>
@@ -4914,6 +5904,7 @@
                 <w:color w:val="2F5496"/>
                 <w:sz w:val="18"/>
               </w:rPr>
+              <w:lastRenderedPageBreak/>
               <w:t>Mandatory</w:t>
             </w:r>
           </w:p>
@@ -5352,7 +6343,6 @@
                 <w:color w:val="1C2B4A"/>
                 <w:sz w:val="18"/>
               </w:rPr>
-              <w:lastRenderedPageBreak/>
               <w:t>2.2</w:t>
             </w:r>
           </w:p>
@@ -7502,6 +8492,7 @@
                 <w:color w:val="1C2B4A"/>
                 <w:sz w:val="18"/>
               </w:rPr>
+              <w:lastRenderedPageBreak/>
               <w:t>3.8</w:t>
             </w:r>
           </w:p>
@@ -8347,7 +9338,6 @@
                 <w:color w:val="1C2B4A"/>
                 <w:sz w:val="18"/>
               </w:rPr>
-              <w:lastRenderedPageBreak/>
               <w:t>4.2</w:t>
             </w:r>
           </w:p>
@@ -11771,6 +12761,11 @@
           <w:rFonts w:ascii="Aptos" w:hAnsi="Aptos"/>
         </w:rPr>
         <w:t xml:space="preserve">Step 3 – Identify constraints: non-functional requirements were treated as constraints on the architecture blocks they apply to. System-level non-functional requirements (e.g. SRS 3.2 </w:t>
+      </w:r>
+      <w:r>
+        <w:rPr>
+          <w:rFonts w:ascii="Aptos" w:hAnsi="Aptos"/>
+        </w:rPr>
         <w:lastRenderedPageBreak/>
         <w:t>footprint, 4.10 mass) were not mapped to a single block but analysed and broken down so each discipline area understands its contribution to the system-level budget.</w:t>
       </w:r>
@@ -12490,14 +13485,17 @@
         <w:tblLook w:val="04A0" w:firstRow="1" w:lastRow="0" w:firstColumn="1" w:lastColumn="0" w:noHBand="0" w:noVBand="1"/>
       </w:tblPr>
       <w:tblGrid>
-        <w:gridCol w:w="2400"/>
-        <w:gridCol w:w="2400"/>
-        <w:gridCol w:w="2400"/>
+        <w:gridCol w:w="2669"/>
+        <w:gridCol w:w="2669"/>
+        <w:gridCol w:w="2669"/>
       </w:tblGrid>
       <w:tr>
-        <w:tc>
-          <w:tcPr>
-            <w:tcW w:w="2400" w:type="dxa"/>
+        <w:trPr>
+          <w:trHeight w:val="67"/>
+        </w:trPr>
+        <w:tc>
+          <w:tcPr>
+            <w:tcW w:w="2669" w:type="dxa"/>
             <w:shd w:val="clear" w:color="auto" w:fill="1C2B4A"/>
             <w:tcMar>
               <w:top w:w="80" w:type="dxa"/>
@@ -12525,7 +13523,7 @@
         </w:tc>
         <w:tc>
           <w:tcPr>
-            <w:tcW w:w="2400" w:type="dxa"/>
+            <w:tcW w:w="2669" w:type="dxa"/>
             <w:shd w:val="clear" w:color="auto" w:fill="1C2B4A"/>
             <w:tcMar>
               <w:top w:w="80" w:type="dxa"/>
@@ -12553,7 +13551,7 @@
         </w:tc>
         <w:tc>
           <w:tcPr>
-            <w:tcW w:w="2400" w:type="dxa"/>
+            <w:tcW w:w="2669" w:type="dxa"/>
             <w:shd w:val="clear" w:color="auto" w:fill="1C2B4A"/>
             <w:tcMar>
               <w:top w:w="80" w:type="dxa"/>
@@ -12581,9 +13579,12 @@
         </w:tc>
       </w:tr>
       <w:tr>
-        <w:tc>
-          <w:tcPr>
-            <w:tcW w:w="2400" w:type="dxa"/>
+        <w:trPr>
+          <w:trHeight w:val="71"/>
+        </w:trPr>
+        <w:tc>
+          <w:tcPr>
+            <w:tcW w:w="2669" w:type="dxa"/>
             <w:shd w:val="clear" w:color="auto" w:fill="FFFFFF"/>
             <w:tcMar>
               <w:top w:w="60" w:type="dxa"/>
@@ -12609,7 +13610,7 @@
         </w:tc>
         <w:tc>
           <w:tcPr>
-            <w:tcW w:w="2400" w:type="dxa"/>
+            <w:tcW w:w="2669" w:type="dxa"/>
             <w:shd w:val="clear" w:color="auto" w:fill="FFFFFF"/>
             <w:tcMar>
               <w:top w:w="60" w:type="dxa"/>
@@ -12635,7 +13636,7 @@
         </w:tc>
         <w:tc>
           <w:tcPr>
-            <w:tcW w:w="2400" w:type="dxa"/>
+            <w:tcW w:w="2669" w:type="dxa"/>
             <w:shd w:val="clear" w:color="auto" w:fill="FFFFFF"/>
             <w:tcMar>
               <w:top w:w="60" w:type="dxa"/>
@@ -12661,9 +13662,12 @@
         </w:tc>
       </w:tr>
       <w:tr>
-        <w:tc>
-          <w:tcPr>
-            <w:tcW w:w="2400" w:type="dxa"/>
+        <w:trPr>
+          <w:trHeight w:val="71"/>
+        </w:trPr>
+        <w:tc>
+          <w:tcPr>
+            <w:tcW w:w="2669" w:type="dxa"/>
             <w:shd w:val="clear" w:color="auto" w:fill="F2F2F2"/>
             <w:tcMar>
               <w:top w:w="60" w:type="dxa"/>
@@ -12689,7 +13693,7 @@
         </w:tc>
         <w:tc>
           <w:tcPr>
-            <w:tcW w:w="2400" w:type="dxa"/>
+            <w:tcW w:w="2669" w:type="dxa"/>
             <w:shd w:val="clear" w:color="auto" w:fill="F2F2F2"/>
             <w:tcMar>
               <w:top w:w="60" w:type="dxa"/>
@@ -12715,7 +13719,7 @@
         </w:tc>
         <w:tc>
           <w:tcPr>
-            <w:tcW w:w="2400" w:type="dxa"/>
+            <w:tcW w:w="2669" w:type="dxa"/>
             <w:shd w:val="clear" w:color="auto" w:fill="F2F2F2"/>
             <w:tcMar>
               <w:top w:w="60" w:type="dxa"/>
@@ -12741,9 +13745,12 @@
         </w:tc>
       </w:tr>
       <w:tr>
-        <w:tc>
-          <w:tcPr>
-            <w:tcW w:w="2400" w:type="dxa"/>
+        <w:trPr>
+          <w:trHeight w:val="71"/>
+        </w:trPr>
+        <w:tc>
+          <w:tcPr>
+            <w:tcW w:w="2669" w:type="dxa"/>
             <w:shd w:val="clear" w:color="auto" w:fill="FFFFFF"/>
             <w:tcMar>
               <w:top w:w="60" w:type="dxa"/>
@@ -12769,7 +13776,7 @@
         </w:tc>
         <w:tc>
           <w:tcPr>
-            <w:tcW w:w="2400" w:type="dxa"/>
+            <w:tcW w:w="2669" w:type="dxa"/>
             <w:shd w:val="clear" w:color="auto" w:fill="FFFFFF"/>
             <w:tcMar>
               <w:top w:w="60" w:type="dxa"/>
@@ -12795,7 +13802,7 @@
         </w:tc>
         <w:tc>
           <w:tcPr>
-            <w:tcW w:w="2400" w:type="dxa"/>
+            <w:tcW w:w="2669" w:type="dxa"/>
             <w:shd w:val="clear" w:color="auto" w:fill="FFFFFF"/>
             <w:tcMar>
               <w:top w:w="60" w:type="dxa"/>
@@ -12821,9 +13828,12 @@
         </w:tc>
       </w:tr>
       <w:tr>
-        <w:tc>
-          <w:tcPr>
-            <w:tcW w:w="2400" w:type="dxa"/>
+        <w:trPr>
+          <w:trHeight w:val="142"/>
+        </w:trPr>
+        <w:tc>
+          <w:tcPr>
+            <w:tcW w:w="2669" w:type="dxa"/>
             <w:shd w:val="clear" w:color="auto" w:fill="F2F2F2"/>
             <w:tcMar>
               <w:top w:w="60" w:type="dxa"/>
@@ -12849,7 +13859,7 @@
         </w:tc>
         <w:tc>
           <w:tcPr>
-            <w:tcW w:w="2400" w:type="dxa"/>
+            <w:tcW w:w="2669" w:type="dxa"/>
             <w:shd w:val="clear" w:color="auto" w:fill="F2F2F2"/>
             <w:tcMar>
               <w:top w:w="60" w:type="dxa"/>
@@ -12875,7 +13885,7 @@
         </w:tc>
         <w:tc>
           <w:tcPr>
-            <w:tcW w:w="2400" w:type="dxa"/>
+            <w:tcW w:w="2669" w:type="dxa"/>
             <w:shd w:val="clear" w:color="auto" w:fill="F2F2F2"/>
             <w:tcMar>
               <w:top w:w="60" w:type="dxa"/>
@@ -12901,9 +13911,12 @@
         </w:tc>
       </w:tr>
       <w:tr>
-        <w:tc>
-          <w:tcPr>
-            <w:tcW w:w="2400" w:type="dxa"/>
+        <w:trPr>
+          <w:trHeight w:val="71"/>
+        </w:trPr>
+        <w:tc>
+          <w:tcPr>
+            <w:tcW w:w="2669" w:type="dxa"/>
             <w:shd w:val="clear" w:color="auto" w:fill="FFFFFF"/>
             <w:tcMar>
               <w:top w:w="60" w:type="dxa"/>
@@ -12929,7 +13942,7 @@
         </w:tc>
         <w:tc>
           <w:tcPr>
-            <w:tcW w:w="2400" w:type="dxa"/>
+            <w:tcW w:w="2669" w:type="dxa"/>
             <w:shd w:val="clear" w:color="auto" w:fill="FFFFFF"/>
             <w:tcMar>
               <w:top w:w="60" w:type="dxa"/>
@@ -12955,7 +13968,7 @@
         </w:tc>
         <w:tc>
           <w:tcPr>
-            <w:tcW w:w="2400" w:type="dxa"/>
+            <w:tcW w:w="2669" w:type="dxa"/>
             <w:shd w:val="clear" w:color="auto" w:fill="FFFFFF"/>
             <w:tcMar>
               <w:top w:w="60" w:type="dxa"/>
@@ -12981,9 +13994,12 @@
         </w:tc>
       </w:tr>
       <w:tr>
-        <w:tc>
-          <w:tcPr>
-            <w:tcW w:w="2400" w:type="dxa"/>
+        <w:trPr>
+          <w:trHeight w:val="71"/>
+        </w:trPr>
+        <w:tc>
+          <w:tcPr>
+            <w:tcW w:w="2669" w:type="dxa"/>
             <w:shd w:val="clear" w:color="auto" w:fill="F2F2F2"/>
             <w:tcMar>
               <w:top w:w="60" w:type="dxa"/>
@@ -13009,7 +14025,7 @@
         </w:tc>
         <w:tc>
           <w:tcPr>
-            <w:tcW w:w="2400" w:type="dxa"/>
+            <w:tcW w:w="2669" w:type="dxa"/>
             <w:shd w:val="clear" w:color="auto" w:fill="F2F2F2"/>
             <w:tcMar>
               <w:top w:w="60" w:type="dxa"/>
@@ -13035,7 +14051,7 @@
         </w:tc>
         <w:tc>
           <w:tcPr>
-            <w:tcW w:w="2400" w:type="dxa"/>
+            <w:tcW w:w="2669" w:type="dxa"/>
             <w:shd w:val="clear" w:color="auto" w:fill="F2F2F2"/>
             <w:tcMar>
               <w:top w:w="60" w:type="dxa"/>
@@ -13061,9 +14077,12 @@
         </w:tc>
       </w:tr>
       <w:tr>
-        <w:tc>
-          <w:tcPr>
-            <w:tcW w:w="2400" w:type="dxa"/>
+        <w:trPr>
+          <w:trHeight w:val="142"/>
+        </w:trPr>
+        <w:tc>
+          <w:tcPr>
+            <w:tcW w:w="2669" w:type="dxa"/>
             <w:shd w:val="clear" w:color="auto" w:fill="FFFFFF"/>
             <w:tcMar>
               <w:top w:w="60" w:type="dxa"/>
@@ -13089,7 +14108,7 @@
         </w:tc>
         <w:tc>
           <w:tcPr>
-            <w:tcW w:w="2400" w:type="dxa"/>
+            <w:tcW w:w="2669" w:type="dxa"/>
             <w:shd w:val="clear" w:color="auto" w:fill="FFFFFF"/>
             <w:tcMar>
               <w:top w:w="60" w:type="dxa"/>
@@ -13115,7 +14134,7 @@
         </w:tc>
         <w:tc>
           <w:tcPr>
-            <w:tcW w:w="2400" w:type="dxa"/>
+            <w:tcW w:w="2669" w:type="dxa"/>
             <w:shd w:val="clear" w:color="auto" w:fill="FFFFFF"/>
             <w:tcMar>
               <w:top w:w="60" w:type="dxa"/>
@@ -13141,9 +14160,12 @@
         </w:tc>
       </w:tr>
       <w:tr>
-        <w:tc>
-          <w:tcPr>
-            <w:tcW w:w="2400" w:type="dxa"/>
+        <w:trPr>
+          <w:trHeight w:val="142"/>
+        </w:trPr>
+        <w:tc>
+          <w:tcPr>
+            <w:tcW w:w="2669" w:type="dxa"/>
             <w:shd w:val="clear" w:color="auto" w:fill="F2F2F2"/>
             <w:tcMar>
               <w:top w:w="60" w:type="dxa"/>
@@ -13169,7 +14191,7 @@
         </w:tc>
         <w:tc>
           <w:tcPr>
-            <w:tcW w:w="2400" w:type="dxa"/>
+            <w:tcW w:w="2669" w:type="dxa"/>
             <w:shd w:val="clear" w:color="auto" w:fill="F2F2F2"/>
             <w:tcMar>
               <w:top w:w="60" w:type="dxa"/>
@@ -13195,7 +14217,7 @@
         </w:tc>
         <w:tc>
           <w:tcPr>
-            <w:tcW w:w="2400" w:type="dxa"/>
+            <w:tcW w:w="2669" w:type="dxa"/>
             <w:shd w:val="clear" w:color="auto" w:fill="F2F2F2"/>
             <w:tcMar>
               <w:top w:w="60" w:type="dxa"/>
@@ -13221,9 +14243,12 @@
         </w:tc>
       </w:tr>
       <w:tr>
-        <w:tc>
-          <w:tcPr>
-            <w:tcW w:w="2400" w:type="dxa"/>
+        <w:trPr>
+          <w:trHeight w:val="147"/>
+        </w:trPr>
+        <w:tc>
+          <w:tcPr>
+            <w:tcW w:w="2669" w:type="dxa"/>
             <w:shd w:val="clear" w:color="auto" w:fill="FFFFFF"/>
             <w:tcMar>
               <w:top w:w="60" w:type="dxa"/>
@@ -13249,7 +14274,7 @@
         </w:tc>
         <w:tc>
           <w:tcPr>
-            <w:tcW w:w="2400" w:type="dxa"/>
+            <w:tcW w:w="2669" w:type="dxa"/>
             <w:shd w:val="clear" w:color="auto" w:fill="FFFFFF"/>
             <w:tcMar>
               <w:top w:w="60" w:type="dxa"/>
@@ -13275,7 +14300,7 @@
         </w:tc>
         <w:tc>
           <w:tcPr>
-            <w:tcW w:w="2400" w:type="dxa"/>
+            <w:tcW w:w="2669" w:type="dxa"/>
             <w:shd w:val="clear" w:color="auto" w:fill="FFFFFF"/>
             <w:tcMar>
               <w:top w:w="60" w:type="dxa"/>
@@ -13301,9 +14326,12 @@
         </w:tc>
       </w:tr>
       <w:tr>
-        <w:tc>
-          <w:tcPr>
-            <w:tcW w:w="2400" w:type="dxa"/>
+        <w:trPr>
+          <w:trHeight w:val="142"/>
+        </w:trPr>
+        <w:tc>
+          <w:tcPr>
+            <w:tcW w:w="2669" w:type="dxa"/>
             <w:shd w:val="clear" w:color="auto" w:fill="F2F2F2"/>
             <w:tcMar>
               <w:top w:w="60" w:type="dxa"/>
@@ -13329,7 +14357,7 @@
         </w:tc>
         <w:tc>
           <w:tcPr>
-            <w:tcW w:w="2400" w:type="dxa"/>
+            <w:tcW w:w="2669" w:type="dxa"/>
             <w:shd w:val="clear" w:color="auto" w:fill="F2F2F2"/>
             <w:tcMar>
               <w:top w:w="60" w:type="dxa"/>
@@ -13355,7 +14383,7 @@
         </w:tc>
         <w:tc>
           <w:tcPr>
-            <w:tcW w:w="2400" w:type="dxa"/>
+            <w:tcW w:w="2669" w:type="dxa"/>
             <w:shd w:val="clear" w:color="auto" w:fill="F2F2F2"/>
             <w:tcMar>
               <w:top w:w="60" w:type="dxa"/>
@@ -13381,9 +14409,12 @@
         </w:tc>
       </w:tr>
       <w:tr>
-        <w:tc>
-          <w:tcPr>
-            <w:tcW w:w="2400" w:type="dxa"/>
+        <w:trPr>
+          <w:trHeight w:val="71"/>
+        </w:trPr>
+        <w:tc>
+          <w:tcPr>
+            <w:tcW w:w="2669" w:type="dxa"/>
             <w:shd w:val="clear" w:color="auto" w:fill="FFFFFF"/>
             <w:tcMar>
               <w:top w:w="60" w:type="dxa"/>
@@ -13409,7 +14440,7 @@
         </w:tc>
         <w:tc>
           <w:tcPr>
-            <w:tcW w:w="2400" w:type="dxa"/>
+            <w:tcW w:w="2669" w:type="dxa"/>
             <w:shd w:val="clear" w:color="auto" w:fill="FFFFFF"/>
             <w:tcMar>
               <w:top w:w="60" w:type="dxa"/>
@@ -13435,7 +14466,7 @@
         </w:tc>
         <w:tc>
           <w:tcPr>
-            <w:tcW w:w="2400" w:type="dxa"/>
+            <w:tcW w:w="2669" w:type="dxa"/>
             <w:shd w:val="clear" w:color="auto" w:fill="FFFFFF"/>
             <w:tcMar>
               <w:top w:w="60" w:type="dxa"/>
@@ -13461,9 +14492,12 @@
         </w:tc>
       </w:tr>
       <w:tr>
-        <w:tc>
-          <w:tcPr>
-            <w:tcW w:w="2400" w:type="dxa"/>
+        <w:trPr>
+          <w:trHeight w:val="67"/>
+        </w:trPr>
+        <w:tc>
+          <w:tcPr>
+            <w:tcW w:w="2669" w:type="dxa"/>
             <w:shd w:val="clear" w:color="auto" w:fill="F2F2F2"/>
             <w:tcMar>
               <w:top w:w="60" w:type="dxa"/>
@@ -13489,7 +14523,7 @@
         </w:tc>
         <w:tc>
           <w:tcPr>
-            <w:tcW w:w="2400" w:type="dxa"/>
+            <w:tcW w:w="2669" w:type="dxa"/>
             <w:shd w:val="clear" w:color="auto" w:fill="F2F2F2"/>
             <w:tcMar>
               <w:top w:w="60" w:type="dxa"/>
@@ -13515,7 +14549,7 @@
         </w:tc>
         <w:tc>
           <w:tcPr>
-            <w:tcW w:w="2400" w:type="dxa"/>
+            <w:tcW w:w="2669" w:type="dxa"/>
             <w:shd w:val="clear" w:color="auto" w:fill="F2F2F2"/>
             <w:tcMar>
               <w:top w:w="60" w:type="dxa"/>
@@ -13541,9 +14575,12 @@
         </w:tc>
       </w:tr>
       <w:tr>
-        <w:tc>
-          <w:tcPr>
-            <w:tcW w:w="2400" w:type="dxa"/>
+        <w:trPr>
+          <w:trHeight w:val="71"/>
+        </w:trPr>
+        <w:tc>
+          <w:tcPr>
+            <w:tcW w:w="2669" w:type="dxa"/>
             <w:shd w:val="clear" w:color="auto" w:fill="FFFFFF"/>
             <w:tcMar>
               <w:top w:w="60" w:type="dxa"/>
@@ -13563,14 +14600,13 @@
                 <w:rFonts w:ascii="Aptos" w:hAnsi="Aptos"/>
                 <w:sz w:val="20"/>
               </w:rPr>
-              <w:lastRenderedPageBreak/>
               <w:t>SRS 3.9 MTBF</w:t>
             </w:r>
           </w:p>
         </w:tc>
         <w:tc>
           <w:tcPr>
-            <w:tcW w:w="2400" w:type="dxa"/>
+            <w:tcW w:w="2669" w:type="dxa"/>
             <w:shd w:val="clear" w:color="auto" w:fill="FFFFFF"/>
             <w:tcMar>
               <w:top w:w="60" w:type="dxa"/>
@@ -13596,7 +14632,7 @@
         </w:tc>
         <w:tc>
           <w:tcPr>
-            <w:tcW w:w="2400" w:type="dxa"/>
+            <w:tcW w:w="2669" w:type="dxa"/>
             <w:shd w:val="clear" w:color="auto" w:fill="FFFFFF"/>
             <w:tcMar>
               <w:top w:w="60" w:type="dxa"/>
@@ -13622,9 +14658,12 @@
         </w:tc>
       </w:tr>
       <w:tr>
-        <w:tc>
-          <w:tcPr>
-            <w:tcW w:w="2400" w:type="dxa"/>
+        <w:trPr>
+          <w:trHeight w:val="142"/>
+        </w:trPr>
+        <w:tc>
+          <w:tcPr>
+            <w:tcW w:w="2669" w:type="dxa"/>
             <w:shd w:val="clear" w:color="auto" w:fill="F2F2F2"/>
             <w:tcMar>
               <w:top w:w="60" w:type="dxa"/>
@@ -13644,13 +14683,14 @@
                 <w:rFonts w:ascii="Aptos" w:hAnsi="Aptos"/>
                 <w:sz w:val="20"/>
               </w:rPr>
+              <w:lastRenderedPageBreak/>
               <w:t>SRS 4.2 / 4.3 Milk temperature</w:t>
             </w:r>
           </w:p>
         </w:tc>
         <w:tc>
           <w:tcPr>
-            <w:tcW w:w="2400" w:type="dxa"/>
+            <w:tcW w:w="2669" w:type="dxa"/>
             <w:shd w:val="clear" w:color="auto" w:fill="F2F2F2"/>
             <w:tcMar>
               <w:top w:w="60" w:type="dxa"/>
@@ -13676,7 +14716,7 @@
         </w:tc>
         <w:tc>
           <w:tcPr>
-            <w:tcW w:w="2400" w:type="dxa"/>
+            <w:tcW w:w="2669" w:type="dxa"/>
             <w:shd w:val="clear" w:color="auto" w:fill="F2F2F2"/>
             <w:tcMar>
               <w:top w:w="60" w:type="dxa"/>
@@ -13702,9 +14742,12 @@
         </w:tc>
       </w:tr>
       <w:tr>
-        <w:tc>
-          <w:tcPr>
-            <w:tcW w:w="2400" w:type="dxa"/>
+        <w:trPr>
+          <w:trHeight w:val="71"/>
+        </w:trPr>
+        <w:tc>
+          <w:tcPr>
+            <w:tcW w:w="2669" w:type="dxa"/>
             <w:shd w:val="clear" w:color="auto" w:fill="FFFFFF"/>
             <w:tcMar>
               <w:top w:w="60" w:type="dxa"/>
@@ -13730,7 +14773,7 @@
         </w:tc>
         <w:tc>
           <w:tcPr>
-            <w:tcW w:w="2400" w:type="dxa"/>
+            <w:tcW w:w="2669" w:type="dxa"/>
             <w:shd w:val="clear" w:color="auto" w:fill="FFFFFF"/>
             <w:tcMar>
               <w:top w:w="60" w:type="dxa"/>
@@ -13756,7 +14799,7 @@
         </w:tc>
         <w:tc>
           <w:tcPr>
-            <w:tcW w:w="2400" w:type="dxa"/>
+            <w:tcW w:w="2669" w:type="dxa"/>
             <w:shd w:val="clear" w:color="auto" w:fill="FFFFFF"/>
             <w:tcMar>
               <w:top w:w="60" w:type="dxa"/>
@@ -13968,7 +15011,6 @@
           <w:rFonts w:ascii="Aptos" w:hAnsi="Aptos"/>
           <w:color w:val="2F5496"/>
         </w:rPr>
-        <w:lastRenderedPageBreak/>
         <w:t>Identification of System Elements and Alternatives Assessed</w:t>
       </w:r>
     </w:p>
@@ -14121,6 +15163,7 @@
                 <w:rFonts w:ascii="Aptos" w:hAnsi="Aptos"/>
                 <w:sz w:val="20"/>
               </w:rPr>
+              <w:lastRenderedPageBreak/>
               <w:t>Processing platform</w:t>
             </w:r>
           </w:p>
@@ -14497,7 +15540,6 @@
           <w:rFonts w:ascii="Aptos" w:hAnsi="Aptos"/>
           <w:color w:val="2F5496"/>
         </w:rPr>
-        <w:lastRenderedPageBreak/>
         <w:t>Obsolescence Consideration</w:t>
       </w:r>
     </w:p>
@@ -14512,7 +15554,14 @@
         <w:rPr>
           <w:rFonts w:ascii="Aptos" w:hAnsi="Aptos"/>
         </w:rPr>
-        <w:t>The Control Assembly’s primary obsolescence risk is the wireless module, given the rapid evolution of wireless standards (analogous to the Design module’s processor/GPU evolution example). The design mitigates this by treating the wireless module as a field-replaceable sub-component within the Control Assembly rather than a permanently integrated part, consistent with structuring principle SP-02 (Modularity). This allows a future wireless technology change without redesigning the entire Control Assembly.</w:t>
+        <w:t xml:space="preserve">The Control Assembly’s primary obsolescence risk is the wireless module, given the rapid evolution of wireless standards (analogous to the Design module’s processor/GPU evolution example). The design mitigates this by treating the wireless module as a field-replaceable sub-component within the </w:t>
+      </w:r>
+      <w:r>
+        <w:rPr>
+          <w:rFonts w:ascii="Aptos" w:hAnsi="Aptos"/>
+        </w:rPr>
+        <w:lastRenderedPageBreak/>
+        <w:t>Control Assembly rather than a permanently integrated part, consistent with structuring principle SP-02 (Modularity). This allows a future wireless technology change without redesigning the entire Control Assembly.</w:t>
       </w:r>
     </w:p>
     <w:p>
@@ -14708,9 +15757,24 @@
         <w:rPr>
           <w:rFonts w:ascii="Aptos" w:hAnsi="Aptos"/>
         </w:rPr>
-        <w:t xml:space="preserve">Defined interfaces: brew command and target parameters in (from Control Assembly); filtered water in (from Fluid Store, via Water Store block); milk in (from Hotel Guest, via Provide Milk activity); froth request in (from Control Assembly, fork in activity diagram); beverage out (to mug, via dispensing outlet); coffee drips out (to Drip Collector). Cross-contamination between the coffee and milk fluid pathways is prevented by a switching and flushing mechanism (addressing NR-04 and the HACCP </w:t>
-        <w:lastRenderedPageBreak/>
-        <w:t>obligation in SRS 4.9) – this interface (the switching valve or equivalent) is identified here as needing further definition in detail design; it is not yet specified to component level.</w:t>
+        <w:t>Defined interfaces: brew command and target parameters in (from Control Assembly); filtered water in (from Fluid Store, via Water Store block); milk in (from Hotel Guest, via Provide Milk activity); froth request in (from Control Assembly, fork in activity diagram); beverage out (to mug, via dispensing outlet); coffee drips out (to Drip Collector). Cross-contamination between the coffee and milk fluid pathways is prevented by a switching and flushing mechanism (addressing NR-04 and the HACCP obligation in SRS 4.9) – this interface (the switching valve or equivalent) is identified here as needing further definition in detail design; it is not yet specified to component level.</w:t>
+      </w:r>
+    </w:p>
+    <w:p>
+      <w:pPr>
+        <w:rPr>
+          <w:rFonts w:ascii="Aptos" w:eastAsiaTheme="majorEastAsia" w:hAnsi="Aptos" w:cstheme="majorBidi"/>
+          <w:b/>
+          <w:bCs/>
+          <w:color w:val="2F5496"/>
+        </w:rPr>
+      </w:pPr>
+      <w:r>
+        <w:rPr>
+          <w:rFonts w:ascii="Aptos" w:hAnsi="Aptos"/>
+          <w:color w:val="2F5496"/>
+        </w:rPr>
+        <w:br w:type="page"/>
       </w:r>
     </w:p>
     <w:p>
@@ -14726,6 +15790,7 @@
           <w:rFonts w:ascii="Aptos" w:hAnsi="Aptos"/>
           <w:color w:val="2F5496"/>
         </w:rPr>
+        <w:lastRenderedPageBreak/>
         <w:t>Identification of System Elements and Alternatives Assessed</w:t>
       </w:r>
     </w:p>
@@ -15314,7 +16379,7 @@
         <w:rPr>
           <w:rFonts w:ascii="Aptos" w:hAnsi="Aptos"/>
         </w:rPr>
-        <w:t xml:space="preserve">The milk refrigeration requirement (NR-05) is a direct example of the Design module’s holistic design principle: it was not in the original customer URD, but emerged during architecture and design development from Assumption A-09 (the guest provides milk and the machine refrigerates it). Adding refrigeration has a knock-on effect on the system power budget (the SWAP analysis below) and on the Thermal Assembly’s footprint allocation – both have been reassessed and the architecture and SRS updated accordingly (NR-05 added to COFFCO-SRS-001), consistent with the principle that design decisions must be impact-assessed against the existing architecture rather than made in isolation.</w:t>
+        <w:t>The milk refrigeration requirement (NR-05) is a direct example of the Design module’s holistic design principle: it was not in the original customer URD, but emerged during architecture and design development from Assumption A-09 (the guest provides milk and the machine refrigerates it). Adding refrigeration has a knock-on effect on the system power budget (the SWAP analysis below) and on the Thermal Assembly’s footprint allocation – both have been reassessed and the architecture and SRS updated accordingly (NR-05 added to COFFCO-SRS-001), consistent with the principle that design decisions must be impact-assessed against the existing architecture rather than made in isolation.</w:t>
       </w:r>
     </w:p>
     <w:p>
@@ -15344,9 +16409,14 @@
         <w:rPr>
           <w:rFonts w:ascii="Aptos" w:hAnsi="Aptos"/>
         </w:rPr>
-        <w:t xml:space="preserve">The Thermal Assembly is the dominant driver of the system SWAP budget. Increasing heating power reduces brew cycle time (supporting SRS 3.1, 4.11) but increases both the cooling/insulation requirement and the electrical load on the Power Supply Unit (SRS 3.5 energy efficiency). Adding milk </w:t>
+        <w:t xml:space="preserve">The Thermal Assembly is the dominant driver of the system SWAP budget. Increasing heating power reduces brew cycle time (supporting SRS 3.1, 4.11) but increases both the cooling/insulation requirement and the electrical load on the Power Supply Unit (SRS 3.5 energy efficiency). Adding milk refrigeration (NR-05) adds a continuous, rather than intermittent, power draw – unlike the heating element, which only draws power during a brew cycle, the refrigeration function must run </w:t>
+      </w:r>
+      <w:r>
+        <w:rPr>
+          <w:rFonts w:ascii="Aptos" w:hAnsi="Aptos"/>
+        </w:rPr>
         <w:lastRenderedPageBreak/>
-        <w:t>refrigeration (NR-05) adds a continuous, rather than intermittent, power draw – unlike the heating element, which only draws power during a brew cycle, the refrigeration function must run continuously to maintain ≤4°C. This continuous draw has the greatest impact on the EU energy efficiency rating A target (SRS 3.5) of any single design decision in the system and is flagged as the primary SWAP trade-off requiring quantified analysis (thermal load calculation against insulation specification) in the next design iteration.</w:t>
+        <w:t>continuously to maintain ≤4°C. This continuous draw has the greatest impact on the EU energy efficiency rating A target (SRS 3.5) of any single design decision in the system and is flagged as the primary SWAP trade-off requiring quantified analysis (thermal load calculation against insulation specification) in the next design iteration.</w:t>
       </w:r>
     </w:p>
     <w:p>
@@ -15559,7 +16629,6 @@
           <w:rFonts w:ascii="Aptos" w:hAnsi="Aptos"/>
           <w:color w:val="2F5496"/>
         </w:rPr>
-        <w:lastRenderedPageBreak/>
         <w:t>Interfaces</w:t>
       </w:r>
     </w:p>
@@ -15574,7 +16643,14 @@
         <w:rPr>
           <w:rFonts w:ascii="Aptos" w:hAnsi="Aptos"/>
         </w:rPr>
-        <w:t>Defined interfaces: AC mains in (via interchangeable plug module – BS1363 UK, NEMA 5-15 US, CEE 7/16 EU, with design-to-accommodate variants for AU/NZ, India, China, South Africa, and Brazil per COFFCO-SRS-001 requirement 2.6); regulated DC out to Control Assembly, Thermal Assembly, and UI Panel. The plug module interface itself is a well-defined open mechanical standard (each national plug standard is itself an open, widely documented interface), consistent with the Design module’s guidance to use open standards where possible to future-proof the design and ease support of new markets.</w:t>
+        <w:t xml:space="preserve">Defined interfaces: AC mains in (via interchangeable plug module – BS1363 UK, NEMA 5-15 US, CEE 7/16 EU, with design-to-accommodate variants for AU/NZ, India, China, South Africa, and Brazil per COFFCO-SRS-001 requirement 2.6); regulated DC out to Control Assembly, Thermal Assembly, and UI </w:t>
+      </w:r>
+      <w:r>
+        <w:rPr>
+          <w:rFonts w:ascii="Aptos" w:hAnsi="Aptos"/>
+        </w:rPr>
+        <w:lastRenderedPageBreak/>
+        <w:t>Panel. The plug module interface itself is a well-defined open mechanical standard (each national plug standard is itself an open, widely documented interface), consistent with the Design module’s guidance to use open standards where possible to future-proof the design and ease support of new markets.</w:t>
       </w:r>
     </w:p>
     <w:p>
@@ -15996,7 +17072,7 @@
         <w:rPr>
           <w:rFonts w:ascii="Aptos" w:hAnsi="Aptos"/>
         </w:rPr>
-        <w:t xml:space="preserve">Universal switch-mode PSU modules are a mature, high-volume, multi-sourced commodity with low obsolescence risk. The interchangeable plug module is designed as a separate, independently replaceable part specifically so that a new regional connector standard (or a change to an existing one) can be accommodated by replacing only the plug module, not the entire PSU – directly applying the Design module’s component-obsolescence mitigation strategy of isolating the obsolescence-prone element from the rest of the assembly.</w:t>
+        <w:t>Universal switch-mode PSU modules are a mature, high-volume, multi-sourced commodity with low obsolescence risk. The interchangeable plug module is designed as a separate, independently replaceable part specifically so that a new regional connector standard (or a change to an existing one) can be accommodated by replacing only the plug module, not the entire PSU – directly applying the Design module’s component-obsolescence mitigation strategy of isolating the obsolescence-prone element from the rest of the assembly.</w:t>
       </w:r>
     </w:p>
     <w:p>
@@ -16026,9 +17102,7 @@
         <w:rPr>
           <w:rFonts w:ascii="Aptos" w:hAnsi="Aptos"/>
         </w:rPr>
-        <w:t xml:space="preserve">Sourcing a certified COTS PSU transfers electrical safety and EMC compliance risk to an established, audited supply chain, reducing CoffCo’s certification schedule risk and supporting the overall system </w:t>
-        <w:lastRenderedPageBreak/>
-        <w:t>MTBF target (SRS 3.9) through proven component reliability data already available from the PSU manufacturer.</w:t>
+        <w:t>Sourcing a certified COTS PSU transfers electrical safety and EMC compliance risk to an established, audited supply chain, reducing CoffCo’s certification schedule risk and supporting the overall system MTBF target (SRS 3.9) through proven component reliability data already available from the PSU manufacturer.</w:t>
       </w:r>
     </w:p>
     <w:p>
@@ -16044,6 +17118,7 @@
           <w:rFonts w:ascii="Aptos" w:hAnsi="Aptos"/>
           <w:color w:val="2F5496"/>
         </w:rPr>
+        <w:lastRenderedPageBreak/>
         <w:t>Subsystem D Description – User Interface Panel (SS-1)</w:t>
       </w:r>
     </w:p>
@@ -16199,6 +17274,23 @@
     </w:p>
     <w:p>
       <w:pPr>
+        <w:rPr>
+          <w:rFonts w:ascii="Aptos" w:eastAsiaTheme="majorEastAsia" w:hAnsi="Aptos" w:cstheme="majorBidi"/>
+          <w:b/>
+          <w:bCs/>
+          <w:color w:val="2F5496"/>
+        </w:rPr>
+      </w:pPr>
+      <w:r>
+        <w:rPr>
+          <w:rFonts w:ascii="Aptos" w:hAnsi="Aptos"/>
+          <w:color w:val="2F5496"/>
+        </w:rPr>
+        <w:br w:type="page"/>
+      </w:r>
+    </w:p>
+    <w:p>
+      <w:pPr>
         <w:pStyle w:val="Heading3"/>
         <w:spacing w:before="160" w:after="100"/>
         <w:rPr>
@@ -16210,6 +17302,7 @@
           <w:rFonts w:ascii="Aptos" w:hAnsi="Aptos"/>
           <w:color w:val="2F5496"/>
         </w:rPr>
+        <w:lastRenderedPageBreak/>
         <w:t>Identification of System Elements and Alternatives Assessed</w:t>
       </w:r>
     </w:p>
@@ -16388,9 +17481,7 @@
                 <w:rFonts w:ascii="Aptos" w:hAnsi="Aptos"/>
                 <w:sz w:val="20"/>
               </w:rPr>
-              <w:t xml:space="preserve">Rotary dial, continuously </w:t>
-              <w:lastRenderedPageBreak/>
-              <w:t>variable 200–4ml ml</w:t>
+              <w:t>Rotary dial, continuously variable 200–4ml ml</w:t>
             </w:r>
           </w:p>
         </w:tc>
@@ -16416,10 +17507,7 @@
                 <w:rFonts w:ascii="Aptos" w:hAnsi="Aptos"/>
                 <w:sz w:val="20"/>
               </w:rPr>
-              <w:lastRenderedPageBreak/>
-              <w:t xml:space="preserve">Discrete preset buttons </w:t>
-              <w:lastRenderedPageBreak/>
-              <w:t>(e.g. fixed 200ml / 300ml / 400ml); touchscreen slider</w:t>
+              <w:t>Discrete preset buttons (e.g. fixed 200ml / 300ml / 400ml); touchscreen slider</w:t>
             </w:r>
           </w:p>
         </w:tc>
@@ -16445,10 +17533,7 @@
                 <w:rFonts w:ascii="Aptos" w:hAnsi="Aptos"/>
                 <w:sz w:val="20"/>
               </w:rPr>
-              <w:lastRenderedPageBreak/>
-              <w:t xml:space="preserve">A physical dial gives </w:t>
-              <w:lastRenderedPageBreak/>
-              <w:t>tactile, unambiguous feedback without requiring a display, supporting unaided first-time use (SRS 2.1) more directly than a touchscreen, and avoids the cost and fragility of a touchscreen for an MVP.</w:t>
+              <w:t>A physical dial gives tactile, unambiguous feedback without requiring a display, supporting unaided first-time use (SRS 2.1) more directly than a touchscreen, and avoids the cost and fragility of a touchscreen for an MVP.</w:t>
             </w:r>
           </w:p>
         </w:tc>
@@ -16476,7 +17561,6 @@
                 <w:rFonts w:ascii="Aptos" w:hAnsi="Aptos"/>
                 <w:sz w:val="20"/>
               </w:rPr>
-              <w:lastRenderedPageBreak/>
               <w:t>Drink/milk request control</w:t>
             </w:r>
           </w:p>
@@ -16747,6 +17831,7 @@
           <w:rFonts w:ascii="Aptos" w:hAnsi="Aptos"/>
           <w:color w:val="2F5496"/>
         </w:rPr>
+        <w:lastRenderedPageBreak/>
         <w:t>Obsolescence Consideration</w:t>
       </w:r>
     </w:p>
@@ -16777,7 +17862,6 @@
           <w:rFonts w:ascii="Aptos" w:hAnsi="Aptos"/>
           <w:color w:val="2F5496"/>
         </w:rPr>
-        <w:lastRenderedPageBreak/>
         <w:t>Design for Reliability Impact</w:t>
       </w:r>
     </w:p>
@@ -16822,7 +17906,7 @@
         <w:rPr>
           <w:rFonts w:ascii="Aptos" w:hAnsi="Aptos"/>
         </w:rPr>
-        <w:t xml:space="preserve">All three subsystems described above are deliberately weighted toward COTS components specifically to support Design for Manufacture: the MVP requires no bespoke tooling, custom materials, or specialist manufacturing setup beyond standard PCB assembly (Control Assembly) and injection moulding of the chassis and casing (covered in the Implementation section). This keeps the manufacturing route viable at MVP and early production volumes without requiring new factory capacity or capital investment, consistent with the Design module’s guidance to reassess any design that would require disproportionate manufacturing investment relative to project scale.</w:t>
+        <w:t>All three subsystems described above are deliberately weighted toward COTS components specifically to support Design for Manufacture: the MVP requires no bespoke tooling, custom materials, or specialist manufacturing setup beyond standard PCB assembly (Control Assembly) and injection moulding of the chassis and casing (covered in the Implementation section). This keeps the manufacturing route viable at MVP and early production volumes without requiring new factory capacity or capital investment, consistent with the Design module’s guidance to reassess any design that would require disproportionate manufacturing investment relative to project scale.</w:t>
       </w:r>
     </w:p>
     <w:p>
@@ -16852,7 +17936,7 @@
         <w:rPr>
           <w:rFonts w:ascii="Aptos" w:hAnsi="Aptos"/>
         </w:rPr>
-        <w:t xml:space="preserve">Design for Reliability (DfR) is embedded at three levels across all three subsystems: component level (COTS components selected with proven reliability data and rated design life exceeding the MTBF target); assembly level (discrete, replaceable modules – Control Assembly, Thermal Assembly, Power Supply Unit – permitting field swap without disturbing adjacent elements, per structuring principle SP-02); and system level (wireless maintenance communication enabling proactive fault response before guest-visible failures occur, extending effective availability beyond the 365-day minimum). The obsolescence mitigation strategy applied throughout – isolating the most obsolescence-prone sub-components (wireless module, plug module) as independently replaceable parts – is itself a reliability and maintainability decision, ensuring the system’s 5–7 year deployment life is not threatened by component discontinuation part-way through service.</w:t>
+        <w:t>Design for Reliability (DfR) is embedded at three levels across all three subsystems: component level (COTS components selected with proven reliability data and rated design life exceeding the MTBF target); assembly level (discrete, replaceable modules – Control Assembly, Thermal Assembly, Power Supply Unit – permitting field swap without disturbing adjacent elements, per structuring principle SP-02); and system level (wireless maintenance communication enabling proactive fault response before guest-visible failures occur, extending effective availability beyond the 365-day minimum). The obsolescence mitigation strategy applied throughout – isolating the most obsolescence-prone sub-components (wireless module, plug module) as independently replaceable parts – is itself a reliability and maintainability decision, ensuring the system’s 5–7 year deployment life is not threatened by component discontinuation part-way through service.</w:t>
       </w:r>
     </w:p>
     <w:p>
@@ -16938,15 +18022,15 @@
         <w:tblLook w:val="04A0" w:firstRow="1" w:lastRow="0" w:firstColumn="1" w:lastColumn="0" w:noHBand="0" w:noVBand="1"/>
       </w:tblPr>
       <w:tblGrid>
-        <w:gridCol w:w="2354"/>
-        <w:gridCol w:w="2384"/>
-        <w:gridCol w:w="2449"/>
+        <w:gridCol w:w="2122"/>
+        <w:gridCol w:w="2126"/>
+        <w:gridCol w:w="2939"/>
         <w:gridCol w:w="2441"/>
       </w:tblGrid>
       <w:tr>
         <w:tc>
           <w:tcPr>
-            <w:tcW w:w="2000" w:type="dxa"/>
+            <w:tcW w:w="2122" w:type="dxa"/>
             <w:shd w:val="clear" w:color="auto" w:fill="1C2B4A"/>
             <w:tcMar>
               <w:top w:w="80" w:type="dxa"/>
@@ -16974,7 +18058,7 @@
         </w:tc>
         <w:tc>
           <w:tcPr>
-            <w:tcW w:w="2000" w:type="dxa"/>
+            <w:tcW w:w="2126" w:type="dxa"/>
             <w:shd w:val="clear" w:color="auto" w:fill="1C2B4A"/>
             <w:tcMar>
               <w:top w:w="80" w:type="dxa"/>
@@ -17002,7 +18086,7 @@
         </w:tc>
         <w:tc>
           <w:tcPr>
-            <w:tcW w:w="2513" w:type="dxa"/>
+            <w:tcW w:w="2939" w:type="dxa"/>
             <w:shd w:val="clear" w:color="auto" w:fill="1C2B4A"/>
             <w:tcMar>
               <w:top w:w="80" w:type="dxa"/>
@@ -17030,7 +18114,7 @@
         </w:tc>
         <w:tc>
           <w:tcPr>
-            <w:tcW w:w="2513" w:type="dxa"/>
+            <w:tcW w:w="2441" w:type="dxa"/>
             <w:shd w:val="clear" w:color="auto" w:fill="1C2B4A"/>
             <w:tcMar>
               <w:top w:w="80" w:type="dxa"/>
@@ -17060,58 +18144,114 @@
       <w:tr>
         <w:tc>
           <w:tcPr>
-            <w:tcW w:w="2409" w:type="dxa"/>
-          </w:tcPr>
-          <w:p>
-            <w:pPr>
-              <w:rPr>
-                <w:rFonts w:ascii="Aptos" w:hAnsi="Aptos"/>
-              </w:rPr>
-            </w:pPr>
-          </w:p>
-        </w:tc>
-        <w:tc>
-          <w:tcPr>
-            <w:tcW w:w="2409" w:type="dxa"/>
-          </w:tcPr>
-          <w:p>
-            <w:pPr>
-              <w:rPr>
-                <w:rFonts w:ascii="Aptos" w:hAnsi="Aptos"/>
-              </w:rPr>
-            </w:pPr>
-          </w:p>
-        </w:tc>
-        <w:tc>
-          <w:tcPr>
-            <w:tcW w:w="2409" w:type="dxa"/>
-          </w:tcPr>
-          <w:p>
-            <w:pPr>
-              <w:rPr>
-                <w:rFonts w:ascii="Aptos" w:hAnsi="Aptos"/>
-              </w:rPr>
-            </w:pPr>
-          </w:p>
-        </w:tc>
-        <w:tc>
-          <w:tcPr>
-            <w:tcW w:w="2409" w:type="dxa"/>
-          </w:tcPr>
-          <w:p>
-            <w:pPr>
-              <w:rPr>
-                <w:rFonts w:ascii="Aptos" w:hAnsi="Aptos"/>
-              </w:rPr>
-            </w:pPr>
+            <w:tcW w:w="2122" w:type="dxa"/>
+            <w:shd w:val="clear" w:color="auto" w:fill="FFFFFF"/>
+            <w:tcMar>
+              <w:top w:w="80" w:type="dxa"/>
+              <w:left w:w="120" w:type="dxa"/>
+              <w:bottom w:w="80" w:type="dxa"/>
+              <w:right w:w="80" w:type="dxa"/>
+            </w:tcMar>
+          </w:tcPr>
+          <w:p>
+            <w:pPr>
+              <w:rPr>
+                <w:rFonts w:ascii="Aptos" w:hAnsi="Aptos"/>
+              </w:rPr>
+            </w:pPr>
+            <w:r>
+              <w:rPr>
+                <w:rFonts w:ascii="Aptos" w:hAnsi="Aptos"/>
+                <w:sz w:val="20"/>
+              </w:rPr>
+              <w:t>Hotel Guests</w:t>
+            </w:r>
+          </w:p>
+        </w:tc>
+        <w:tc>
+          <w:tcPr>
+            <w:tcW w:w="2126" w:type="dxa"/>
+            <w:shd w:val="clear" w:color="auto" w:fill="FFFFFF"/>
+            <w:tcMar>
+              <w:top w:w="80" w:type="dxa"/>
+              <w:left w:w="120" w:type="dxa"/>
+              <w:bottom w:w="80" w:type="dxa"/>
+              <w:right w:w="80" w:type="dxa"/>
+            </w:tcMar>
+          </w:tcPr>
+          <w:p>
+            <w:pPr>
+              <w:rPr>
+                <w:rFonts w:ascii="Aptos" w:hAnsi="Aptos"/>
+              </w:rPr>
+            </w:pPr>
+            <w:r>
+              <w:rPr>
+                <w:rFonts w:ascii="Aptos" w:hAnsi="Aptos"/>
+                <w:sz w:val="20"/>
+              </w:rPr>
+              <w:t>Primary user</w:t>
+            </w:r>
+          </w:p>
+        </w:tc>
+        <w:tc>
+          <w:tcPr>
+            <w:tcW w:w="2939" w:type="dxa"/>
+            <w:shd w:val="clear" w:color="auto" w:fill="FFFFFF"/>
+            <w:tcMar>
+              <w:top w:w="80" w:type="dxa"/>
+              <w:left w:w="120" w:type="dxa"/>
+              <w:bottom w:w="80" w:type="dxa"/>
+              <w:right w:w="80" w:type="dxa"/>
+            </w:tcMar>
+          </w:tcPr>
+          <w:p>
+            <w:pPr>
+              <w:rPr>
+                <w:rFonts w:ascii="Aptos" w:hAnsi="Aptos"/>
+              </w:rPr>
+            </w:pPr>
+            <w:r>
+              <w:rPr>
+                <w:rFonts w:ascii="Aptos" w:hAnsi="Aptos"/>
+                <w:sz w:val="20"/>
+              </w:rPr>
+              <w:t>Coffee quality, ease of use, speed, reliability</w:t>
+            </w:r>
+          </w:p>
+        </w:tc>
+        <w:tc>
+          <w:tcPr>
+            <w:tcW w:w="2441" w:type="dxa"/>
+            <w:shd w:val="clear" w:color="auto" w:fill="FFFFFF"/>
+            <w:tcMar>
+              <w:top w:w="80" w:type="dxa"/>
+              <w:left w:w="120" w:type="dxa"/>
+              <w:bottom w:w="80" w:type="dxa"/>
+              <w:right w:w="80" w:type="dxa"/>
+            </w:tcMar>
+          </w:tcPr>
+          <w:p>
+            <w:pPr>
+              <w:rPr>
+                <w:rFonts w:ascii="Aptos" w:hAnsi="Aptos"/>
+              </w:rPr>
+            </w:pPr>
+            <w:r>
+              <w:rPr>
+                <w:rFonts w:ascii="Aptos" w:hAnsi="Aptos"/>
+                <w:sz w:val="20"/>
+              </w:rPr>
+              <w:t>SRS 1.1–1.3, 2.1, 3.1, 4.1–4.7</w:t>
+            </w:r>
           </w:p>
         </w:tc>
       </w:tr>
       <w:tr>
         <w:tc>
           <w:tcPr>
-            <w:tcW w:w="2000" w:type="dxa"/>
-            <w:shd w:val="clear" w:color="auto" w:fill="FFFFFF"/>
+            <w:tcW w:w="2122" w:type="dxa"/>
+            <w:shd w:val="clear" w:color="auto" w:fill="F2F2F2"/>
             <w:tcMar>
               <w:top w:w="80" w:type="dxa"/>
               <w:left w:w="120" w:type="dxa"/>
@@ -17130,14 +18270,14 @@
                 <w:rFonts w:ascii="Aptos" w:hAnsi="Aptos"/>
                 <w:sz w:val="20"/>
               </w:rPr>
-              <w:t>Hotel Guests</w:t>
-            </w:r>
-          </w:p>
-        </w:tc>
-        <w:tc>
-          <w:tcPr>
-            <w:tcW w:w="2000" w:type="dxa"/>
-            <w:shd w:val="clear" w:color="auto" w:fill="FFFFFF"/>
+              <w:t>Vacation Stables Mgmt</w:t>
+            </w:r>
+          </w:p>
+        </w:tc>
+        <w:tc>
+          <w:tcPr>
+            <w:tcW w:w="2126" w:type="dxa"/>
+            <w:shd w:val="clear" w:color="auto" w:fill="F2F2F2"/>
             <w:tcMar>
               <w:top w:w="80" w:type="dxa"/>
               <w:left w:w="120" w:type="dxa"/>
@@ -17156,14 +18296,14 @@
                 <w:rFonts w:ascii="Aptos" w:hAnsi="Aptos"/>
                 <w:sz w:val="20"/>
               </w:rPr>
-              <w:t>Primary user</w:t>
-            </w:r>
-          </w:p>
-        </w:tc>
-        <w:tc>
-          <w:tcPr>
-            <w:tcW w:w="2513" w:type="dxa"/>
-            <w:shd w:val="clear" w:color="auto" w:fill="FFFFFF"/>
+              <w:t>Strategic partner</w:t>
+            </w:r>
+          </w:p>
+        </w:tc>
+        <w:tc>
+          <w:tcPr>
+            <w:tcW w:w="2939" w:type="dxa"/>
+            <w:shd w:val="clear" w:color="auto" w:fill="F2F2F2"/>
             <w:tcMar>
               <w:top w:w="80" w:type="dxa"/>
               <w:left w:w="120" w:type="dxa"/>
@@ -17182,14 +18322,14 @@
                 <w:rFonts w:ascii="Aptos" w:hAnsi="Aptos"/>
                 <w:sz w:val="20"/>
               </w:rPr>
-              <w:t>Coffee quality, ease of use, speed, reliability</w:t>
-            </w:r>
-          </w:p>
-        </w:tc>
-        <w:tc>
-          <w:tcPr>
-            <w:tcW w:w="2513" w:type="dxa"/>
-            <w:shd w:val="clear" w:color="auto" w:fill="FFFFFF"/>
+              <w:t>Brand standards, sustainability, operational burden</w:t>
+            </w:r>
+          </w:p>
+        </w:tc>
+        <w:tc>
+          <w:tcPr>
+            <w:tcW w:w="2441" w:type="dxa"/>
+            <w:shd w:val="clear" w:color="auto" w:fill="F2F2F2"/>
             <w:tcMar>
               <w:top w:w="80" w:type="dxa"/>
               <w:left w:w="120" w:type="dxa"/>
@@ -17208,7 +18348,7 @@
                 <w:rFonts w:ascii="Aptos" w:hAnsi="Aptos"/>
                 <w:sz w:val="20"/>
               </w:rPr>
-              <w:t>SRS 1.1–1.3, 2.1, 3.1, 4.1–4.7</w:t>
+              <w:t>SRS 3.4, 3.6, 3.7, 2.5</w:t>
             </w:r>
           </w:p>
         </w:tc>
@@ -17216,8 +18356,8 @@
       <w:tr>
         <w:tc>
           <w:tcPr>
-            <w:tcW w:w="2000" w:type="dxa"/>
-            <w:shd w:val="clear" w:color="auto" w:fill="F2F2F2"/>
+            <w:tcW w:w="2122" w:type="dxa"/>
+            <w:shd w:val="clear" w:color="auto" w:fill="FFFFFF"/>
             <w:tcMar>
               <w:top w:w="80" w:type="dxa"/>
               <w:left w:w="120" w:type="dxa"/>
@@ -17236,14 +18376,14 @@
                 <w:rFonts w:ascii="Aptos" w:hAnsi="Aptos"/>
                 <w:sz w:val="20"/>
               </w:rPr>
-              <w:t>Vacation Stables Mgmt</w:t>
-            </w:r>
-          </w:p>
-        </w:tc>
-        <w:tc>
-          <w:tcPr>
-            <w:tcW w:w="2000" w:type="dxa"/>
-            <w:shd w:val="clear" w:color="auto" w:fill="F2F2F2"/>
+              <w:t>CoffCo</w:t>
+            </w:r>
+          </w:p>
+        </w:tc>
+        <w:tc>
+          <w:tcPr>
+            <w:tcW w:w="2126" w:type="dxa"/>
+            <w:shd w:val="clear" w:color="auto" w:fill="FFFFFF"/>
             <w:tcMar>
               <w:top w:w="80" w:type="dxa"/>
               <w:left w:w="120" w:type="dxa"/>
@@ -17262,14 +18402,14 @@
                 <w:rFonts w:ascii="Aptos" w:hAnsi="Aptos"/>
                 <w:sz w:val="20"/>
               </w:rPr>
-              <w:t>Strategic partner</w:t>
-            </w:r>
-          </w:p>
-        </w:tc>
-        <w:tc>
-          <w:tcPr>
-            <w:tcW w:w="2513" w:type="dxa"/>
-            <w:shd w:val="clear" w:color="auto" w:fill="F2F2F2"/>
+              <w:t>System owner</w:t>
+            </w:r>
+          </w:p>
+        </w:tc>
+        <w:tc>
+          <w:tcPr>
+            <w:tcW w:w="2939" w:type="dxa"/>
+            <w:shd w:val="clear" w:color="auto" w:fill="FFFFFF"/>
             <w:tcMar>
               <w:top w:w="80" w:type="dxa"/>
               <w:left w:w="120" w:type="dxa"/>
@@ -17288,14 +18428,14 @@
                 <w:rFonts w:ascii="Aptos" w:hAnsi="Aptos"/>
                 <w:sz w:val="20"/>
               </w:rPr>
-              <w:t>Brand standards, sustainability, operational burden</w:t>
-            </w:r>
-          </w:p>
-        </w:tc>
-        <w:tc>
-          <w:tcPr>
-            <w:tcW w:w="2513" w:type="dxa"/>
-            <w:shd w:val="clear" w:color="auto" w:fill="F2F2F2"/>
+              <w:t>IP, commercial viability, service model</w:t>
+            </w:r>
+          </w:p>
+        </w:tc>
+        <w:tc>
+          <w:tcPr>
+            <w:tcW w:w="2441" w:type="dxa"/>
+            <w:shd w:val="clear" w:color="auto" w:fill="FFFFFF"/>
             <w:tcMar>
               <w:top w:w="80" w:type="dxa"/>
               <w:left w:w="120" w:type="dxa"/>
@@ -17314,7 +18454,7 @@
                 <w:rFonts w:ascii="Aptos" w:hAnsi="Aptos"/>
                 <w:sz w:val="20"/>
               </w:rPr>
-              <w:t>SRS 3.4, 3.6, 3.7, 2.5</w:t>
+              <w:t>SRS 1.9, 3.3, 3.9, architecture</w:t>
             </w:r>
           </w:p>
         </w:tc>
@@ -17322,8 +18462,8 @@
       <w:tr>
         <w:tc>
           <w:tcPr>
-            <w:tcW w:w="2000" w:type="dxa"/>
-            <w:shd w:val="clear" w:color="auto" w:fill="FFFFFF"/>
+            <w:tcW w:w="2122" w:type="dxa"/>
+            <w:shd w:val="clear" w:color="auto" w:fill="F2F2F2"/>
             <w:tcMar>
               <w:top w:w="80" w:type="dxa"/>
               <w:left w:w="120" w:type="dxa"/>
@@ -17342,14 +18482,14 @@
                 <w:rFonts w:ascii="Aptos" w:hAnsi="Aptos"/>
                 <w:sz w:val="20"/>
               </w:rPr>
-              <w:t>CoffCo</w:t>
-            </w:r>
-          </w:p>
-        </w:tc>
-        <w:tc>
-          <w:tcPr>
-            <w:tcW w:w="2000" w:type="dxa"/>
-            <w:shd w:val="clear" w:color="auto" w:fill="FFFFFF"/>
+              <w:t>Investors</w:t>
+            </w:r>
+          </w:p>
+        </w:tc>
+        <w:tc>
+          <w:tcPr>
+            <w:tcW w:w="2126" w:type="dxa"/>
+            <w:shd w:val="clear" w:color="auto" w:fill="F2F2F2"/>
             <w:tcMar>
               <w:top w:w="80" w:type="dxa"/>
               <w:left w:w="120" w:type="dxa"/>
@@ -17368,14 +18508,14 @@
                 <w:rFonts w:ascii="Aptos" w:hAnsi="Aptos"/>
                 <w:sz w:val="20"/>
               </w:rPr>
-              <w:t>System owner</w:t>
-            </w:r>
-          </w:p>
-        </w:tc>
-        <w:tc>
-          <w:tcPr>
-            <w:tcW w:w="2513" w:type="dxa"/>
-            <w:shd w:val="clear" w:color="auto" w:fill="FFFFFF"/>
+              <w:t>Funding authority</w:t>
+            </w:r>
+          </w:p>
+        </w:tc>
+        <w:tc>
+          <w:tcPr>
+            <w:tcW w:w="2939" w:type="dxa"/>
+            <w:shd w:val="clear" w:color="auto" w:fill="F2F2F2"/>
             <w:tcMar>
               <w:top w:w="80" w:type="dxa"/>
               <w:left w:w="120" w:type="dxa"/>
@@ -17394,14 +18534,14 @@
                 <w:rFonts w:ascii="Aptos" w:hAnsi="Aptos"/>
                 <w:sz w:val="20"/>
               </w:rPr>
-              <w:t>IP, commercial viability, service model</w:t>
-            </w:r>
-          </w:p>
-        </w:tc>
-        <w:tc>
-          <w:tcPr>
-            <w:tcW w:w="2513" w:type="dxa"/>
-            <w:shd w:val="clear" w:color="auto" w:fill="FFFFFF"/>
+              <w:t>MVP viability, scalability, return on investment</w:t>
+            </w:r>
+          </w:p>
+        </w:tc>
+        <w:tc>
+          <w:tcPr>
+            <w:tcW w:w="2441" w:type="dxa"/>
+            <w:shd w:val="clear" w:color="auto" w:fill="F2F2F2"/>
             <w:tcMar>
               <w:top w:w="80" w:type="dxa"/>
               <w:left w:w="120" w:type="dxa"/>
@@ -17420,7 +18560,7 @@
                 <w:rFonts w:ascii="Aptos" w:hAnsi="Aptos"/>
                 <w:sz w:val="20"/>
               </w:rPr>
-              <w:t>SRS 1.9, 3.3, 3.9, architecture</w:t>
+              <w:t>Architecture decisions, trade studies</w:t>
             </w:r>
           </w:p>
         </w:tc>
@@ -17428,8 +18568,8 @@
       <w:tr>
         <w:tc>
           <w:tcPr>
-            <w:tcW w:w="2000" w:type="dxa"/>
-            <w:shd w:val="clear" w:color="auto" w:fill="F2F2F2"/>
+            <w:tcW w:w="2122" w:type="dxa"/>
+            <w:shd w:val="clear" w:color="auto" w:fill="FFFFFF"/>
             <w:tcMar>
               <w:top w:w="80" w:type="dxa"/>
               <w:left w:w="120" w:type="dxa"/>
@@ -17448,14 +18588,14 @@
                 <w:rFonts w:ascii="Aptos" w:hAnsi="Aptos"/>
                 <w:sz w:val="20"/>
               </w:rPr>
-              <w:t>Investors</w:t>
-            </w:r>
-          </w:p>
-        </w:tc>
-        <w:tc>
-          <w:tcPr>
-            <w:tcW w:w="2000" w:type="dxa"/>
-            <w:shd w:val="clear" w:color="auto" w:fill="F2F2F2"/>
+              <w:t>Housekeeping</w:t>
+            </w:r>
+          </w:p>
+        </w:tc>
+        <w:tc>
+          <w:tcPr>
+            <w:tcW w:w="2126" w:type="dxa"/>
+            <w:shd w:val="clear" w:color="auto" w:fill="FFFFFF"/>
             <w:tcMar>
               <w:top w:w="80" w:type="dxa"/>
               <w:left w:w="120" w:type="dxa"/>
@@ -17474,14 +18614,14 @@
                 <w:rFonts w:ascii="Aptos" w:hAnsi="Aptos"/>
                 <w:sz w:val="20"/>
               </w:rPr>
-              <w:t>Funding authority</w:t>
-            </w:r>
-          </w:p>
-        </w:tc>
-        <w:tc>
-          <w:tcPr>
-            <w:tcW w:w="2513" w:type="dxa"/>
-            <w:shd w:val="clear" w:color="auto" w:fill="F2F2F2"/>
+              <w:t>Operator/maintainer</w:t>
+            </w:r>
+          </w:p>
+        </w:tc>
+        <w:tc>
+          <w:tcPr>
+            <w:tcW w:w="2939" w:type="dxa"/>
+            <w:shd w:val="clear" w:color="auto" w:fill="FFFFFF"/>
             <w:tcMar>
               <w:top w:w="80" w:type="dxa"/>
               <w:left w:w="120" w:type="dxa"/>
@@ -17500,14 +18640,14 @@
                 <w:rFonts w:ascii="Aptos" w:hAnsi="Aptos"/>
                 <w:sz w:val="20"/>
               </w:rPr>
-              <w:t>MVP viability, scalability, return on investment</w:t>
-            </w:r>
-          </w:p>
-        </w:tc>
-        <w:tc>
-          <w:tcPr>
-            <w:tcW w:w="2513" w:type="dxa"/>
-            <w:shd w:val="clear" w:color="auto" w:fill="F2F2F2"/>
+              <w:t>Ease of restocking, no tools, clear status</w:t>
+            </w:r>
+          </w:p>
+        </w:tc>
+        <w:tc>
+          <w:tcPr>
+            <w:tcW w:w="2441" w:type="dxa"/>
+            <w:shd w:val="clear" w:color="auto" w:fill="FFFFFF"/>
             <w:tcMar>
               <w:top w:w="80" w:type="dxa"/>
               <w:left w:w="120" w:type="dxa"/>
@@ -17526,7 +18666,7 @@
                 <w:rFonts w:ascii="Aptos" w:hAnsi="Aptos"/>
                 <w:sz w:val="20"/>
               </w:rPr>
-              <w:t>Architecture decisions, trade studies</w:t>
+              <w:t>SRS 1.7, 2.5, 3.3</w:t>
             </w:r>
           </w:p>
         </w:tc>
@@ -17534,8 +18674,8 @@
       <w:tr>
         <w:tc>
           <w:tcPr>
-            <w:tcW w:w="2000" w:type="dxa"/>
-            <w:shd w:val="clear" w:color="auto" w:fill="FFFFFF"/>
+            <w:tcW w:w="2122" w:type="dxa"/>
+            <w:shd w:val="clear" w:color="auto" w:fill="F2F2F2"/>
             <w:tcMar>
               <w:top w:w="80" w:type="dxa"/>
               <w:left w:w="120" w:type="dxa"/>
@@ -17554,14 +18694,14 @@
                 <w:rFonts w:ascii="Aptos" w:hAnsi="Aptos"/>
                 <w:sz w:val="20"/>
               </w:rPr>
-              <w:t>Housekeeping</w:t>
-            </w:r>
-          </w:p>
-        </w:tc>
-        <w:tc>
-          <w:tcPr>
-            <w:tcW w:w="2000" w:type="dxa"/>
-            <w:shd w:val="clear" w:color="auto" w:fill="FFFFFF"/>
+              <w:t>OEM/Supply Partners</w:t>
+            </w:r>
+          </w:p>
+        </w:tc>
+        <w:tc>
+          <w:tcPr>
+            <w:tcW w:w="2126" w:type="dxa"/>
+            <w:shd w:val="clear" w:color="auto" w:fill="F2F2F2"/>
             <w:tcMar>
               <w:top w:w="80" w:type="dxa"/>
               <w:left w:w="120" w:type="dxa"/>
@@ -17580,14 +18720,14 @@
                 <w:rFonts w:ascii="Aptos" w:hAnsi="Aptos"/>
                 <w:sz w:val="20"/>
               </w:rPr>
-              <w:t>Operator/maintainer</w:t>
-            </w:r>
-          </w:p>
-        </w:tc>
-        <w:tc>
-          <w:tcPr>
-            <w:tcW w:w="2513" w:type="dxa"/>
-            <w:shd w:val="clear" w:color="auto" w:fill="FFFFFF"/>
+              <w:t>Supply chain</w:t>
+            </w:r>
+          </w:p>
+        </w:tc>
+        <w:tc>
+          <w:tcPr>
+            <w:tcW w:w="2939" w:type="dxa"/>
+            <w:shd w:val="clear" w:color="auto" w:fill="F2F2F2"/>
             <w:tcMar>
               <w:top w:w="80" w:type="dxa"/>
               <w:left w:w="120" w:type="dxa"/>
@@ -17606,119 +18746,13 @@
                 <w:rFonts w:ascii="Aptos" w:hAnsi="Aptos"/>
                 <w:sz w:val="20"/>
               </w:rPr>
-              <w:t>Ease of restocking, no tools, clear status</w:t>
-            </w:r>
-          </w:p>
-        </w:tc>
-        <w:tc>
-          <w:tcPr>
-            <w:tcW w:w="2513" w:type="dxa"/>
-            <w:shd w:val="clear" w:color="auto" w:fill="FFFFFF"/>
-            <w:tcMar>
-              <w:top w:w="80" w:type="dxa"/>
-              <w:left w:w="120" w:type="dxa"/>
-              <w:bottom w:w="80" w:type="dxa"/>
-              <w:right w:w="80" w:type="dxa"/>
-            </w:tcMar>
-          </w:tcPr>
-          <w:p>
-            <w:pPr>
-              <w:rPr>
-                <w:rFonts w:ascii="Aptos" w:hAnsi="Aptos"/>
-              </w:rPr>
-            </w:pPr>
-            <w:r>
-              <w:rPr>
-                <w:rFonts w:ascii="Aptos" w:hAnsi="Aptos"/>
-                <w:sz w:val="20"/>
-              </w:rPr>
-              <w:t>SRS 1.7, 2.5, 3.3</w:t>
-            </w:r>
-          </w:p>
-        </w:tc>
-      </w:tr>
-      <w:tr>
-        <w:tc>
-          <w:tcPr>
-            <w:tcW w:w="2000" w:type="dxa"/>
-            <w:shd w:val="clear" w:color="auto" w:fill="F2F2F2"/>
-            <w:tcMar>
-              <w:top w:w="80" w:type="dxa"/>
-              <w:left w:w="120" w:type="dxa"/>
-              <w:bottom w:w="80" w:type="dxa"/>
-              <w:right w:w="80" w:type="dxa"/>
-            </w:tcMar>
-          </w:tcPr>
-          <w:p>
-            <w:pPr>
-              <w:rPr>
-                <w:rFonts w:ascii="Aptos" w:hAnsi="Aptos"/>
-              </w:rPr>
-            </w:pPr>
-            <w:r>
-              <w:rPr>
-                <w:rFonts w:ascii="Aptos" w:hAnsi="Aptos"/>
-                <w:sz w:val="20"/>
-              </w:rPr>
-              <w:t>OEM/Supply Partners</w:t>
-            </w:r>
-          </w:p>
-        </w:tc>
-        <w:tc>
-          <w:tcPr>
-            <w:tcW w:w="2000" w:type="dxa"/>
-            <w:shd w:val="clear" w:color="auto" w:fill="F2F2F2"/>
-            <w:tcMar>
-              <w:top w:w="80" w:type="dxa"/>
-              <w:left w:w="120" w:type="dxa"/>
-              <w:bottom w:w="80" w:type="dxa"/>
-              <w:right w:w="80" w:type="dxa"/>
-            </w:tcMar>
-          </w:tcPr>
-          <w:p>
-            <w:pPr>
-              <w:rPr>
-                <w:rFonts w:ascii="Aptos" w:hAnsi="Aptos"/>
-              </w:rPr>
-            </w:pPr>
-            <w:r>
-              <w:rPr>
-                <w:rFonts w:ascii="Aptos" w:hAnsi="Aptos"/>
-                <w:sz w:val="20"/>
-              </w:rPr>
-              <w:t>Supply chain</w:t>
-            </w:r>
-          </w:p>
-        </w:tc>
-        <w:tc>
-          <w:tcPr>
-            <w:tcW w:w="2513" w:type="dxa"/>
-            <w:shd w:val="clear" w:color="auto" w:fill="F2F2F2"/>
-            <w:tcMar>
-              <w:top w:w="80" w:type="dxa"/>
-              <w:left w:w="120" w:type="dxa"/>
-              <w:bottom w:w="80" w:type="dxa"/>
-              <w:right w:w="80" w:type="dxa"/>
-            </w:tcMar>
-          </w:tcPr>
-          <w:p>
-            <w:pPr>
-              <w:rPr>
-                <w:rFonts w:ascii="Aptos" w:hAnsi="Aptos"/>
-              </w:rPr>
-            </w:pPr>
-            <w:r>
-              <w:rPr>
-                <w:rFonts w:ascii="Aptos" w:hAnsi="Aptos"/>
-                <w:sz w:val="20"/>
-              </w:rPr>
               <w:t>Component specs, volume requirements</w:t>
             </w:r>
           </w:p>
         </w:tc>
         <w:tc>
           <w:tcPr>
-            <w:tcW w:w="2513" w:type="dxa"/>
+            <w:tcW w:w="2441" w:type="dxa"/>
             <w:shd w:val="clear" w:color="auto" w:fill="F2F2F2"/>
             <w:tcMar>
               <w:top w:w="80" w:type="dxa"/>
@@ -24506,7 +25540,6 @@
   <w:style w:type="character" w:default="1" w:styleId="DefaultParagraphFont">
     <w:name w:val="Default Paragraph Font"/>
     <w:uiPriority w:val="1"/>
-    <w:semiHidden/>
     <w:unhideWhenUsed/>
   </w:style>
   <w:style w:type="table" w:default="1" w:styleId="TableNormal">

--- a/downloads/CoffCo_Systems_Engineering_Proposal_V1.1.docx
+++ b/downloads/CoffCo_Systems_Engineering_Proposal_V1.1.docx
@@ -53,14 +53,6 @@
           <w:sz w:val="48"/>
         </w:rPr>
         <w:t>Systems Engineering Proposal</w:t>
-      </w:r>
-      <w:r>
-        <w:rPr>
-          <w:rFonts w:ascii="Aptos" w:hAnsi="Aptos"/>
-          <w:b/>
-          <w:color w:val="2F5496"/>
-          <w:sz w:val="48"/>
-        </w:rPr>
         <w:br/>
         <w:t>for Vacation Stables</w:t>
       </w:r>
@@ -229,14 +221,7 @@
                 <w:rFonts w:ascii="Aptos" w:hAnsi="Aptos"/>
                 <w:sz w:val="20"/>
               </w:rPr>
-              <w:t>1.</w:t>
-            </w:r>
-            <w:r>
-              <w:rPr>
-                <w:rFonts w:ascii="Aptos" w:hAnsi="Aptos"/>
-                <w:sz w:val="20"/>
-              </w:rPr>
-              <w:t>3</w:t>
+              <w:t>1.0</w:t>
             </w:r>
           </w:p>
         </w:tc>
@@ -281,21 +266,7 @@
                 <w:rFonts w:ascii="Aptos" w:hAnsi="Aptos"/>
                 <w:sz w:val="20"/>
               </w:rPr>
-              <w:t>Ju</w:t>
-            </w:r>
-            <w:r>
-              <w:rPr>
-                <w:rFonts w:ascii="Aptos" w:hAnsi="Aptos"/>
-                <w:sz w:val="20"/>
-              </w:rPr>
-              <w:t>ly</w:t>
-            </w:r>
-            <w:r>
-              <w:rPr>
-                <w:rFonts w:ascii="Aptos" w:hAnsi="Aptos"/>
-                <w:sz w:val="20"/>
-              </w:rPr>
-              <w:t xml:space="preserve"> 2026</w:t>
+              <w:t>June 2026</w:t>
             </w:r>
           </w:p>
         </w:tc>
@@ -904,24 +875,22 @@
         <w:t>The SOSE 4 Box Toolkit was applied to establish the system in context before any requirements were written. The four boxes identify: the Purpose of the system; the key Stakeholders and their interests; the Desired End Result when the system succeeds; and the Measure of Success used to confirm the outcome has been achieved.</w:t>
       </w:r>
     </w:p>
-    <w:p/>
     <w:tbl>
       <w:tblPr>
         <w:tblStyle w:val="TableGrid"/>
-        <w:tblW w:w="9701" w:type="dxa"/>
+        <w:tblW w:w="0" w:type="auto"/>
         <w:tblLook w:val="04A0" w:firstRow="1" w:lastRow="0" w:firstColumn="1" w:lastColumn="0" w:noHBand="0" w:noVBand="1"/>
       </w:tblPr>
       <w:tblGrid>
-        <w:gridCol w:w="4848"/>
-        <w:gridCol w:w="4853"/>
+        <w:gridCol w:w="2406"/>
+        <w:gridCol w:w="2408"/>
+        <w:gridCol w:w="2407"/>
+        <w:gridCol w:w="2407"/>
       </w:tblGrid>
       <w:tr>
-        <w:trPr>
-          <w:trHeight w:val="4728"/>
-        </w:trPr>
-        <w:tc>
-          <w:tcPr>
-            <w:tcW w:w="4848" w:type="dxa"/>
+        <w:tc>
+          <w:tcPr>
+            <w:tcW w:w="2409" w:type="dxa"/>
             <w:shd w:val="clear" w:color="auto" w:fill="F0F6F6"/>
             <w:tcMar>
               <w:top w:w="80" w:type="dxa"/>
@@ -950,265 +919,76 @@
             <w:pPr>
               <w:rPr>
                 <w:rFonts w:ascii="Aptos" w:hAnsi="Aptos"/>
-                <w:sz w:val="18"/>
-              </w:rPr>
-            </w:pPr>
-            <w:r>
-              <w:rPr>
-                <w:rFonts w:ascii="Aptos" w:hAnsi="Aptos"/>
-                <w:b/>
-                <w:bCs/>
-                <w:sz w:val="18"/>
-                <w:lang w:val="en-NZ"/>
-              </w:rPr>
-              <w:t>Transform the in-room coffee experience</w:t>
-            </w:r>
-            <w:r>
-              <w:rPr>
-                <w:rFonts w:ascii="Arial" w:hAnsi="Arial" w:cs="Arial"/>
-                <w:sz w:val="18"/>
-              </w:rPr>
-              <w:t>​</w:t>
-            </w:r>
-          </w:p>
-          <w:p>
-            <w:pPr>
-              <w:rPr>
-                <w:rFonts w:ascii="Aptos" w:hAnsi="Aptos"/>
-                <w:sz w:val="18"/>
-              </w:rPr>
-            </w:pPr>
-            <w:r>
-              <w:rPr>
-                <w:rFonts w:ascii="Aptos" w:hAnsi="Aptos"/>
-                <w:sz w:val="18"/>
-                <w:lang w:val="en-NZ"/>
-              </w:rPr>
-              <w:t>Turn a point of guest dissatisfaction into a point of differentiation for Vacation</w:t>
-            </w:r>
-            <w:r>
-              <w:rPr>
-                <w:rFonts w:ascii="Arial" w:hAnsi="Arial" w:cs="Arial"/>
-                <w:sz w:val="18"/>
-              </w:rPr>
-              <w:t>​</w:t>
-            </w:r>
-            <w:r>
-              <w:rPr>
-                <w:rFonts w:ascii="Arial" w:hAnsi="Arial" w:cs="Arial"/>
-                <w:sz w:val="18"/>
-              </w:rPr>
-              <w:t xml:space="preserve"> </w:t>
-            </w:r>
-            <w:r>
-              <w:rPr>
-                <w:rFonts w:ascii="Aptos" w:hAnsi="Aptos"/>
-                <w:sz w:val="18"/>
-                <w:lang w:val="en-GB"/>
-              </w:rPr>
-              <w:t>Stables</w:t>
-            </w:r>
-            <w:r>
-              <w:rPr>
-                <w:rFonts w:ascii="Arial" w:hAnsi="Arial" w:cs="Arial"/>
-                <w:sz w:val="18"/>
-              </w:rPr>
-              <w:t>​</w:t>
-            </w:r>
-          </w:p>
-          <w:p>
-            <w:pPr>
-              <w:rPr>
-                <w:rFonts w:ascii="Aptos" w:hAnsi="Aptos"/>
-                <w:sz w:val="18"/>
-              </w:rPr>
-            </w:pPr>
-            <w:r>
-              <w:rPr>
-                <w:rFonts w:ascii="Aptos" w:hAnsi="Aptos"/>
-                <w:b/>
-                <w:bCs/>
-                <w:sz w:val="18"/>
-                <w:lang w:val="en-NZ"/>
-              </w:rPr>
-              <w:t>Enable effortless, premium coffee on demand</w:t>
-            </w:r>
-            <w:r>
-              <w:rPr>
-                <w:rFonts w:ascii="Arial" w:hAnsi="Arial" w:cs="Arial"/>
-                <w:sz w:val="18"/>
-              </w:rPr>
-              <w:t>​</w:t>
-            </w:r>
-          </w:p>
-          <w:p>
-            <w:pPr>
-              <w:rPr>
-                <w:rFonts w:ascii="Aptos" w:hAnsi="Aptos"/>
-                <w:sz w:val="18"/>
-              </w:rPr>
-            </w:pPr>
-            <w:r>
-              <w:rPr>
-                <w:rFonts w:ascii="Aptos" w:hAnsi="Aptos"/>
-                <w:sz w:val="18"/>
-                <w:lang w:val="en-NZ"/>
-              </w:rPr>
-              <w:t>Any guest produces café-quality coffee without training, instruction, or staff</w:t>
-            </w:r>
-            <w:r>
-              <w:rPr>
-                <w:rFonts w:ascii="Arial" w:hAnsi="Arial" w:cs="Arial"/>
-                <w:sz w:val="18"/>
-              </w:rPr>
-              <w:t>​</w:t>
-            </w:r>
-            <w:r>
-              <w:rPr>
-                <w:rFonts w:ascii="Arial" w:hAnsi="Arial" w:cs="Arial"/>
-                <w:sz w:val="18"/>
-              </w:rPr>
-              <w:t xml:space="preserve"> </w:t>
-            </w:r>
-            <w:r>
-              <w:rPr>
-                <w:rFonts w:ascii="Aptos" w:hAnsi="Aptos"/>
-                <w:sz w:val="18"/>
-                <w:lang w:val="en-GB"/>
-              </w:rPr>
-              <w:t>assistance</w:t>
-            </w:r>
-            <w:r>
-              <w:rPr>
-                <w:rFonts w:ascii="Arial" w:hAnsi="Arial" w:cs="Arial"/>
-                <w:sz w:val="18"/>
-              </w:rPr>
-              <w:t>​</w:t>
-            </w:r>
-          </w:p>
-          <w:p>
-            <w:pPr>
-              <w:rPr>
-                <w:rFonts w:ascii="Aptos" w:hAnsi="Aptos"/>
-                <w:sz w:val="18"/>
-              </w:rPr>
-            </w:pPr>
-            <w:r>
-              <w:rPr>
-                <w:rFonts w:ascii="Aptos" w:hAnsi="Aptos"/>
-                <w:b/>
-                <w:bCs/>
-                <w:sz w:val="18"/>
-                <w:lang w:val="en-NZ"/>
-              </w:rPr>
-              <w:t>Operate within existing hotel infrastructure</w:t>
-            </w:r>
-            <w:r>
-              <w:rPr>
-                <w:rFonts w:ascii="Arial" w:hAnsi="Arial" w:cs="Arial"/>
-                <w:sz w:val="18"/>
-              </w:rPr>
-              <w:t>​</w:t>
-            </w:r>
-          </w:p>
-          <w:p>
-            <w:pPr>
-              <w:rPr>
-                <w:rFonts w:ascii="Aptos" w:hAnsi="Aptos"/>
-                <w:sz w:val="18"/>
-              </w:rPr>
-            </w:pPr>
-            <w:r>
-              <w:rPr>
-                <w:rFonts w:ascii="Aptos" w:hAnsi="Aptos"/>
-                <w:sz w:val="18"/>
-                <w:lang w:val="en-NZ"/>
-              </w:rPr>
-              <w:t>No room modification, no new utilities, across UK, EU, and US markets</w:t>
-            </w:r>
-            <w:r>
-              <w:rPr>
-                <w:rFonts w:ascii="Arial" w:hAnsi="Arial" w:cs="Arial"/>
-                <w:sz w:val="18"/>
-              </w:rPr>
-              <w:t>​</w:t>
-            </w:r>
-          </w:p>
-          <w:p>
-            <w:pPr>
-              <w:rPr>
-                <w:rFonts w:ascii="Aptos" w:hAnsi="Aptos"/>
-                <w:sz w:val="18"/>
-              </w:rPr>
-            </w:pPr>
-            <w:r>
-              <w:rPr>
-                <w:rFonts w:ascii="Aptos" w:hAnsi="Aptos"/>
-                <w:b/>
-                <w:bCs/>
-                <w:sz w:val="18"/>
-                <w:lang w:val="en-GB"/>
-              </w:rPr>
-              <w:t>Establish a scalable platform</w:t>
-            </w:r>
-            <w:r>
-              <w:rPr>
-                <w:rFonts w:ascii="Arial" w:hAnsi="Arial" w:cs="Arial"/>
-                <w:sz w:val="18"/>
-              </w:rPr>
-              <w:t>​</w:t>
-            </w:r>
-          </w:p>
-          <w:p>
-            <w:pPr>
-              <w:rPr>
-                <w:rFonts w:ascii="Aptos" w:hAnsi="Aptos"/>
-                <w:sz w:val="18"/>
-                <w:lang w:val="en-GB"/>
-              </w:rPr>
-            </w:pPr>
-            <w:r>
-              <w:rPr>
-                <w:rFonts w:ascii="Aptos" w:hAnsi="Aptos"/>
-                <w:sz w:val="18"/>
-                <w:lang w:val="en-NZ"/>
-              </w:rPr>
-              <w:t>Support CoffCo's commercial growth and Vacation Stables' brand and</w:t>
-            </w:r>
-            <w:r>
-              <w:rPr>
-                <w:rFonts w:ascii="Arial" w:hAnsi="Arial" w:cs="Arial"/>
-                <w:sz w:val="18"/>
-              </w:rPr>
-              <w:t>​</w:t>
-            </w:r>
-            <w:r>
-              <w:rPr>
-                <w:rFonts w:ascii="Arial" w:hAnsi="Arial" w:cs="Arial"/>
-                <w:sz w:val="18"/>
-              </w:rPr>
-              <w:t xml:space="preserve"> </w:t>
-            </w:r>
-            <w:r>
-              <w:rPr>
-                <w:rFonts w:ascii="Aptos" w:hAnsi="Aptos"/>
-                <w:sz w:val="18"/>
-                <w:lang w:val="en-GB"/>
-              </w:rPr>
-              <w:t>sustainability commitments</w:t>
-            </w:r>
-          </w:p>
-          <w:p>
-            <w:pPr>
-              <w:rPr>
-                <w:rFonts w:ascii="Aptos" w:hAnsi="Aptos"/>
-              </w:rPr>
-            </w:pPr>
-          </w:p>
-        </w:tc>
-        <w:tc>
-          <w:tcPr>
-            <w:tcW w:w="4853" w:type="dxa"/>
+              </w:rPr>
+            </w:pPr>
+            <w:r>
+              <w:rPr>
+                <w:rFonts w:ascii="Aptos" w:hAnsi="Aptos"/>
+                <w:sz w:val="18"/>
+              </w:rPr>
+              <w:t>• Transform the in-room coffee experience for Vacation Stables guests</w:t>
+            </w:r>
+          </w:p>
+          <w:p>
+            <w:pPr>
+              <w:rPr>
+                <w:rFonts w:ascii="Aptos" w:hAnsi="Aptos"/>
+              </w:rPr>
+            </w:pPr>
+            <w:r>
+              <w:rPr>
+                <w:rFonts w:ascii="Aptos" w:hAnsi="Aptos"/>
+                <w:sz w:val="18"/>
+              </w:rPr>
+              <w:t>• Deliver effortless, premium coffee on demand without training or staff</w:t>
+            </w:r>
+          </w:p>
+          <w:p>
+            <w:pPr>
+              <w:rPr>
+                <w:rFonts w:ascii="Aptos" w:hAnsi="Aptos"/>
+              </w:rPr>
+            </w:pPr>
+            <w:r>
+              <w:rPr>
+                <w:rFonts w:ascii="Aptos" w:hAnsi="Aptos"/>
+                <w:sz w:val="18"/>
+              </w:rPr>
+              <w:t>• Operate within existing hotel infrastructure — no room modification</w:t>
+            </w:r>
+          </w:p>
+          <w:p>
+            <w:pPr>
+              <w:rPr>
+                <w:rFonts w:ascii="Aptos" w:hAnsi="Aptos"/>
+              </w:rPr>
+            </w:pPr>
+            <w:r>
+              <w:rPr>
+                <w:rFonts w:ascii="Aptos" w:hAnsi="Aptos"/>
+                <w:sz w:val="18"/>
+              </w:rPr>
+              <w:t>• Establish a scalable platform supporting CoffCo commercial growth</w:t>
+            </w:r>
+          </w:p>
+          <w:p>
+            <w:pPr>
+              <w:rPr>
+                <w:rFonts w:ascii="Aptos" w:hAnsi="Aptos"/>
+              </w:rPr>
+            </w:pPr>
+            <w:r>
+              <w:rPr>
+                <w:rFonts w:ascii="Aptos" w:hAnsi="Aptos"/>
+                <w:sz w:val="18"/>
+              </w:rPr>
+              <w:t>• Support Vacation Stables 2030 sustainability commitments</w:t>
+            </w:r>
+          </w:p>
+        </w:tc>
+        <w:tc>
+          <w:tcPr>
+            <w:tcW w:w="2409" w:type="dxa"/>
             <w:shd w:val="clear" w:color="auto" w:fill="F2F2F2"/>
             <w:tcMar>
               <w:top w:w="80" w:type="dxa"/>
@@ -1237,433 +1017,76 @@
             <w:pPr>
               <w:rPr>
                 <w:rFonts w:ascii="Aptos" w:hAnsi="Aptos"/>
-                <w:sz w:val="18"/>
-              </w:rPr>
-            </w:pPr>
-            <w:r>
-              <w:rPr>
-                <w:rFonts w:ascii="Aptos" w:hAnsi="Aptos"/>
-                <w:b/>
-                <w:bCs/>
-                <w:sz w:val="18"/>
-                <w:lang w:val="en-GB"/>
-              </w:rPr>
-              <w:t>Hotel guests</w:t>
-            </w:r>
-            <w:r>
-              <w:rPr>
-                <w:rFonts w:ascii="Arial" w:hAnsi="Arial" w:cs="Arial"/>
-                <w:sz w:val="18"/>
-              </w:rPr>
-              <w:t>​</w:t>
-            </w:r>
-          </w:p>
-          <w:p>
-            <w:pPr>
-              <w:rPr>
-                <w:rFonts w:ascii="Aptos" w:hAnsi="Aptos"/>
-                <w:sz w:val="18"/>
-              </w:rPr>
-            </w:pPr>
-            <w:r>
-              <w:rPr>
-                <w:rFonts w:ascii="Aptos" w:hAnsi="Aptos"/>
-                <w:sz w:val="18"/>
-                <w:lang w:val="en-NZ"/>
-              </w:rPr>
-              <w:t>Primary user: Vacation Stables guests seeking a premium, hassle-free inroom</w:t>
-            </w:r>
-            <w:r>
-              <w:rPr>
-                <w:rFonts w:ascii="Arial" w:hAnsi="Arial" w:cs="Arial"/>
-                <w:sz w:val="18"/>
-                <w:lang w:val="en-NZ"/>
-              </w:rPr>
-              <w:t>​</w:t>
-            </w:r>
-            <w:r>
-              <w:rPr>
-                <w:rFonts w:ascii="Arial" w:hAnsi="Arial" w:cs="Arial"/>
-                <w:sz w:val="18"/>
-                <w:lang w:val="en-NZ"/>
-              </w:rPr>
-              <w:t xml:space="preserve"> </w:t>
-            </w:r>
-            <w:r>
-              <w:rPr>
-                <w:rFonts w:ascii="Aptos" w:hAnsi="Aptos"/>
-                <w:sz w:val="18"/>
-                <w:lang w:val="en-GB"/>
-              </w:rPr>
-              <w:t>coffee experience</w:t>
-            </w:r>
-            <w:r>
-              <w:rPr>
-                <w:rFonts w:ascii="Arial" w:hAnsi="Arial" w:cs="Arial"/>
-                <w:sz w:val="18"/>
-              </w:rPr>
-              <w:t>​</w:t>
-            </w:r>
-          </w:p>
-          <w:p>
-            <w:pPr>
-              <w:rPr>
-                <w:rFonts w:ascii="Aptos" w:hAnsi="Aptos"/>
-                <w:sz w:val="18"/>
-              </w:rPr>
-            </w:pPr>
-            <w:r>
-              <w:rPr>
-                <w:rFonts w:ascii="Aptos" w:hAnsi="Aptos"/>
-                <w:b/>
-                <w:bCs/>
-                <w:sz w:val="18"/>
-                <w:lang w:val="en-GB"/>
-              </w:rPr>
-              <w:t>Vacation Stables</w:t>
-            </w:r>
-            <w:r>
-              <w:rPr>
-                <w:rFonts w:ascii="Arial" w:hAnsi="Arial" w:cs="Arial"/>
-                <w:sz w:val="18"/>
-              </w:rPr>
-              <w:t>​</w:t>
-            </w:r>
-          </w:p>
-          <w:p>
-            <w:pPr>
-              <w:rPr>
-                <w:rFonts w:ascii="Aptos" w:hAnsi="Aptos"/>
-                <w:sz w:val="18"/>
-              </w:rPr>
-            </w:pPr>
-            <w:r>
-              <w:rPr>
-                <w:rFonts w:ascii="Aptos" w:hAnsi="Aptos"/>
-                <w:sz w:val="18"/>
-                <w:lang w:val="en-NZ"/>
-              </w:rPr>
-              <w:t>Strategic partner: brand guardian, deployment host, commercial partner</w:t>
-            </w:r>
-            <w:r>
-              <w:rPr>
-                <w:rFonts w:ascii="Arial" w:hAnsi="Arial" w:cs="Arial"/>
-                <w:sz w:val="18"/>
-              </w:rPr>
-              <w:t>​</w:t>
-            </w:r>
-          </w:p>
-          <w:p>
-            <w:pPr>
-              <w:rPr>
-                <w:rFonts w:ascii="Aptos" w:hAnsi="Aptos"/>
-                <w:sz w:val="18"/>
-                <w:lang w:val="en-GB"/>
-              </w:rPr>
-            </w:pPr>
-            <w:r>
-              <w:rPr>
-                <w:rFonts w:ascii="Aptos" w:hAnsi="Aptos"/>
-                <w:b/>
-                <w:bCs/>
-                <w:sz w:val="18"/>
-                <w:lang w:val="en-GB"/>
-              </w:rPr>
-              <w:t>CoffCo</w:t>
-            </w:r>
-            <w:r>
-              <w:rPr>
-                <w:rFonts w:ascii="Arial" w:hAnsi="Arial" w:cs="Arial"/>
-                <w:sz w:val="18"/>
-                <w:lang w:val="en-GB"/>
-              </w:rPr>
-              <w:t>​</w:t>
-            </w:r>
-          </w:p>
-          <w:p>
-            <w:pPr>
-              <w:rPr>
-                <w:rFonts w:ascii="Aptos" w:hAnsi="Aptos"/>
-                <w:sz w:val="18"/>
-              </w:rPr>
-            </w:pPr>
-            <w:r>
-              <w:rPr>
-                <w:rFonts w:ascii="Aptos" w:hAnsi="Aptos"/>
-                <w:sz w:val="18"/>
-                <w:lang w:val="en-NZ"/>
-              </w:rPr>
-              <w:t>System owner: product developer, IP owner, ongoing service operator</w:t>
-            </w:r>
-            <w:r>
-              <w:rPr>
-                <w:rFonts w:ascii="Arial" w:hAnsi="Arial" w:cs="Arial"/>
-                <w:sz w:val="18"/>
-              </w:rPr>
-              <w:t>​</w:t>
-            </w:r>
-          </w:p>
-          <w:p>
-            <w:pPr>
-              <w:rPr>
-                <w:rFonts w:ascii="Aptos" w:hAnsi="Aptos"/>
-                <w:sz w:val="18"/>
-              </w:rPr>
-            </w:pPr>
-            <w:r>
-              <w:rPr>
-                <w:rFonts w:ascii="Aptos" w:hAnsi="Aptos"/>
-                <w:b/>
-                <w:bCs/>
-                <w:sz w:val="18"/>
-                <w:lang w:val="en-GB"/>
-              </w:rPr>
-              <w:t>Investors</w:t>
-            </w:r>
-            <w:r>
-              <w:rPr>
-                <w:rFonts w:ascii="Arial" w:hAnsi="Arial" w:cs="Arial"/>
-                <w:sz w:val="18"/>
-              </w:rPr>
-              <w:t>​</w:t>
-            </w:r>
-          </w:p>
-          <w:p>
-            <w:pPr>
-              <w:rPr>
-                <w:rFonts w:ascii="Aptos" w:hAnsi="Aptos"/>
-                <w:sz w:val="18"/>
-              </w:rPr>
-            </w:pPr>
-            <w:r>
-              <w:rPr>
-                <w:rFonts w:ascii="Aptos" w:hAnsi="Aptos"/>
-                <w:sz w:val="18"/>
-                <w:lang w:val="en-NZ"/>
-              </w:rPr>
-              <w:t>Funding authority: evaluating MVP viability, scalability, and return before</w:t>
-            </w:r>
-            <w:r>
-              <w:rPr>
-                <w:rFonts w:ascii="Arial" w:hAnsi="Arial" w:cs="Arial"/>
-                <w:sz w:val="18"/>
-              </w:rPr>
-              <w:t>​</w:t>
-            </w:r>
-            <w:r>
-              <w:rPr>
-                <w:rFonts w:ascii="Arial" w:hAnsi="Arial" w:cs="Arial"/>
-                <w:sz w:val="18"/>
-              </w:rPr>
-              <w:t xml:space="preserve"> </w:t>
-            </w:r>
-            <w:r>
-              <w:rPr>
-                <w:rFonts w:ascii="Aptos" w:hAnsi="Aptos"/>
-                <w:sz w:val="18"/>
-                <w:lang w:val="en-GB"/>
-              </w:rPr>
-              <w:t>committing prototype funding</w:t>
-            </w:r>
-            <w:r>
-              <w:rPr>
-                <w:rFonts w:ascii="Arial" w:hAnsi="Arial" w:cs="Arial"/>
-                <w:sz w:val="18"/>
-              </w:rPr>
-              <w:t>​</w:t>
-            </w:r>
-          </w:p>
-          <w:p>
-            <w:pPr>
-              <w:rPr>
-                <w:rFonts w:ascii="Aptos" w:hAnsi="Aptos"/>
-                <w:sz w:val="18"/>
-              </w:rPr>
-            </w:pPr>
-            <w:r>
-              <w:rPr>
-                <w:rFonts w:ascii="Aptos" w:hAnsi="Aptos"/>
-                <w:b/>
-                <w:bCs/>
-                <w:sz w:val="18"/>
-                <w:lang w:val="en-GB"/>
-              </w:rPr>
-              <w:t>Housekeeping staff</w:t>
-            </w:r>
-            <w:r>
-              <w:rPr>
-                <w:rFonts w:ascii="Arial" w:hAnsi="Arial" w:cs="Arial"/>
-                <w:sz w:val="18"/>
-              </w:rPr>
-              <w:t>​</w:t>
-            </w:r>
-          </w:p>
-          <w:p>
-            <w:pPr>
-              <w:rPr>
-                <w:rFonts w:ascii="Aptos" w:hAnsi="Aptos"/>
-                <w:sz w:val="18"/>
-              </w:rPr>
-            </w:pPr>
-            <w:r>
-              <w:rPr>
-                <w:rFonts w:ascii="Aptos" w:hAnsi="Aptos"/>
-                <w:sz w:val="18"/>
-                <w:lang w:val="en-NZ"/>
-              </w:rPr>
-              <w:t>Operator and maintainer: consumable restocking and cleaning, no technical</w:t>
-            </w:r>
-            <w:r>
-              <w:rPr>
-                <w:rFonts w:ascii="Arial" w:hAnsi="Arial" w:cs="Arial"/>
-                <w:sz w:val="18"/>
-              </w:rPr>
-              <w:t>​</w:t>
-            </w:r>
-            <w:r>
-              <w:rPr>
-                <w:rFonts w:ascii="Arial" w:hAnsi="Arial" w:cs="Arial"/>
-                <w:sz w:val="18"/>
-              </w:rPr>
-              <w:t xml:space="preserve"> </w:t>
-            </w:r>
-            <w:r>
-              <w:rPr>
-                <w:rFonts w:ascii="Aptos" w:hAnsi="Aptos"/>
-                <w:sz w:val="18"/>
-                <w:lang w:val="en-GB"/>
-              </w:rPr>
-              <w:t>training</w:t>
-            </w:r>
-            <w:r>
-              <w:rPr>
-                <w:rFonts w:ascii="Arial" w:hAnsi="Arial" w:cs="Arial"/>
-                <w:sz w:val="18"/>
-              </w:rPr>
-              <w:t>​</w:t>
-            </w:r>
-          </w:p>
-          <w:p>
-            <w:pPr>
-              <w:rPr>
-                <w:rFonts w:ascii="Aptos" w:hAnsi="Aptos"/>
-                <w:sz w:val="18"/>
-              </w:rPr>
-            </w:pPr>
-            <w:r>
-              <w:rPr>
-                <w:rFonts w:ascii="Aptos" w:hAnsi="Aptos"/>
-                <w:b/>
-                <w:bCs/>
-                <w:sz w:val="18"/>
-                <w:lang w:val="en-GB"/>
-              </w:rPr>
-              <w:t>OEM / supply partners</w:t>
-            </w:r>
-            <w:r>
-              <w:rPr>
-                <w:rFonts w:ascii="Arial" w:hAnsi="Arial" w:cs="Arial"/>
-                <w:sz w:val="18"/>
-              </w:rPr>
-              <w:t>​</w:t>
-            </w:r>
-          </w:p>
-          <w:p>
-            <w:pPr>
-              <w:rPr>
-                <w:rFonts w:ascii="Aptos" w:hAnsi="Aptos"/>
-                <w:sz w:val="18"/>
-              </w:rPr>
-            </w:pPr>
-            <w:r>
-              <w:rPr>
-                <w:rFonts w:ascii="Aptos" w:hAnsi="Aptos"/>
-                <w:sz w:val="18"/>
-                <w:lang w:val="en-NZ"/>
-              </w:rPr>
-              <w:t>Supply chain: hardware manufacturers, consumable suppliers, field service</w:t>
-            </w:r>
-            <w:r>
-              <w:rPr>
-                <w:rFonts w:ascii="Arial" w:hAnsi="Arial" w:cs="Arial"/>
-                <w:sz w:val="18"/>
-              </w:rPr>
-              <w:t>​</w:t>
-            </w:r>
-            <w:r>
-              <w:rPr>
-                <w:rFonts w:ascii="Arial" w:hAnsi="Arial" w:cs="Arial"/>
-                <w:sz w:val="18"/>
-              </w:rPr>
-              <w:t xml:space="preserve"> </w:t>
-            </w:r>
-            <w:r>
-              <w:rPr>
-                <w:rFonts w:ascii="Aptos" w:hAnsi="Aptos"/>
-                <w:sz w:val="18"/>
-                <w:lang w:val="en-GB"/>
-              </w:rPr>
-              <w:t>Contractors</w:t>
-            </w:r>
-            <w:r>
-              <w:rPr>
-                <w:rFonts w:ascii="Arial" w:hAnsi="Arial" w:cs="Arial"/>
-                <w:sz w:val="18"/>
-              </w:rPr>
-              <w:t>​</w:t>
-            </w:r>
-          </w:p>
-          <w:p>
-            <w:pPr>
-              <w:rPr>
-                <w:rFonts w:ascii="Aptos" w:hAnsi="Aptos"/>
-                <w:sz w:val="18"/>
-              </w:rPr>
-            </w:pPr>
-            <w:r>
-              <w:rPr>
-                <w:rFonts w:ascii="Aptos" w:hAnsi="Aptos"/>
-                <w:b/>
-                <w:bCs/>
-                <w:sz w:val="18"/>
-                <w:lang w:val="en-GB"/>
-              </w:rPr>
-              <w:t>Regulators</w:t>
-            </w:r>
-            <w:r>
-              <w:rPr>
-                <w:rFonts w:ascii="Arial" w:hAnsi="Arial" w:cs="Arial"/>
-                <w:sz w:val="18"/>
-              </w:rPr>
-              <w:t>​</w:t>
-            </w:r>
-          </w:p>
-          <w:p>
-            <w:pPr>
-              <w:rPr>
-                <w:rFonts w:ascii="Aptos" w:hAnsi="Aptos"/>
-                <w:sz w:val="18"/>
-                <w:lang w:val="en-GB"/>
-              </w:rPr>
-            </w:pPr>
-            <w:r>
-              <w:rPr>
-                <w:rFonts w:ascii="Aptos" w:hAnsi="Aptos"/>
-                <w:sz w:val="18"/>
-                <w:lang w:val="en-GB"/>
-              </w:rPr>
-              <w:t>Electrical / Food Safety etc.</w:t>
-            </w:r>
-          </w:p>
-        </w:tc>
-      </w:tr>
-      <w:tr>
-        <w:trPr>
-          <w:trHeight w:val="4049"/>
-        </w:trPr>
-        <w:tc>
-          <w:tcPr>
-            <w:tcW w:w="4848" w:type="dxa"/>
+              </w:rPr>
+            </w:pPr>
+            <w:r>
+              <w:rPr>
+                <w:rFonts w:ascii="Aptos" w:hAnsi="Aptos"/>
+                <w:sz w:val="18"/>
+              </w:rPr>
+              <w:t>• Hotel guests — primary user; quality, speed, unaided operation</w:t>
+            </w:r>
+          </w:p>
+          <w:p>
+            <w:pPr>
+              <w:rPr>
+                <w:rFonts w:ascii="Aptos" w:hAnsi="Aptos"/>
+              </w:rPr>
+            </w:pPr>
+            <w:r>
+              <w:rPr>
+                <w:rFonts w:ascii="Aptos" w:hAnsi="Aptos"/>
+                <w:sz w:val="18"/>
+              </w:rPr>
+              <w:t>• Vacation Stables — strategic partner; brand, deployment, sustainability</w:t>
+            </w:r>
+          </w:p>
+          <w:p>
+            <w:pPr>
+              <w:rPr>
+                <w:rFonts w:ascii="Aptos" w:hAnsi="Aptos"/>
+              </w:rPr>
+            </w:pPr>
+            <w:r>
+              <w:rPr>
+                <w:rFonts w:ascii="Aptos" w:hAnsi="Aptos"/>
+                <w:sz w:val="18"/>
+              </w:rPr>
+              <w:t>• CoffCo — system owner; IP, commercial viability, service model</w:t>
+            </w:r>
+          </w:p>
+          <w:p>
+            <w:pPr>
+              <w:rPr>
+                <w:rFonts w:ascii="Aptos" w:hAnsi="Aptos"/>
+              </w:rPr>
+            </w:pPr>
+            <w:r>
+              <w:rPr>
+                <w:rFonts w:ascii="Aptos" w:hAnsi="Aptos"/>
+                <w:sz w:val="18"/>
+              </w:rPr>
+              <w:t>• Investors — funding authority; MVP viability, scalability, return</w:t>
+            </w:r>
+          </w:p>
+          <w:p>
+            <w:pPr>
+              <w:rPr>
+                <w:rFonts w:ascii="Aptos" w:hAnsi="Aptos"/>
+              </w:rPr>
+            </w:pPr>
+            <w:r>
+              <w:rPr>
+                <w:rFonts w:ascii="Aptos" w:hAnsi="Aptos"/>
+                <w:sz w:val="18"/>
+              </w:rPr>
+              <w:t>• Housekeeping — operator/maintainer; restock, clean, no tools required</w:t>
+            </w:r>
+          </w:p>
+        </w:tc>
+        <w:tc>
+          <w:tcPr>
+            <w:tcW w:w="2409" w:type="dxa"/>
             <w:shd w:val="clear" w:color="auto" w:fill="F0F6F6"/>
             <w:tcMar>
               <w:top w:w="80" w:type="dxa"/>
@@ -1692,292 +1115,76 @@
             <w:pPr>
               <w:rPr>
                 <w:rFonts w:ascii="Aptos" w:hAnsi="Aptos"/>
-                <w:sz w:val="18"/>
-              </w:rPr>
-            </w:pPr>
-            <w:r>
-              <w:rPr>
-                <w:rFonts w:ascii="Aptos" w:hAnsi="Aptos"/>
-                <w:b/>
-                <w:bCs/>
-                <w:sz w:val="18"/>
-                <w:lang w:val="en-GB"/>
-              </w:rPr>
-              <w:t>Consistent guest experience</w:t>
-            </w:r>
-            <w:r>
-              <w:rPr>
-                <w:rFonts w:ascii="Arial" w:hAnsi="Arial" w:cs="Arial"/>
-                <w:sz w:val="18"/>
-              </w:rPr>
-              <w:t>​</w:t>
-            </w:r>
-          </w:p>
-          <w:p>
-            <w:pPr>
-              <w:rPr>
-                <w:rFonts w:ascii="Aptos" w:hAnsi="Aptos"/>
-                <w:sz w:val="18"/>
-              </w:rPr>
-            </w:pPr>
-            <w:r>
-              <w:rPr>
-                <w:rFonts w:ascii="Aptos" w:hAnsi="Aptos"/>
-                <w:sz w:val="18"/>
-                <w:lang w:val="en-NZ"/>
-              </w:rPr>
-              <w:t>A guest receives the same quality and behaviour whether in London, New York,</w:t>
-            </w:r>
-            <w:r>
-              <w:rPr>
-                <w:rFonts w:ascii="Arial" w:hAnsi="Arial" w:cs="Arial"/>
-                <w:sz w:val="18"/>
-              </w:rPr>
-              <w:t>​</w:t>
-            </w:r>
-            <w:r>
-              <w:rPr>
-                <w:rFonts w:ascii="Arial" w:hAnsi="Arial" w:cs="Arial"/>
-                <w:sz w:val="18"/>
-              </w:rPr>
-              <w:t xml:space="preserve"> </w:t>
-            </w:r>
-            <w:r>
-              <w:rPr>
-                <w:rFonts w:ascii="Aptos" w:hAnsi="Aptos"/>
-                <w:sz w:val="18"/>
-                <w:lang w:val="en-GB"/>
-              </w:rPr>
-              <w:t>or Paris</w:t>
-            </w:r>
-            <w:r>
-              <w:rPr>
-                <w:rFonts w:ascii="Arial" w:hAnsi="Arial" w:cs="Arial"/>
-                <w:sz w:val="18"/>
-              </w:rPr>
-              <w:t>​</w:t>
-            </w:r>
-          </w:p>
-          <w:p>
-            <w:pPr>
-              <w:rPr>
-                <w:rFonts w:ascii="Aptos" w:hAnsi="Aptos"/>
-                <w:sz w:val="18"/>
-              </w:rPr>
-            </w:pPr>
-            <w:r>
-              <w:rPr>
-                <w:rFonts w:ascii="Aptos" w:hAnsi="Aptos"/>
-                <w:b/>
-                <w:bCs/>
-                <w:sz w:val="18"/>
-                <w:lang w:val="en-GB"/>
-              </w:rPr>
-              <w:t>Estate-wide deployment</w:t>
-            </w:r>
-            <w:r>
-              <w:rPr>
-                <w:rFonts w:ascii="Arial" w:hAnsi="Arial" w:cs="Arial"/>
-                <w:sz w:val="18"/>
-              </w:rPr>
-              <w:t>​</w:t>
-            </w:r>
-          </w:p>
-          <w:p>
-            <w:pPr>
-              <w:rPr>
-                <w:rFonts w:ascii="Aptos" w:hAnsi="Aptos"/>
-                <w:sz w:val="18"/>
-              </w:rPr>
-            </w:pPr>
-            <w:r>
-              <w:rPr>
-                <w:rFonts w:ascii="Aptos" w:hAnsi="Aptos"/>
-                <w:sz w:val="18"/>
-                <w:lang w:val="en-NZ"/>
-              </w:rPr>
-              <w:t>The machine is deployed at scale across the Vacation Stables UK, EU, and US</w:t>
-            </w:r>
-            <w:r>
-              <w:rPr>
-                <w:rFonts w:ascii="Arial" w:hAnsi="Arial" w:cs="Arial"/>
-                <w:sz w:val="18"/>
-              </w:rPr>
-              <w:t>​</w:t>
-            </w:r>
-            <w:r>
-              <w:rPr>
-                <w:rFonts w:ascii="Arial" w:hAnsi="Arial" w:cs="Arial"/>
-                <w:sz w:val="18"/>
-              </w:rPr>
-              <w:t xml:space="preserve"> </w:t>
-            </w:r>
-            <w:r>
-              <w:rPr>
-                <w:rFonts w:ascii="Aptos" w:hAnsi="Aptos"/>
-                <w:sz w:val="18"/>
-                <w:lang w:val="en-GB"/>
-              </w:rPr>
-              <w:t>estate</w:t>
-            </w:r>
-            <w:r>
-              <w:rPr>
-                <w:rFonts w:ascii="Arial" w:hAnsi="Arial" w:cs="Arial"/>
-                <w:sz w:val="18"/>
-              </w:rPr>
-              <w:t>​</w:t>
-            </w:r>
-          </w:p>
-          <w:p>
-            <w:pPr>
-              <w:rPr>
-                <w:rFonts w:ascii="Aptos" w:hAnsi="Aptos"/>
-                <w:sz w:val="18"/>
-              </w:rPr>
-            </w:pPr>
-            <w:r>
-              <w:rPr>
-                <w:rFonts w:ascii="Aptos" w:hAnsi="Aptos"/>
-                <w:b/>
-                <w:bCs/>
-                <w:sz w:val="18"/>
-                <w:lang w:val="en-GB"/>
-              </w:rPr>
-              <w:t>Commercially viable MVP</w:t>
-            </w:r>
-            <w:r>
-              <w:rPr>
-                <w:rFonts w:ascii="Arial" w:hAnsi="Arial" w:cs="Arial"/>
-                <w:sz w:val="18"/>
-              </w:rPr>
-              <w:t>​</w:t>
-            </w:r>
-          </w:p>
-          <w:p>
-            <w:pPr>
-              <w:rPr>
-                <w:rFonts w:ascii="Aptos" w:hAnsi="Aptos"/>
-                <w:sz w:val="18"/>
-              </w:rPr>
-            </w:pPr>
-            <w:r>
-              <w:rPr>
-                <w:rFonts w:ascii="Aptos" w:hAnsi="Aptos"/>
-                <w:sz w:val="18"/>
-                <w:lang w:val="en-NZ"/>
-              </w:rPr>
-              <w:t>A working prototype that secures investor confidence and a credible path to fullscale</w:t>
-            </w:r>
-            <w:r>
-              <w:rPr>
-                <w:rFonts w:ascii="Arial" w:hAnsi="Arial" w:cs="Arial"/>
-                <w:sz w:val="18"/>
-                <w:lang w:val="en-NZ"/>
-              </w:rPr>
-              <w:t>​</w:t>
-            </w:r>
-            <w:r>
-              <w:rPr>
-                <w:rFonts w:ascii="Arial" w:hAnsi="Arial" w:cs="Arial"/>
-                <w:sz w:val="18"/>
-                <w:lang w:val="en-NZ"/>
-              </w:rPr>
-              <w:t xml:space="preserve"> </w:t>
-            </w:r>
-            <w:r>
-              <w:rPr>
-                <w:rFonts w:ascii="Aptos" w:hAnsi="Aptos"/>
-                <w:sz w:val="18"/>
-                <w:lang w:val="en-GB"/>
-              </w:rPr>
-              <w:t>production</w:t>
-            </w:r>
-            <w:r>
-              <w:rPr>
-                <w:rFonts w:ascii="Arial" w:hAnsi="Arial" w:cs="Arial"/>
-                <w:sz w:val="18"/>
-              </w:rPr>
-              <w:t>​</w:t>
-            </w:r>
-          </w:p>
-          <w:p>
-            <w:pPr>
-              <w:rPr>
-                <w:rFonts w:ascii="Aptos" w:hAnsi="Aptos"/>
-                <w:sz w:val="18"/>
-              </w:rPr>
-            </w:pPr>
-            <w:r>
-              <w:rPr>
-                <w:rFonts w:ascii="Aptos" w:hAnsi="Aptos"/>
-                <w:b/>
-                <w:bCs/>
-                <w:sz w:val="18"/>
-                <w:lang w:val="en-GB"/>
-              </w:rPr>
-              <w:t>No guest-visible failure</w:t>
-            </w:r>
-            <w:r>
-              <w:rPr>
-                <w:rFonts w:ascii="Arial" w:hAnsi="Arial" w:cs="Arial"/>
-                <w:sz w:val="18"/>
-              </w:rPr>
-              <w:t>​</w:t>
-            </w:r>
-          </w:p>
-          <w:p>
-            <w:pPr>
-              <w:rPr>
-                <w:rFonts w:ascii="Aptos" w:hAnsi="Aptos"/>
-                <w:sz w:val="18"/>
-                <w:lang w:val="en-GB"/>
-              </w:rPr>
-            </w:pPr>
-            <w:r>
-              <w:rPr>
-                <w:rFonts w:ascii="Aptos" w:hAnsi="Aptos"/>
-                <w:sz w:val="18"/>
-                <w:lang w:val="en-NZ"/>
-              </w:rPr>
-              <w:t>Maintenance needs are resolved proactively, before a guest ever encounters an</w:t>
-            </w:r>
-            <w:r>
-              <w:rPr>
-                <w:rFonts w:ascii="Arial" w:hAnsi="Arial" w:cs="Arial"/>
-                <w:sz w:val="18"/>
-              </w:rPr>
-              <w:t>​</w:t>
-            </w:r>
-            <w:r>
-              <w:rPr>
-                <w:rFonts w:ascii="Arial" w:hAnsi="Arial" w:cs="Arial"/>
-                <w:sz w:val="18"/>
-              </w:rPr>
-              <w:t xml:space="preserve"> </w:t>
-            </w:r>
-            <w:r>
-              <w:rPr>
-                <w:rFonts w:ascii="Aptos" w:hAnsi="Aptos"/>
-                <w:sz w:val="18"/>
-                <w:lang w:val="en-GB"/>
-              </w:rPr>
-              <w:t>inoperable machine</w:t>
-            </w:r>
-          </w:p>
-          <w:p>
-            <w:pPr>
-              <w:rPr>
-                <w:rFonts w:ascii="Aptos" w:hAnsi="Aptos"/>
-                <w:b/>
-                <w:color w:val="0D5C5C"/>
-                <w:sz w:val="20"/>
-              </w:rPr>
-            </w:pPr>
-          </w:p>
-        </w:tc>
-        <w:tc>
-          <w:tcPr>
-            <w:tcW w:w="4853" w:type="dxa"/>
+              </w:rPr>
+            </w:pPr>
+            <w:r>
+              <w:rPr>
+                <w:rFonts w:ascii="Aptos" w:hAnsi="Aptos"/>
+                <w:sz w:val="18"/>
+              </w:rPr>
+              <w:t>• A guest produces café-quality coffee unaided, within 3 minutes, every time</w:t>
+            </w:r>
+          </w:p>
+          <w:p>
+            <w:pPr>
+              <w:rPr>
+                <w:rFonts w:ascii="Aptos" w:hAnsi="Aptos"/>
+              </w:rPr>
+            </w:pPr>
+            <w:r>
+              <w:rPr>
+                <w:rFonts w:ascii="Aptos" w:hAnsi="Aptos"/>
+                <w:sz w:val="18"/>
+              </w:rPr>
+              <w:t>• Machine deployed at scale across Vacation Stables UK, EU, and US estate</w:t>
+            </w:r>
+          </w:p>
+          <w:p>
+            <w:pPr>
+              <w:rPr>
+                <w:rFonts w:ascii="Aptos" w:hAnsi="Aptos"/>
+              </w:rPr>
+            </w:pPr>
+            <w:r>
+              <w:rPr>
+                <w:rFonts w:ascii="Aptos" w:hAnsi="Aptos"/>
+                <w:sz w:val="18"/>
+              </w:rPr>
+              <w:t>• Commercially viable MVP that secures investor confidence</w:t>
+            </w:r>
+          </w:p>
+          <w:p>
+            <w:pPr>
+              <w:rPr>
+                <w:rFonts w:ascii="Aptos" w:hAnsi="Aptos"/>
+              </w:rPr>
+            </w:pPr>
+            <w:r>
+              <w:rPr>
+                <w:rFonts w:ascii="Aptos" w:hAnsi="Aptos"/>
+                <w:sz w:val="18"/>
+              </w:rPr>
+              <w:t>• No guest-visible failure — maintenance resolved before guest encounters it</w:t>
+            </w:r>
+          </w:p>
+          <w:p>
+            <w:pPr>
+              <w:rPr>
+                <w:rFonts w:ascii="Aptos" w:hAnsi="Aptos"/>
+              </w:rPr>
+            </w:pPr>
+            <w:r>
+              <w:rPr>
+                <w:rFonts w:ascii="Aptos" w:hAnsi="Aptos"/>
+                <w:sz w:val="18"/>
+              </w:rPr>
+              <w:t>• Vacation Stables meets 2030 sustainability target for in-room appliances</w:t>
+            </w:r>
+          </w:p>
+        </w:tc>
+        <w:tc>
+          <w:tcPr>
+            <w:tcW w:w="2409" w:type="dxa"/>
             <w:shd w:val="clear" w:color="auto" w:fill="F2F2F2"/>
             <w:tcMar>
               <w:top w:w="80" w:type="dxa"/>
@@ -2006,287 +1213,108 @@
             <w:pPr>
               <w:rPr>
                 <w:rFonts w:ascii="Aptos" w:hAnsi="Aptos"/>
-                <w:sz w:val="18"/>
+              </w:rPr>
+            </w:pPr>
+            <w:r>
+              <w:rPr>
+                <w:rFonts w:ascii="Aptos" w:hAnsi="Aptos"/>
+                <w:sz w:val="18"/>
+              </w:rPr>
+              <w:t>• 42 SRS requirements (COFFCO-SRS-001) verified to acceptance criteria</w:t>
+            </w:r>
+          </w:p>
+          <w:p>
+            <w:pPr>
+              <w:rPr>
+                <w:rFonts w:ascii="Aptos" w:hAnsi="Aptos"/>
+              </w:rPr>
+            </w:pPr>
+            <w:r>
+              <w:rPr>
+                <w:rFonts w:ascii="Aptos" w:hAnsi="Aptos"/>
+                <w:sz w:val="18"/>
+              </w:rPr>
+              <w:t>• Investor sign-off at MVP demonstration event</w:t>
+            </w:r>
+          </w:p>
+          <w:p>
+            <w:pPr>
+              <w:rPr>
+                <w:rFonts w:ascii="Aptos" w:hAnsi="Aptos"/>
+              </w:rPr>
+            </w:pPr>
+            <w:r>
+              <w:rPr>
+                <w:rFonts w:ascii="Aptos" w:hAnsi="Aptos"/>
+                <w:sz w:val="18"/>
+              </w:rPr>
+              <w:t>• Guest satisfaction rated against specialty-coffee benchmark</w:t>
+            </w:r>
+          </w:p>
+          <w:p>
+            <w:pPr>
+              <w:rPr>
+                <w:rFonts w:ascii="Aptos" w:hAnsi="Aptos"/>
+              </w:rPr>
+            </w:pPr>
+            <w:r>
+              <w:rPr>
+                <w:rFonts w:ascii="Aptos" w:hAnsi="Aptos"/>
+                <w:sz w:val="18"/>
+              </w:rPr>
+              <w:t>• Zero guest-reported safety incidents during deployment</w:t>
+            </w:r>
+          </w:p>
+          <w:p>
+            <w:pPr>
+              <w:rPr>
+                <w:rFonts w:ascii="Aptos" w:hAnsi="Aptos"/>
+              </w:rPr>
+            </w:pPr>
+            <w:r>
+              <w:rPr>
+                <w:rFonts w:ascii="Aptos" w:hAnsi="Aptos"/>
+                <w:sz w:val="18"/>
+              </w:rPr>
+              <w:t>• 365-day maintenance-free interval achieved in service</w:t>
+            </w:r>
+          </w:p>
+        </w:tc>
+      </w:tr>
+      <w:tr>
+        <w:tc>
+          <w:tcPr>
+            <w:tcW w:w="9636" w:type="dxa"/>
+            <w:gridSpan w:val="4"/>
+            <w:shd w:val="clear" w:color="auto" w:fill="EDE9F7"/>
+            <w:tcMar>
+              <w:top w:w="80" w:type="dxa"/>
+              <w:left w:w="120" w:type="dxa"/>
+              <w:bottom w:w="80" w:type="dxa"/>
+              <w:right w:w="80" w:type="dxa"/>
+            </w:tcMar>
+          </w:tcPr>
+          <w:p>
+            <w:pPr>
+              <w:rPr>
+                <w:rFonts w:ascii="Aptos" w:hAnsi="Aptos"/>
               </w:rPr>
             </w:pPr>
             <w:r>
               <w:rPr>
                 <w:rFonts w:ascii="Aptos" w:hAnsi="Aptos"/>
                 <w:b/>
-                <w:bCs/>
-                <w:sz w:val="18"/>
-                <w:lang w:val="en-GB"/>
-              </w:rPr>
-              <w:t>Requirements verification</w:t>
-            </w:r>
-            <w:r>
-              <w:rPr>
-                <w:rFonts w:ascii="Arial" w:hAnsi="Arial" w:cs="Arial"/>
-                <w:sz w:val="18"/>
-              </w:rPr>
-              <w:t>​</w:t>
-            </w:r>
-          </w:p>
-          <w:p>
-            <w:pPr>
-              <w:rPr>
-                <w:rFonts w:ascii="Aptos" w:hAnsi="Aptos"/>
-                <w:sz w:val="18"/>
-              </w:rPr>
-            </w:pPr>
-            <w:r>
-              <w:rPr>
-                <w:rFonts w:ascii="Aptos" w:hAnsi="Aptos"/>
-                <w:sz w:val="18"/>
-                <w:lang w:val="en-NZ"/>
-              </w:rPr>
-              <w:t>42</w:t>
-            </w:r>
-            <w:r>
-              <w:rPr>
-                <w:rFonts w:ascii="Aptos" w:hAnsi="Aptos"/>
-                <w:sz w:val="18"/>
-                <w:lang w:val="en-NZ"/>
-              </w:rPr>
-              <w:t xml:space="preserve"> system requirements verified to acceptance criteria —</w:t>
-            </w:r>
-            <w:r>
-              <w:rPr>
-                <w:rFonts w:ascii="Arial" w:hAnsi="Arial" w:cs="Arial"/>
-                <w:sz w:val="18"/>
-              </w:rPr>
-              <w:t>​</w:t>
-            </w:r>
-          </w:p>
-          <w:p>
-            <w:pPr>
-              <w:rPr>
-                <w:rFonts w:ascii="Aptos" w:hAnsi="Aptos"/>
-                <w:sz w:val="18"/>
-              </w:rPr>
-            </w:pPr>
-            <w:r>
-              <w:rPr>
-                <w:rFonts w:ascii="Aptos" w:hAnsi="Aptos"/>
-                <w:sz w:val="18"/>
-                <w:lang w:val="en-NZ"/>
-              </w:rPr>
-              <w:t>temperature, pressure, volume, footprint, mass, MTBF, and safety</w:t>
-            </w:r>
-            <w:r>
-              <w:rPr>
-                <w:rFonts w:ascii="Arial" w:hAnsi="Arial" w:cs="Arial"/>
-                <w:sz w:val="18"/>
-              </w:rPr>
-              <w:t>​</w:t>
-            </w:r>
-          </w:p>
-          <w:p>
-            <w:pPr>
-              <w:rPr>
-                <w:rFonts w:ascii="Aptos" w:hAnsi="Aptos"/>
-                <w:sz w:val="18"/>
-              </w:rPr>
-            </w:pPr>
-            <w:r>
-              <w:rPr>
-                <w:rFonts w:ascii="Aptos" w:hAnsi="Aptos"/>
-                <w:b/>
-                <w:bCs/>
-                <w:sz w:val="18"/>
-                <w:lang w:val="en-GB"/>
-              </w:rPr>
-              <w:t>Investor sign-off</w:t>
-            </w:r>
-            <w:r>
-              <w:rPr>
-                <w:rFonts w:ascii="Arial" w:hAnsi="Arial" w:cs="Arial"/>
-                <w:sz w:val="18"/>
-              </w:rPr>
-              <w:t>​</w:t>
-            </w:r>
-          </w:p>
-          <w:p>
-            <w:pPr>
-              <w:rPr>
-                <w:rFonts w:ascii="Aptos" w:hAnsi="Aptos"/>
-                <w:sz w:val="18"/>
-              </w:rPr>
-            </w:pPr>
-            <w:r>
-              <w:rPr>
-                <w:rFonts w:ascii="Aptos" w:hAnsi="Aptos"/>
-                <w:sz w:val="18"/>
-                <w:lang w:val="en-NZ"/>
-              </w:rPr>
-              <w:t>MVP demonstration accepted as the basis for scaled deployment funding</w:t>
-            </w:r>
-            <w:r>
-              <w:rPr>
-                <w:rFonts w:ascii="Arial" w:hAnsi="Arial" w:cs="Arial"/>
-                <w:sz w:val="18"/>
-              </w:rPr>
-              <w:t>​</w:t>
-            </w:r>
-          </w:p>
-          <w:p>
-            <w:pPr>
-              <w:rPr>
-                <w:rFonts w:ascii="Aptos" w:hAnsi="Aptos"/>
-                <w:sz w:val="18"/>
-              </w:rPr>
-            </w:pPr>
-            <w:r>
-              <w:rPr>
-                <w:rFonts w:ascii="Aptos" w:hAnsi="Aptos"/>
-                <w:b/>
-                <w:bCs/>
-                <w:sz w:val="18"/>
-                <w:lang w:val="en-GB"/>
-              </w:rPr>
-              <w:t>Guest satisfaction</w:t>
-            </w:r>
-            <w:r>
-              <w:rPr>
-                <w:rFonts w:ascii="Arial" w:hAnsi="Arial" w:cs="Arial"/>
-                <w:sz w:val="18"/>
-              </w:rPr>
-              <w:t>​</w:t>
-            </w:r>
-          </w:p>
-          <w:p>
-            <w:pPr>
-              <w:rPr>
-                <w:rFonts w:ascii="Aptos" w:hAnsi="Aptos"/>
-                <w:sz w:val="18"/>
-              </w:rPr>
-            </w:pPr>
-            <w:r>
-              <w:rPr>
-                <w:rFonts w:ascii="Aptos" w:hAnsi="Aptos"/>
-                <w:sz w:val="18"/>
-                <w:lang w:val="en-NZ"/>
-              </w:rPr>
-              <w:t>In-room coffee quality rated by guests against the specialty-coffee benchmark</w:t>
-            </w:r>
-            <w:r>
-              <w:rPr>
-                <w:rFonts w:ascii="Arial" w:hAnsi="Arial" w:cs="Arial"/>
-                <w:sz w:val="18"/>
-              </w:rPr>
-              <w:t>​</w:t>
-            </w:r>
-            <w:r>
-              <w:rPr>
-                <w:rFonts w:ascii="Arial" w:hAnsi="Arial" w:cs="Arial"/>
-                <w:sz w:val="18"/>
-              </w:rPr>
-              <w:t xml:space="preserve"> </w:t>
-            </w:r>
-            <w:r>
-              <w:rPr>
-                <w:rFonts w:ascii="Aptos" w:hAnsi="Aptos"/>
-                <w:sz w:val="18"/>
-                <w:lang w:val="en-GB"/>
-              </w:rPr>
-              <w:t>identified in the CONOPS</w:t>
-            </w:r>
-            <w:r>
-              <w:rPr>
-                <w:rFonts w:ascii="Arial" w:hAnsi="Arial" w:cs="Arial"/>
-                <w:sz w:val="18"/>
-              </w:rPr>
-              <w:t>​</w:t>
-            </w:r>
-          </w:p>
-          <w:p>
-            <w:pPr>
-              <w:rPr>
-                <w:rFonts w:ascii="Aptos" w:hAnsi="Aptos"/>
-                <w:sz w:val="18"/>
-              </w:rPr>
-            </w:pPr>
-            <w:r>
-              <w:rPr>
-                <w:rFonts w:ascii="Aptos" w:hAnsi="Aptos"/>
-                <w:b/>
-                <w:bCs/>
-                <w:sz w:val="18"/>
-                <w:lang w:val="en-GB"/>
-              </w:rPr>
-              <w:t>Zero safety incidents</w:t>
-            </w:r>
-            <w:r>
-              <w:rPr>
-                <w:rFonts w:ascii="Arial" w:hAnsi="Arial" w:cs="Arial"/>
-                <w:sz w:val="18"/>
-              </w:rPr>
-              <w:t>​</w:t>
-            </w:r>
-          </w:p>
-          <w:p>
-            <w:pPr>
-              <w:rPr>
-                <w:rFonts w:ascii="Aptos" w:hAnsi="Aptos"/>
-                <w:sz w:val="18"/>
-              </w:rPr>
-            </w:pPr>
-            <w:r>
-              <w:rPr>
-                <w:rFonts w:ascii="Aptos" w:hAnsi="Aptos"/>
-                <w:sz w:val="18"/>
-                <w:lang w:val="en-NZ"/>
-              </w:rPr>
-              <w:t>No guest-reported electrical, burn, or food-safety incidents during deployment</w:t>
-            </w:r>
-            <w:r>
-              <w:rPr>
-                <w:rFonts w:ascii="Arial" w:hAnsi="Arial" w:cs="Arial"/>
-                <w:sz w:val="18"/>
-              </w:rPr>
-              <w:t>​</w:t>
-            </w:r>
-          </w:p>
-          <w:p>
-            <w:pPr>
-              <w:rPr>
-                <w:rFonts w:ascii="Aptos" w:hAnsi="Aptos"/>
-                <w:sz w:val="18"/>
-              </w:rPr>
-            </w:pPr>
-            <w:r>
-              <w:rPr>
-                <w:rFonts w:ascii="Aptos" w:hAnsi="Aptos"/>
-                <w:b/>
-                <w:bCs/>
-                <w:sz w:val="18"/>
-                <w:lang w:val="en-GB"/>
-              </w:rPr>
-              <w:t>Maintenance-free interval met</w:t>
-            </w:r>
-            <w:r>
-              <w:rPr>
-                <w:rFonts w:ascii="Arial" w:hAnsi="Arial" w:cs="Arial"/>
-                <w:sz w:val="18"/>
-              </w:rPr>
-              <w:t>​</w:t>
-            </w:r>
-          </w:p>
-          <w:p>
-            <w:pPr>
-              <w:rPr>
-                <w:rFonts w:ascii="Aptos" w:hAnsi="Aptos"/>
-                <w:sz w:val="18"/>
-                <w:lang w:val="en-GB"/>
-              </w:rPr>
-            </w:pPr>
-            <w:r>
-              <w:rPr>
-                <w:rFonts w:ascii="Aptos" w:hAnsi="Aptos"/>
-                <w:sz w:val="18"/>
-                <w:lang w:val="en-NZ"/>
-              </w:rPr>
-              <w:t>365-day minimum maintenance-free operation achieved in service</w:t>
+                <w:color w:val="3D2D7A"/>
+                <w:sz w:val="20"/>
+              </w:rPr>
+              <w:t xml:space="preserve">Key Stakeholders: </w:t>
+            </w:r>
+            <w:r>
+              <w:rPr>
+                <w:rFonts w:ascii="Aptos" w:hAnsi="Aptos"/>
+                <w:sz w:val="20"/>
+              </w:rPr>
+              <w:t>Hotel Guests (primary user) | Vacation Stables (strategic partner) | CoffCo (system owner) | Investors (funding authority) | OEM/Supply Partners (supply chain)</w:t>
             </w:r>
           </w:p>
         </w:tc>
@@ -2308,9 +1336,7 @@
       <w:r>
         <w:rPr>
           <w:rFonts w:ascii="Aptos" w:hAnsi="Aptos"/>
-          <w:noProof/>
-        </w:rPr>
-        <w:lastRenderedPageBreak/>
+        </w:rPr>
         <w:drawing>
           <wp:inline distT="0" distB="0" distL="0" distR="0" wp14:anchorId="4D4281C5" wp14:editId="61D8DD61">
             <wp:extent cx="5929630" cy="3936365"/>
@@ -2416,6 +1442,7 @@
           <w:rFonts w:ascii="Aptos" w:hAnsi="Aptos"/>
           <w:color w:val="2F5496"/>
         </w:rPr>
+        <w:lastRenderedPageBreak/>
         <w:t>2. Rich Picture – Problem Situation</w:t>
       </w:r>
     </w:p>
@@ -2562,7 +1589,6 @@
           <w:rFonts w:ascii="Aptos" w:hAnsi="Aptos"/>
           <w:noProof/>
         </w:rPr>
-        <w:lastRenderedPageBreak/>
         <w:drawing>
           <wp:inline distT="0" distB="0" distL="0" distR="0" wp14:anchorId="098B7B8F" wp14:editId="470FD2AC">
             <wp:extent cx="5760720" cy="3144768"/>
@@ -2640,13 +1666,13 @@
         <w:tblLook w:val="04A0" w:firstRow="1" w:lastRow="0" w:firstColumn="1" w:lastColumn="0" w:noHBand="0" w:noVBand="1"/>
       </w:tblPr>
       <w:tblGrid>
-        <w:gridCol w:w="2263"/>
-        <w:gridCol w:w="7365"/>
+        <w:gridCol w:w="3860"/>
+        <w:gridCol w:w="5768"/>
       </w:tblGrid>
       <w:tr>
         <w:tc>
           <w:tcPr>
-            <w:tcW w:w="2263" w:type="dxa"/>
+            <w:tcW w:w="3940" w:type="dxa"/>
             <w:shd w:val="clear" w:color="auto" w:fill="1C2B4A"/>
           </w:tcPr>
           <w:p>
@@ -2668,7 +1694,7 @@
         </w:tc>
         <w:tc>
           <w:tcPr>
-            <w:tcW w:w="7365" w:type="dxa"/>
+            <w:tcW w:w="5914" w:type="dxa"/>
             <w:shd w:val="clear" w:color="auto" w:fill="1C2B4A"/>
           </w:tcPr>
           <w:p>
@@ -2692,7 +1718,7 @@
       <w:tr>
         <w:tc>
           <w:tcPr>
-            <w:tcW w:w="2263" w:type="dxa"/>
+            <w:tcW w:w="3940" w:type="dxa"/>
             <w:shd w:val="clear" w:color="auto" w:fill="E6F4F4"/>
             <w:tcMar>
               <w:top w:w="80" w:type="dxa"/>
@@ -2720,7 +1746,7 @@
         </w:tc>
         <w:tc>
           <w:tcPr>
-            <w:tcW w:w="7365" w:type="dxa"/>
+            <w:tcW w:w="5914" w:type="dxa"/>
             <w:shd w:val="clear" w:color="auto" w:fill="FFFFFF"/>
             <w:tcMar>
               <w:top w:w="80" w:type="dxa"/>
@@ -2748,7 +1774,7 @@
       <w:tr>
         <w:tc>
           <w:tcPr>
-            <w:tcW w:w="2263" w:type="dxa"/>
+            <w:tcW w:w="3940" w:type="dxa"/>
             <w:shd w:val="clear" w:color="auto" w:fill="F2F2F2"/>
             <w:tcMar>
               <w:top w:w="80" w:type="dxa"/>
@@ -2776,7 +1802,7 @@
         </w:tc>
         <w:tc>
           <w:tcPr>
-            <w:tcW w:w="7365" w:type="dxa"/>
+            <w:tcW w:w="5914" w:type="dxa"/>
             <w:shd w:val="clear" w:color="auto" w:fill="F2F2F2"/>
             <w:tcMar>
               <w:top w:w="80" w:type="dxa"/>
@@ -2804,7 +1830,7 @@
       <w:tr>
         <w:tc>
           <w:tcPr>
-            <w:tcW w:w="2263" w:type="dxa"/>
+            <w:tcW w:w="3940" w:type="dxa"/>
             <w:shd w:val="clear" w:color="auto" w:fill="E6F4F4"/>
             <w:tcMar>
               <w:top w:w="80" w:type="dxa"/>
@@ -2832,7 +1858,7 @@
         </w:tc>
         <w:tc>
           <w:tcPr>
-            <w:tcW w:w="7365" w:type="dxa"/>
+            <w:tcW w:w="5914" w:type="dxa"/>
             <w:shd w:val="clear" w:color="auto" w:fill="FFFFFF"/>
             <w:tcMar>
               <w:top w:w="80" w:type="dxa"/>
@@ -2860,7 +1886,7 @@
       <w:tr>
         <w:tc>
           <w:tcPr>
-            <w:tcW w:w="2263" w:type="dxa"/>
+            <w:tcW w:w="3940" w:type="dxa"/>
             <w:shd w:val="clear" w:color="auto" w:fill="F2F2F2"/>
             <w:tcMar>
               <w:top w:w="80" w:type="dxa"/>
@@ -2888,7 +1914,7 @@
         </w:tc>
         <w:tc>
           <w:tcPr>
-            <w:tcW w:w="7365" w:type="dxa"/>
+            <w:tcW w:w="5914" w:type="dxa"/>
             <w:shd w:val="clear" w:color="auto" w:fill="F2F2F2"/>
             <w:tcMar>
               <w:top w:w="80" w:type="dxa"/>
@@ -2916,7 +1942,7 @@
       <w:tr>
         <w:tc>
           <w:tcPr>
-            <w:tcW w:w="2263" w:type="dxa"/>
+            <w:tcW w:w="3940" w:type="dxa"/>
             <w:shd w:val="clear" w:color="auto" w:fill="E6F4F4"/>
             <w:tcMar>
               <w:top w:w="80" w:type="dxa"/>
@@ -2938,13 +1964,14 @@
                 <w:color w:val="0D5C5C"/>
                 <w:sz w:val="20"/>
               </w:rPr>
+              <w:lastRenderedPageBreak/>
               <w:t>O – Owner</w:t>
             </w:r>
           </w:p>
         </w:tc>
         <w:tc>
           <w:tcPr>
-            <w:tcW w:w="7365" w:type="dxa"/>
+            <w:tcW w:w="5914" w:type="dxa"/>
             <w:shd w:val="clear" w:color="auto" w:fill="FFFFFF"/>
             <w:tcMar>
               <w:top w:w="80" w:type="dxa"/>
@@ -2972,7 +1999,7 @@
       <w:tr>
         <w:tc>
           <w:tcPr>
-            <w:tcW w:w="2263" w:type="dxa"/>
+            <w:tcW w:w="3940" w:type="dxa"/>
             <w:shd w:val="clear" w:color="auto" w:fill="F2F2F2"/>
             <w:tcMar>
               <w:top w:w="80" w:type="dxa"/>
@@ -3000,7 +2027,7 @@
         </w:tc>
         <w:tc>
           <w:tcPr>
-            <w:tcW w:w="7365" w:type="dxa"/>
+            <w:tcW w:w="5914" w:type="dxa"/>
             <w:shd w:val="clear" w:color="auto" w:fill="F2F2F2"/>
             <w:tcMar>
               <w:top w:w="80" w:type="dxa"/>
@@ -3030,16 +2057,6 @@
       <w:pPr>
         <w:rPr>
           <w:rFonts w:ascii="Aptos" w:hAnsi="Aptos"/>
-        </w:rPr>
-      </w:pPr>
-    </w:p>
-    <w:p>
-      <w:pPr>
-        <w:pStyle w:val="Heading3"/>
-        <w:spacing w:before="160" w:after="120"/>
-        <w:rPr>
-          <w:rFonts w:ascii="Aptos" w:hAnsi="Aptos"/>
-          <w:color w:val="2F5496"/>
         </w:rPr>
       </w:pPr>
     </w:p>
@@ -3109,7 +2126,6 @@
                 <w:color w:val="595959"/>
                 <w:sz w:val="20"/>
               </w:rPr>
-              <w:lastRenderedPageBreak/>
               <w:t>"A CoffCo-owned and operated system that transforms the in-room hotel coffee experience for Vacation Stables guests by deploying a precision, connected brewing machine – enabling guests to receive personalised, café-quality coffee on demand, within the constraints of hotel room infrastructure, food safety regulation, brand standards, and commercial viability, so that Vacation Stables can differentiate its guest experience and CoffCo can establish a scalable platform position in the premium hospitality market."</w:t>
             </w:r>
           </w:p>
@@ -3787,7 +2803,9 @@
                 <w:rFonts w:ascii="Aptos" w:hAnsi="Aptos"/>
                 <w:sz w:val="20"/>
               </w:rPr>
-              <w:t>Personalisation data vs. guest privacy</w:t>
+              <w:t xml:space="preserve">Personalisation data vs. guest </w:t>
+              <w:lastRenderedPageBreak/>
+              <w:t>privacy</w:t>
             </w:r>
           </w:p>
         </w:tc>
@@ -3813,7 +2831,10 @@
                 <w:rFonts w:ascii="Aptos" w:hAnsi="Aptos"/>
                 <w:sz w:val="20"/>
               </w:rPr>
-              <w:t>CoffCo needs usage data; guests are wary of tracking</w:t>
+              <w:lastRenderedPageBreak/>
+              <w:t xml:space="preserve">CoffCo needs usage data; guests </w:t>
+              <w:lastRenderedPageBreak/>
+              <w:t>are wary of tracking</w:t>
             </w:r>
           </w:p>
         </w:tc>
@@ -3839,7 +2860,10 @@
                 <w:rFonts w:ascii="Aptos" w:hAnsi="Aptos"/>
                 <w:sz w:val="20"/>
               </w:rPr>
-              <w:t>Opt-in consent model with clear guest value exchange</w:t>
+              <w:lastRenderedPageBreak/>
+              <w:t xml:space="preserve">Opt-in consent model with clear </w:t>
+              <w:lastRenderedPageBreak/>
+              <w:t>guest value exchange</w:t>
             </w:r>
           </w:p>
         </w:tc>
@@ -3867,6 +2891,7 @@
                 <w:rFonts w:ascii="Aptos" w:hAnsi="Aptos"/>
                 <w:sz w:val="20"/>
               </w:rPr>
+              <w:lastRenderedPageBreak/>
               <w:t>Consumable sustainability vs. operational convenience</w:t>
             </w:r>
           </w:p>
@@ -3959,14 +2984,7 @@
         <w:rPr>
           <w:rFonts w:ascii="Aptos" w:hAnsi="Aptos"/>
         </w:rPr>
-        <w:t xml:space="preserve">The SSM analysis directly shaped the Design for Reliability theme. The tensions table reveals that unreliability is the common thread running through multiple worldview conflicts: if the machine fails, the guest-simplicity tension is exacerbated; the brand tension becomes acute; and investor </w:t>
-      </w:r>
-      <w:r>
-        <w:rPr>
-          <w:rFonts w:ascii="Aptos" w:hAnsi="Aptos"/>
-        </w:rPr>
-        <w:lastRenderedPageBreak/>
-        <w:t>confidence is undermined. Design for Reliability is therefore the SSM-derived response to the most critical systemic tensions in the problem situation.</w:t>
+        <w:t>The SSM analysis directly shaped the Design for Reliability theme. The tensions table reveals that unreliability is the common thread running through multiple worldview conflicts: if the machine fails, the guest-simplicity tension is exacerbated; the brand tension becomes acute; and investor confidence is undermined. Design for Reliability is therefore the SSM-derived response to the most critical systemic tensions in the problem situation.</w:t>
       </w:r>
     </w:p>
     <w:p>
@@ -5868,15 +4886,7 @@
                 <w:rFonts w:ascii="Aptos" w:hAnsi="Aptos"/>
                 <w:sz w:val="18"/>
               </w:rPr>
-              <w:t xml:space="preserve">prevent activation of the heating element when the water reservoir is empty or the consumable store is </w:t>
-            </w:r>
-            <w:r>
-              <w:rPr>
-                <w:rFonts w:ascii="Aptos" w:hAnsi="Aptos"/>
-                <w:sz w:val="18"/>
-              </w:rPr>
-              <w:lastRenderedPageBreak/>
-              <w:t>below the minimum threshold for a brew cycle</w:t>
+              <w:t>prevent activation of the heating element when the water reservoir is empty or the consumable store is below the minimum threshold for a brew cycle</w:t>
             </w:r>
           </w:p>
         </w:tc>
@@ -5904,7 +4914,6 @@
                 <w:color w:val="2F5496"/>
                 <w:sz w:val="18"/>
               </w:rPr>
-              <w:lastRenderedPageBreak/>
               <w:t>Mandatory</w:t>
             </w:r>
           </w:p>
@@ -6343,6 +5352,7 @@
                 <w:color w:val="1C2B4A"/>
                 <w:sz w:val="18"/>
               </w:rPr>
+              <w:lastRenderedPageBreak/>
               <w:t>2.2</w:t>
             </w:r>
           </w:p>
@@ -8492,7 +7502,6 @@
                 <w:color w:val="1C2B4A"/>
                 <w:sz w:val="18"/>
               </w:rPr>
-              <w:lastRenderedPageBreak/>
               <w:t>3.8</w:t>
             </w:r>
           </w:p>
@@ -9338,6 +8347,7 @@
                 <w:color w:val="1C2B4A"/>
                 <w:sz w:val="18"/>
               </w:rPr>
+              <w:lastRenderedPageBreak/>
               <w:t>4.2</w:t>
             </w:r>
           </w:p>
@@ -12761,11 +11771,6 @@
           <w:rFonts w:ascii="Aptos" w:hAnsi="Aptos"/>
         </w:rPr>
         <w:t xml:space="preserve">Step 3 – Identify constraints: non-functional requirements were treated as constraints on the architecture blocks they apply to. System-level non-functional requirements (e.g. SRS 3.2 </w:t>
-      </w:r>
-      <w:r>
-        <w:rPr>
-          <w:rFonts w:ascii="Aptos" w:hAnsi="Aptos"/>
-        </w:rPr>
         <w:lastRenderedPageBreak/>
         <w:t>footprint, 4.10 mass) were not mapped to a single block but analysed and broken down so each discipline area understands its contribution to the system-level budget.</w:t>
       </w:r>
@@ -13485,17 +12490,14 @@
         <w:tblLook w:val="04A0" w:firstRow="1" w:lastRow="0" w:firstColumn="1" w:lastColumn="0" w:noHBand="0" w:noVBand="1"/>
       </w:tblPr>
       <w:tblGrid>
-        <w:gridCol w:w="2669"/>
-        <w:gridCol w:w="2669"/>
-        <w:gridCol w:w="2669"/>
+        <w:gridCol w:w="2400"/>
+        <w:gridCol w:w="2400"/>
+        <w:gridCol w:w="2400"/>
       </w:tblGrid>
       <w:tr>
-        <w:trPr>
-          <w:trHeight w:val="67"/>
-        </w:trPr>
-        <w:tc>
-          <w:tcPr>
-            <w:tcW w:w="2669" w:type="dxa"/>
+        <w:tc>
+          <w:tcPr>
+            <w:tcW w:w="2400" w:type="dxa"/>
             <w:shd w:val="clear" w:color="auto" w:fill="1C2B4A"/>
             <w:tcMar>
               <w:top w:w="80" w:type="dxa"/>
@@ -13523,7 +12525,7 @@
         </w:tc>
         <w:tc>
           <w:tcPr>
-            <w:tcW w:w="2669" w:type="dxa"/>
+            <w:tcW w:w="2400" w:type="dxa"/>
             <w:shd w:val="clear" w:color="auto" w:fill="1C2B4A"/>
             <w:tcMar>
               <w:top w:w="80" w:type="dxa"/>
@@ -13551,7 +12553,7 @@
         </w:tc>
         <w:tc>
           <w:tcPr>
-            <w:tcW w:w="2669" w:type="dxa"/>
+            <w:tcW w:w="2400" w:type="dxa"/>
             <w:shd w:val="clear" w:color="auto" w:fill="1C2B4A"/>
             <w:tcMar>
               <w:top w:w="80" w:type="dxa"/>
@@ -13579,12 +12581,9 @@
         </w:tc>
       </w:tr>
       <w:tr>
-        <w:trPr>
-          <w:trHeight w:val="71"/>
-        </w:trPr>
-        <w:tc>
-          <w:tcPr>
-            <w:tcW w:w="2669" w:type="dxa"/>
+        <w:tc>
+          <w:tcPr>
+            <w:tcW w:w="2400" w:type="dxa"/>
             <w:shd w:val="clear" w:color="auto" w:fill="FFFFFF"/>
             <w:tcMar>
               <w:top w:w="60" w:type="dxa"/>
@@ -13610,7 +12609,7 @@
         </w:tc>
         <w:tc>
           <w:tcPr>
-            <w:tcW w:w="2669" w:type="dxa"/>
+            <w:tcW w:w="2400" w:type="dxa"/>
             <w:shd w:val="clear" w:color="auto" w:fill="FFFFFF"/>
             <w:tcMar>
               <w:top w:w="60" w:type="dxa"/>
@@ -13636,7 +12635,7 @@
         </w:tc>
         <w:tc>
           <w:tcPr>
-            <w:tcW w:w="2669" w:type="dxa"/>
+            <w:tcW w:w="2400" w:type="dxa"/>
             <w:shd w:val="clear" w:color="auto" w:fill="FFFFFF"/>
             <w:tcMar>
               <w:top w:w="60" w:type="dxa"/>
@@ -13662,12 +12661,9 @@
         </w:tc>
       </w:tr>
       <w:tr>
-        <w:trPr>
-          <w:trHeight w:val="71"/>
-        </w:trPr>
-        <w:tc>
-          <w:tcPr>
-            <w:tcW w:w="2669" w:type="dxa"/>
+        <w:tc>
+          <w:tcPr>
+            <w:tcW w:w="2400" w:type="dxa"/>
             <w:shd w:val="clear" w:color="auto" w:fill="F2F2F2"/>
             <w:tcMar>
               <w:top w:w="60" w:type="dxa"/>
@@ -13693,7 +12689,7 @@
         </w:tc>
         <w:tc>
           <w:tcPr>
-            <w:tcW w:w="2669" w:type="dxa"/>
+            <w:tcW w:w="2400" w:type="dxa"/>
             <w:shd w:val="clear" w:color="auto" w:fill="F2F2F2"/>
             <w:tcMar>
               <w:top w:w="60" w:type="dxa"/>
@@ -13719,7 +12715,7 @@
         </w:tc>
         <w:tc>
           <w:tcPr>
-            <w:tcW w:w="2669" w:type="dxa"/>
+            <w:tcW w:w="2400" w:type="dxa"/>
             <w:shd w:val="clear" w:color="auto" w:fill="F2F2F2"/>
             <w:tcMar>
               <w:top w:w="60" w:type="dxa"/>
@@ -13745,12 +12741,9 @@
         </w:tc>
       </w:tr>
       <w:tr>
-        <w:trPr>
-          <w:trHeight w:val="71"/>
-        </w:trPr>
-        <w:tc>
-          <w:tcPr>
-            <w:tcW w:w="2669" w:type="dxa"/>
+        <w:tc>
+          <w:tcPr>
+            <w:tcW w:w="2400" w:type="dxa"/>
             <w:shd w:val="clear" w:color="auto" w:fill="FFFFFF"/>
             <w:tcMar>
               <w:top w:w="60" w:type="dxa"/>
@@ -13776,7 +12769,7 @@
         </w:tc>
         <w:tc>
           <w:tcPr>
-            <w:tcW w:w="2669" w:type="dxa"/>
+            <w:tcW w:w="2400" w:type="dxa"/>
             <w:shd w:val="clear" w:color="auto" w:fill="FFFFFF"/>
             <w:tcMar>
               <w:top w:w="60" w:type="dxa"/>
@@ -13802,7 +12795,7 @@
         </w:tc>
         <w:tc>
           <w:tcPr>
-            <w:tcW w:w="2669" w:type="dxa"/>
+            <w:tcW w:w="2400" w:type="dxa"/>
             <w:shd w:val="clear" w:color="auto" w:fill="FFFFFF"/>
             <w:tcMar>
               <w:top w:w="60" w:type="dxa"/>
@@ -13828,12 +12821,9 @@
         </w:tc>
       </w:tr>
       <w:tr>
-        <w:trPr>
-          <w:trHeight w:val="142"/>
-        </w:trPr>
-        <w:tc>
-          <w:tcPr>
-            <w:tcW w:w="2669" w:type="dxa"/>
+        <w:tc>
+          <w:tcPr>
+            <w:tcW w:w="2400" w:type="dxa"/>
             <w:shd w:val="clear" w:color="auto" w:fill="F2F2F2"/>
             <w:tcMar>
               <w:top w:w="60" w:type="dxa"/>
@@ -13859,7 +12849,7 @@
         </w:tc>
         <w:tc>
           <w:tcPr>
-            <w:tcW w:w="2669" w:type="dxa"/>
+            <w:tcW w:w="2400" w:type="dxa"/>
             <w:shd w:val="clear" w:color="auto" w:fill="F2F2F2"/>
             <w:tcMar>
               <w:top w:w="60" w:type="dxa"/>
@@ -13885,7 +12875,7 @@
         </w:tc>
         <w:tc>
           <w:tcPr>
-            <w:tcW w:w="2669" w:type="dxa"/>
+            <w:tcW w:w="2400" w:type="dxa"/>
             <w:shd w:val="clear" w:color="auto" w:fill="F2F2F2"/>
             <w:tcMar>
               <w:top w:w="60" w:type="dxa"/>
@@ -13911,12 +12901,9 @@
         </w:tc>
       </w:tr>
       <w:tr>
-        <w:trPr>
-          <w:trHeight w:val="71"/>
-        </w:trPr>
-        <w:tc>
-          <w:tcPr>
-            <w:tcW w:w="2669" w:type="dxa"/>
+        <w:tc>
+          <w:tcPr>
+            <w:tcW w:w="2400" w:type="dxa"/>
             <w:shd w:val="clear" w:color="auto" w:fill="FFFFFF"/>
             <w:tcMar>
               <w:top w:w="60" w:type="dxa"/>
@@ -13942,7 +12929,7 @@
         </w:tc>
         <w:tc>
           <w:tcPr>
-            <w:tcW w:w="2669" w:type="dxa"/>
+            <w:tcW w:w="2400" w:type="dxa"/>
             <w:shd w:val="clear" w:color="auto" w:fill="FFFFFF"/>
             <w:tcMar>
               <w:top w:w="60" w:type="dxa"/>
@@ -13968,7 +12955,7 @@
         </w:tc>
         <w:tc>
           <w:tcPr>
-            <w:tcW w:w="2669" w:type="dxa"/>
+            <w:tcW w:w="2400" w:type="dxa"/>
             <w:shd w:val="clear" w:color="auto" w:fill="FFFFFF"/>
             <w:tcMar>
               <w:top w:w="60" w:type="dxa"/>
@@ -13994,12 +12981,9 @@
         </w:tc>
       </w:tr>
       <w:tr>
-        <w:trPr>
-          <w:trHeight w:val="71"/>
-        </w:trPr>
-        <w:tc>
-          <w:tcPr>
-            <w:tcW w:w="2669" w:type="dxa"/>
+        <w:tc>
+          <w:tcPr>
+            <w:tcW w:w="2400" w:type="dxa"/>
             <w:shd w:val="clear" w:color="auto" w:fill="F2F2F2"/>
             <w:tcMar>
               <w:top w:w="60" w:type="dxa"/>
@@ -14025,7 +13009,7 @@
         </w:tc>
         <w:tc>
           <w:tcPr>
-            <w:tcW w:w="2669" w:type="dxa"/>
+            <w:tcW w:w="2400" w:type="dxa"/>
             <w:shd w:val="clear" w:color="auto" w:fill="F2F2F2"/>
             <w:tcMar>
               <w:top w:w="60" w:type="dxa"/>
@@ -14051,7 +13035,7 @@
         </w:tc>
         <w:tc>
           <w:tcPr>
-            <w:tcW w:w="2669" w:type="dxa"/>
+            <w:tcW w:w="2400" w:type="dxa"/>
             <w:shd w:val="clear" w:color="auto" w:fill="F2F2F2"/>
             <w:tcMar>
               <w:top w:w="60" w:type="dxa"/>
@@ -14077,12 +13061,9 @@
         </w:tc>
       </w:tr>
       <w:tr>
-        <w:trPr>
-          <w:trHeight w:val="142"/>
-        </w:trPr>
-        <w:tc>
-          <w:tcPr>
-            <w:tcW w:w="2669" w:type="dxa"/>
+        <w:tc>
+          <w:tcPr>
+            <w:tcW w:w="2400" w:type="dxa"/>
             <w:shd w:val="clear" w:color="auto" w:fill="FFFFFF"/>
             <w:tcMar>
               <w:top w:w="60" w:type="dxa"/>
@@ -14108,7 +13089,7 @@
         </w:tc>
         <w:tc>
           <w:tcPr>
-            <w:tcW w:w="2669" w:type="dxa"/>
+            <w:tcW w:w="2400" w:type="dxa"/>
             <w:shd w:val="clear" w:color="auto" w:fill="FFFFFF"/>
             <w:tcMar>
               <w:top w:w="60" w:type="dxa"/>
@@ -14134,7 +13115,7 @@
         </w:tc>
         <w:tc>
           <w:tcPr>
-            <w:tcW w:w="2669" w:type="dxa"/>
+            <w:tcW w:w="2400" w:type="dxa"/>
             <w:shd w:val="clear" w:color="auto" w:fill="FFFFFF"/>
             <w:tcMar>
               <w:top w:w="60" w:type="dxa"/>
@@ -14160,12 +13141,9 @@
         </w:tc>
       </w:tr>
       <w:tr>
-        <w:trPr>
-          <w:trHeight w:val="142"/>
-        </w:trPr>
-        <w:tc>
-          <w:tcPr>
-            <w:tcW w:w="2669" w:type="dxa"/>
+        <w:tc>
+          <w:tcPr>
+            <w:tcW w:w="2400" w:type="dxa"/>
             <w:shd w:val="clear" w:color="auto" w:fill="F2F2F2"/>
             <w:tcMar>
               <w:top w:w="60" w:type="dxa"/>
@@ -14191,7 +13169,7 @@
         </w:tc>
         <w:tc>
           <w:tcPr>
-            <w:tcW w:w="2669" w:type="dxa"/>
+            <w:tcW w:w="2400" w:type="dxa"/>
             <w:shd w:val="clear" w:color="auto" w:fill="F2F2F2"/>
             <w:tcMar>
               <w:top w:w="60" w:type="dxa"/>
@@ -14217,7 +13195,7 @@
         </w:tc>
         <w:tc>
           <w:tcPr>
-            <w:tcW w:w="2669" w:type="dxa"/>
+            <w:tcW w:w="2400" w:type="dxa"/>
             <w:shd w:val="clear" w:color="auto" w:fill="F2F2F2"/>
             <w:tcMar>
               <w:top w:w="60" w:type="dxa"/>
@@ -14243,12 +13221,9 @@
         </w:tc>
       </w:tr>
       <w:tr>
-        <w:trPr>
-          <w:trHeight w:val="147"/>
-        </w:trPr>
-        <w:tc>
-          <w:tcPr>
-            <w:tcW w:w="2669" w:type="dxa"/>
+        <w:tc>
+          <w:tcPr>
+            <w:tcW w:w="2400" w:type="dxa"/>
             <w:shd w:val="clear" w:color="auto" w:fill="FFFFFF"/>
             <w:tcMar>
               <w:top w:w="60" w:type="dxa"/>
@@ -14274,7 +13249,7 @@
         </w:tc>
         <w:tc>
           <w:tcPr>
-            <w:tcW w:w="2669" w:type="dxa"/>
+            <w:tcW w:w="2400" w:type="dxa"/>
             <w:shd w:val="clear" w:color="auto" w:fill="FFFFFF"/>
             <w:tcMar>
               <w:top w:w="60" w:type="dxa"/>
@@ -14300,7 +13275,7 @@
         </w:tc>
         <w:tc>
           <w:tcPr>
-            <w:tcW w:w="2669" w:type="dxa"/>
+            <w:tcW w:w="2400" w:type="dxa"/>
             <w:shd w:val="clear" w:color="auto" w:fill="FFFFFF"/>
             <w:tcMar>
               <w:top w:w="60" w:type="dxa"/>
@@ -14326,12 +13301,9 @@
         </w:tc>
       </w:tr>
       <w:tr>
-        <w:trPr>
-          <w:trHeight w:val="142"/>
-        </w:trPr>
-        <w:tc>
-          <w:tcPr>
-            <w:tcW w:w="2669" w:type="dxa"/>
+        <w:tc>
+          <w:tcPr>
+            <w:tcW w:w="2400" w:type="dxa"/>
             <w:shd w:val="clear" w:color="auto" w:fill="F2F2F2"/>
             <w:tcMar>
               <w:top w:w="60" w:type="dxa"/>
@@ -14357,7 +13329,7 @@
         </w:tc>
         <w:tc>
           <w:tcPr>
-            <w:tcW w:w="2669" w:type="dxa"/>
+            <w:tcW w:w="2400" w:type="dxa"/>
             <w:shd w:val="clear" w:color="auto" w:fill="F2F2F2"/>
             <w:tcMar>
               <w:top w:w="60" w:type="dxa"/>
@@ -14383,7 +13355,7 @@
         </w:tc>
         <w:tc>
           <w:tcPr>
-            <w:tcW w:w="2669" w:type="dxa"/>
+            <w:tcW w:w="2400" w:type="dxa"/>
             <w:shd w:val="clear" w:color="auto" w:fill="F2F2F2"/>
             <w:tcMar>
               <w:top w:w="60" w:type="dxa"/>
@@ -14409,12 +13381,9 @@
         </w:tc>
       </w:tr>
       <w:tr>
-        <w:trPr>
-          <w:trHeight w:val="71"/>
-        </w:trPr>
-        <w:tc>
-          <w:tcPr>
-            <w:tcW w:w="2669" w:type="dxa"/>
+        <w:tc>
+          <w:tcPr>
+            <w:tcW w:w="2400" w:type="dxa"/>
             <w:shd w:val="clear" w:color="auto" w:fill="FFFFFF"/>
             <w:tcMar>
               <w:top w:w="60" w:type="dxa"/>
@@ -14440,7 +13409,7 @@
         </w:tc>
         <w:tc>
           <w:tcPr>
-            <w:tcW w:w="2669" w:type="dxa"/>
+            <w:tcW w:w="2400" w:type="dxa"/>
             <w:shd w:val="clear" w:color="auto" w:fill="FFFFFF"/>
             <w:tcMar>
               <w:top w:w="60" w:type="dxa"/>
@@ -14466,7 +13435,7 @@
         </w:tc>
         <w:tc>
           <w:tcPr>
-            <w:tcW w:w="2669" w:type="dxa"/>
+            <w:tcW w:w="2400" w:type="dxa"/>
             <w:shd w:val="clear" w:color="auto" w:fill="FFFFFF"/>
             <w:tcMar>
               <w:top w:w="60" w:type="dxa"/>
@@ -14492,12 +13461,9 @@
         </w:tc>
       </w:tr>
       <w:tr>
-        <w:trPr>
-          <w:trHeight w:val="67"/>
-        </w:trPr>
-        <w:tc>
-          <w:tcPr>
-            <w:tcW w:w="2669" w:type="dxa"/>
+        <w:tc>
+          <w:tcPr>
+            <w:tcW w:w="2400" w:type="dxa"/>
             <w:shd w:val="clear" w:color="auto" w:fill="F2F2F2"/>
             <w:tcMar>
               <w:top w:w="60" w:type="dxa"/>
@@ -14523,7 +13489,7 @@
         </w:tc>
         <w:tc>
           <w:tcPr>
-            <w:tcW w:w="2669" w:type="dxa"/>
+            <w:tcW w:w="2400" w:type="dxa"/>
             <w:shd w:val="clear" w:color="auto" w:fill="F2F2F2"/>
             <w:tcMar>
               <w:top w:w="60" w:type="dxa"/>
@@ -14549,7 +13515,7 @@
         </w:tc>
         <w:tc>
           <w:tcPr>
-            <w:tcW w:w="2669" w:type="dxa"/>
+            <w:tcW w:w="2400" w:type="dxa"/>
             <w:shd w:val="clear" w:color="auto" w:fill="F2F2F2"/>
             <w:tcMar>
               <w:top w:w="60" w:type="dxa"/>
@@ -14575,12 +13541,9 @@
         </w:tc>
       </w:tr>
       <w:tr>
-        <w:trPr>
-          <w:trHeight w:val="71"/>
-        </w:trPr>
-        <w:tc>
-          <w:tcPr>
-            <w:tcW w:w="2669" w:type="dxa"/>
+        <w:tc>
+          <w:tcPr>
+            <w:tcW w:w="2400" w:type="dxa"/>
             <w:shd w:val="clear" w:color="auto" w:fill="FFFFFF"/>
             <w:tcMar>
               <w:top w:w="60" w:type="dxa"/>
@@ -14600,13 +13563,14 @@
                 <w:rFonts w:ascii="Aptos" w:hAnsi="Aptos"/>
                 <w:sz w:val="20"/>
               </w:rPr>
+              <w:lastRenderedPageBreak/>
               <w:t>SRS 3.9 MTBF</w:t>
             </w:r>
           </w:p>
         </w:tc>
         <w:tc>
           <w:tcPr>
-            <w:tcW w:w="2669" w:type="dxa"/>
+            <w:tcW w:w="2400" w:type="dxa"/>
             <w:shd w:val="clear" w:color="auto" w:fill="FFFFFF"/>
             <w:tcMar>
               <w:top w:w="60" w:type="dxa"/>
@@ -14632,7 +13596,7 @@
         </w:tc>
         <w:tc>
           <w:tcPr>
-            <w:tcW w:w="2669" w:type="dxa"/>
+            <w:tcW w:w="2400" w:type="dxa"/>
             <w:shd w:val="clear" w:color="auto" w:fill="FFFFFF"/>
             <w:tcMar>
               <w:top w:w="60" w:type="dxa"/>
@@ -14658,12 +13622,9 @@
         </w:tc>
       </w:tr>
       <w:tr>
-        <w:trPr>
-          <w:trHeight w:val="142"/>
-        </w:trPr>
-        <w:tc>
-          <w:tcPr>
-            <w:tcW w:w="2669" w:type="dxa"/>
+        <w:tc>
+          <w:tcPr>
+            <w:tcW w:w="2400" w:type="dxa"/>
             <w:shd w:val="clear" w:color="auto" w:fill="F2F2F2"/>
             <w:tcMar>
               <w:top w:w="60" w:type="dxa"/>
@@ -14683,14 +13644,13 @@
                 <w:rFonts w:ascii="Aptos" w:hAnsi="Aptos"/>
                 <w:sz w:val="20"/>
               </w:rPr>
-              <w:lastRenderedPageBreak/>
               <w:t>SRS 4.2 / 4.3 Milk temperature</w:t>
             </w:r>
           </w:p>
         </w:tc>
         <w:tc>
           <w:tcPr>
-            <w:tcW w:w="2669" w:type="dxa"/>
+            <w:tcW w:w="2400" w:type="dxa"/>
             <w:shd w:val="clear" w:color="auto" w:fill="F2F2F2"/>
             <w:tcMar>
               <w:top w:w="60" w:type="dxa"/>
@@ -14716,7 +13676,7 @@
         </w:tc>
         <w:tc>
           <w:tcPr>
-            <w:tcW w:w="2669" w:type="dxa"/>
+            <w:tcW w:w="2400" w:type="dxa"/>
             <w:shd w:val="clear" w:color="auto" w:fill="F2F2F2"/>
             <w:tcMar>
               <w:top w:w="60" w:type="dxa"/>
@@ -14742,12 +13702,9 @@
         </w:tc>
       </w:tr>
       <w:tr>
-        <w:trPr>
-          <w:trHeight w:val="71"/>
-        </w:trPr>
-        <w:tc>
-          <w:tcPr>
-            <w:tcW w:w="2669" w:type="dxa"/>
+        <w:tc>
+          <w:tcPr>
+            <w:tcW w:w="2400" w:type="dxa"/>
             <w:shd w:val="clear" w:color="auto" w:fill="FFFFFF"/>
             <w:tcMar>
               <w:top w:w="60" w:type="dxa"/>
@@ -14773,7 +13730,7 @@
         </w:tc>
         <w:tc>
           <w:tcPr>
-            <w:tcW w:w="2669" w:type="dxa"/>
+            <w:tcW w:w="2400" w:type="dxa"/>
             <w:shd w:val="clear" w:color="auto" w:fill="FFFFFF"/>
             <w:tcMar>
               <w:top w:w="60" w:type="dxa"/>
@@ -14799,7 +13756,7 @@
         </w:tc>
         <w:tc>
           <w:tcPr>
-            <w:tcW w:w="2669" w:type="dxa"/>
+            <w:tcW w:w="2400" w:type="dxa"/>
             <w:shd w:val="clear" w:color="auto" w:fill="FFFFFF"/>
             <w:tcMar>
               <w:top w:w="60" w:type="dxa"/>
@@ -15011,6 +13968,7 @@
           <w:rFonts w:ascii="Aptos" w:hAnsi="Aptos"/>
           <w:color w:val="2F5496"/>
         </w:rPr>
+        <w:lastRenderedPageBreak/>
         <w:t>Identification of System Elements and Alternatives Assessed</w:t>
       </w:r>
     </w:p>
@@ -15163,7 +14121,6 @@
                 <w:rFonts w:ascii="Aptos" w:hAnsi="Aptos"/>
                 <w:sz w:val="20"/>
               </w:rPr>
-              <w:lastRenderedPageBreak/>
               <w:t>Processing platform</w:t>
             </w:r>
           </w:p>
@@ -15540,6 +14497,7 @@
           <w:rFonts w:ascii="Aptos" w:hAnsi="Aptos"/>
           <w:color w:val="2F5496"/>
         </w:rPr>
+        <w:lastRenderedPageBreak/>
         <w:t>Obsolescence Consideration</w:t>
       </w:r>
     </w:p>
@@ -15554,14 +14512,7 @@
         <w:rPr>
           <w:rFonts w:ascii="Aptos" w:hAnsi="Aptos"/>
         </w:rPr>
-        <w:t xml:space="preserve">The Control Assembly’s primary obsolescence risk is the wireless module, given the rapid evolution of wireless standards (analogous to the Design module’s processor/GPU evolution example). The design mitigates this by treating the wireless module as a field-replaceable sub-component within the </w:t>
-      </w:r>
-      <w:r>
-        <w:rPr>
-          <w:rFonts w:ascii="Aptos" w:hAnsi="Aptos"/>
-        </w:rPr>
-        <w:lastRenderedPageBreak/>
-        <w:t>Control Assembly rather than a permanently integrated part, consistent with structuring principle SP-02 (Modularity). This allows a future wireless technology change without redesigning the entire Control Assembly.</w:t>
+        <w:t>The Control Assembly’s primary obsolescence risk is the wireless module, given the rapid evolution of wireless standards (analogous to the Design module’s processor/GPU evolution example). The design mitigates this by treating the wireless module as a field-replaceable sub-component within the Control Assembly rather than a permanently integrated part, consistent with structuring principle SP-02 (Modularity). This allows a future wireless technology change without redesigning the entire Control Assembly.</w:t>
       </w:r>
     </w:p>
     <w:p>
@@ -15757,24 +14708,9 @@
         <w:rPr>
           <w:rFonts w:ascii="Aptos" w:hAnsi="Aptos"/>
         </w:rPr>
-        <w:t>Defined interfaces: brew command and target parameters in (from Control Assembly); filtered water in (from Fluid Store, via Water Store block); milk in (from Hotel Guest, via Provide Milk activity); froth request in (from Control Assembly, fork in activity diagram); beverage out (to mug, via dispensing outlet); coffee drips out (to Drip Collector). Cross-contamination between the coffee and milk fluid pathways is prevented by a switching and flushing mechanism (addressing NR-04 and the HACCP obligation in SRS 4.9) – this interface (the switching valve or equivalent) is identified here as needing further definition in detail design; it is not yet specified to component level.</w:t>
-      </w:r>
-    </w:p>
-    <w:p>
-      <w:pPr>
-        <w:rPr>
-          <w:rFonts w:ascii="Aptos" w:eastAsiaTheme="majorEastAsia" w:hAnsi="Aptos" w:cstheme="majorBidi"/>
-          <w:b/>
-          <w:bCs/>
-          <w:color w:val="2F5496"/>
-        </w:rPr>
-      </w:pPr>
-      <w:r>
-        <w:rPr>
-          <w:rFonts w:ascii="Aptos" w:hAnsi="Aptos"/>
-          <w:color w:val="2F5496"/>
-        </w:rPr>
-        <w:br w:type="page"/>
+        <w:t xml:space="preserve">Defined interfaces: brew command and target parameters in (from Control Assembly); filtered water in (from Fluid Store, via Water Store block); milk in (from Hotel Guest, via Provide Milk activity); froth request in (from Control Assembly, fork in activity diagram); beverage out (to mug, via dispensing outlet); coffee drips out (to Drip Collector). Cross-contamination between the coffee and milk fluid pathways is prevented by a switching and flushing mechanism (addressing NR-04 and the HACCP </w:t>
+        <w:lastRenderedPageBreak/>
+        <w:t>obligation in SRS 4.9) – this interface (the switching valve or equivalent) is identified here as needing further definition in detail design; it is not yet specified to component level.</w:t>
       </w:r>
     </w:p>
     <w:p>
@@ -15790,7 +14726,6 @@
           <w:rFonts w:ascii="Aptos" w:hAnsi="Aptos"/>
           <w:color w:val="2F5496"/>
         </w:rPr>
-        <w:lastRenderedPageBreak/>
         <w:t>Identification of System Elements and Alternatives Assessed</w:t>
       </w:r>
     </w:p>
@@ -16379,7 +15314,7 @@
         <w:rPr>
           <w:rFonts w:ascii="Aptos" w:hAnsi="Aptos"/>
         </w:rPr>
-        <w:t>The milk refrigeration requirement (NR-05) is a direct example of the Design module’s holistic design principle: it was not in the original customer URD, but emerged during architecture and design development from Assumption A-09 (the guest provides milk and the machine refrigerates it). Adding refrigeration has a knock-on effect on the system power budget (the SWAP analysis below) and on the Thermal Assembly’s footprint allocation – both have been reassessed and the architecture and SRS updated accordingly (NR-05 added to COFFCO-SRS-001), consistent with the principle that design decisions must be impact-assessed against the existing architecture rather than made in isolation.</w:t>
+        <w:t xml:space="preserve">The milk refrigeration requirement (NR-05) is a direct example of the Design module’s holistic design principle: it was not in the original customer URD, but emerged during architecture and design development from Assumption A-09 (the guest provides milk and the machine refrigerates it). Adding refrigeration has a knock-on effect on the system power budget (the SWAP analysis below) and on the Thermal Assembly’s footprint allocation – both have been reassessed and the architecture and SRS updated accordingly (NR-05 added to COFFCO-SRS-001), consistent with the principle that design decisions must be impact-assessed against the existing architecture rather than made in isolation.</w:t>
       </w:r>
     </w:p>
     <w:p>
@@ -16409,14 +15344,9 @@
         <w:rPr>
           <w:rFonts w:ascii="Aptos" w:hAnsi="Aptos"/>
         </w:rPr>
-        <w:t xml:space="preserve">The Thermal Assembly is the dominant driver of the system SWAP budget. Increasing heating power reduces brew cycle time (supporting SRS 3.1, 4.11) but increases both the cooling/insulation requirement and the electrical load on the Power Supply Unit (SRS 3.5 energy efficiency). Adding milk refrigeration (NR-05) adds a continuous, rather than intermittent, power draw – unlike the heating element, which only draws power during a brew cycle, the refrigeration function must run </w:t>
-      </w:r>
-      <w:r>
-        <w:rPr>
-          <w:rFonts w:ascii="Aptos" w:hAnsi="Aptos"/>
-        </w:rPr>
+        <w:t xml:space="preserve">The Thermal Assembly is the dominant driver of the system SWAP budget. Increasing heating power reduces brew cycle time (supporting SRS 3.1, 4.11) but increases both the cooling/insulation requirement and the electrical load on the Power Supply Unit (SRS 3.5 energy efficiency). Adding milk </w:t>
         <w:lastRenderedPageBreak/>
-        <w:t>continuously to maintain ≤4°C. This continuous draw has the greatest impact on the EU energy efficiency rating A target (SRS 3.5) of any single design decision in the system and is flagged as the primary SWAP trade-off requiring quantified analysis (thermal load calculation against insulation specification) in the next design iteration.</w:t>
+        <w:t>refrigeration (NR-05) adds a continuous, rather than intermittent, power draw – unlike the heating element, which only draws power during a brew cycle, the refrigeration function must run continuously to maintain ≤4°C. This continuous draw has the greatest impact on the EU energy efficiency rating A target (SRS 3.5) of any single design decision in the system and is flagged as the primary SWAP trade-off requiring quantified analysis (thermal load calculation against insulation specification) in the next design iteration.</w:t>
       </w:r>
     </w:p>
     <w:p>
@@ -16629,6 +15559,7 @@
           <w:rFonts w:ascii="Aptos" w:hAnsi="Aptos"/>
           <w:color w:val="2F5496"/>
         </w:rPr>
+        <w:lastRenderedPageBreak/>
         <w:t>Interfaces</w:t>
       </w:r>
     </w:p>
@@ -16643,14 +15574,7 @@
         <w:rPr>
           <w:rFonts w:ascii="Aptos" w:hAnsi="Aptos"/>
         </w:rPr>
-        <w:t xml:space="preserve">Defined interfaces: AC mains in (via interchangeable plug module – BS1363 UK, NEMA 5-15 US, CEE 7/16 EU, with design-to-accommodate variants for AU/NZ, India, China, South Africa, and Brazil per COFFCO-SRS-001 requirement 2.6); regulated DC out to Control Assembly, Thermal Assembly, and UI </w:t>
-      </w:r>
-      <w:r>
-        <w:rPr>
-          <w:rFonts w:ascii="Aptos" w:hAnsi="Aptos"/>
-        </w:rPr>
-        <w:lastRenderedPageBreak/>
-        <w:t>Panel. The plug module interface itself is a well-defined open mechanical standard (each national plug standard is itself an open, widely documented interface), consistent with the Design module’s guidance to use open standards where possible to future-proof the design and ease support of new markets.</w:t>
+        <w:t>Defined interfaces: AC mains in (via interchangeable plug module – BS1363 UK, NEMA 5-15 US, CEE 7/16 EU, with design-to-accommodate variants for AU/NZ, India, China, South Africa, and Brazil per COFFCO-SRS-001 requirement 2.6); regulated DC out to Control Assembly, Thermal Assembly, and UI Panel. The plug module interface itself is a well-defined open mechanical standard (each national plug standard is itself an open, widely documented interface), consistent with the Design module’s guidance to use open standards where possible to future-proof the design and ease support of new markets.</w:t>
       </w:r>
     </w:p>
     <w:p>
@@ -17072,7 +15996,7 @@
         <w:rPr>
           <w:rFonts w:ascii="Aptos" w:hAnsi="Aptos"/>
         </w:rPr>
-        <w:t>Universal switch-mode PSU modules are a mature, high-volume, multi-sourced commodity with low obsolescence risk. The interchangeable plug module is designed as a separate, independently replaceable part specifically so that a new regional connector standard (or a change to an existing one) can be accommodated by replacing only the plug module, not the entire PSU – directly applying the Design module’s component-obsolescence mitigation strategy of isolating the obsolescence-prone element from the rest of the assembly.</w:t>
+        <w:t xml:space="preserve">Universal switch-mode PSU modules are a mature, high-volume, multi-sourced commodity with low obsolescence risk. The interchangeable plug module is designed as a separate, independently replaceable part specifically so that a new regional connector standard (or a change to an existing one) can be accommodated by replacing only the plug module, not the entire PSU – directly applying the Design module’s component-obsolescence mitigation strategy of isolating the obsolescence-prone element from the rest of the assembly.</w:t>
       </w:r>
     </w:p>
     <w:p>
@@ -17102,7 +16026,9 @@
         <w:rPr>
           <w:rFonts w:ascii="Aptos" w:hAnsi="Aptos"/>
         </w:rPr>
-        <w:t>Sourcing a certified COTS PSU transfers electrical safety and EMC compliance risk to an established, audited supply chain, reducing CoffCo’s certification schedule risk and supporting the overall system MTBF target (SRS 3.9) through proven component reliability data already available from the PSU manufacturer.</w:t>
+        <w:t xml:space="preserve">Sourcing a certified COTS PSU transfers electrical safety and EMC compliance risk to an established, audited supply chain, reducing CoffCo’s certification schedule risk and supporting the overall system </w:t>
+        <w:lastRenderedPageBreak/>
+        <w:t>MTBF target (SRS 3.9) through proven component reliability data already available from the PSU manufacturer.</w:t>
       </w:r>
     </w:p>
     <w:p>
@@ -17118,7 +16044,6 @@
           <w:rFonts w:ascii="Aptos" w:hAnsi="Aptos"/>
           <w:color w:val="2F5496"/>
         </w:rPr>
-        <w:lastRenderedPageBreak/>
         <w:t>Subsystem D Description – User Interface Panel (SS-1)</w:t>
       </w:r>
     </w:p>
@@ -17274,11 +16199,10 @@
     </w:p>
     <w:p>
       <w:pPr>
-        <w:rPr>
-          <w:rFonts w:ascii="Aptos" w:eastAsiaTheme="majorEastAsia" w:hAnsi="Aptos" w:cstheme="majorBidi"/>
-          <w:b/>
-          <w:bCs/>
-          <w:color w:val="2F5496"/>
+        <w:pStyle w:val="Heading3"/>
+        <w:spacing w:before="160" w:after="100"/>
+        <w:rPr>
+          <w:rFonts w:ascii="Aptos" w:hAnsi="Aptos"/>
         </w:rPr>
       </w:pPr>
       <w:r>
@@ -17286,23 +16210,6 @@
           <w:rFonts w:ascii="Aptos" w:hAnsi="Aptos"/>
           <w:color w:val="2F5496"/>
         </w:rPr>
-        <w:br w:type="page"/>
-      </w:r>
-    </w:p>
-    <w:p>
-      <w:pPr>
-        <w:pStyle w:val="Heading3"/>
-        <w:spacing w:before="160" w:after="100"/>
-        <w:rPr>
-          <w:rFonts w:ascii="Aptos" w:hAnsi="Aptos"/>
-        </w:rPr>
-      </w:pPr>
-      <w:r>
-        <w:rPr>
-          <w:rFonts w:ascii="Aptos" w:hAnsi="Aptos"/>
-          <w:color w:val="2F5496"/>
-        </w:rPr>
-        <w:lastRenderedPageBreak/>
         <w:t>Identification of System Elements and Alternatives Assessed</w:t>
       </w:r>
     </w:p>
@@ -17481,7 +16388,9 @@
                 <w:rFonts w:ascii="Aptos" w:hAnsi="Aptos"/>
                 <w:sz w:val="20"/>
               </w:rPr>
-              <w:t>Rotary dial, continuously variable 200–4ml ml</w:t>
+              <w:t xml:space="preserve">Rotary dial, continuously </w:t>
+              <w:lastRenderedPageBreak/>
+              <w:t>variable 200–4ml ml</w:t>
             </w:r>
           </w:p>
         </w:tc>
@@ -17507,7 +16416,10 @@
                 <w:rFonts w:ascii="Aptos" w:hAnsi="Aptos"/>
                 <w:sz w:val="20"/>
               </w:rPr>
-              <w:t>Discrete preset buttons (e.g. fixed 200ml / 300ml / 400ml); touchscreen slider</w:t>
+              <w:lastRenderedPageBreak/>
+              <w:t xml:space="preserve">Discrete preset buttons </w:t>
+              <w:lastRenderedPageBreak/>
+              <w:t>(e.g. fixed 200ml / 300ml / 400ml); touchscreen slider</w:t>
             </w:r>
           </w:p>
         </w:tc>
@@ -17533,7 +16445,10 @@
                 <w:rFonts w:ascii="Aptos" w:hAnsi="Aptos"/>
                 <w:sz w:val="20"/>
               </w:rPr>
-              <w:t>A physical dial gives tactile, unambiguous feedback without requiring a display, supporting unaided first-time use (SRS 2.1) more directly than a touchscreen, and avoids the cost and fragility of a touchscreen for an MVP.</w:t>
+              <w:lastRenderedPageBreak/>
+              <w:t xml:space="preserve">A physical dial gives </w:t>
+              <w:lastRenderedPageBreak/>
+              <w:t>tactile, unambiguous feedback without requiring a display, supporting unaided first-time use (SRS 2.1) more directly than a touchscreen, and avoids the cost and fragility of a touchscreen for an MVP.</w:t>
             </w:r>
           </w:p>
         </w:tc>
@@ -17561,6 +16476,7 @@
                 <w:rFonts w:ascii="Aptos" w:hAnsi="Aptos"/>
                 <w:sz w:val="20"/>
               </w:rPr>
+              <w:lastRenderedPageBreak/>
               <w:t>Drink/milk request control</w:t>
             </w:r>
           </w:p>
@@ -17831,7 +16747,6 @@
           <w:rFonts w:ascii="Aptos" w:hAnsi="Aptos"/>
           <w:color w:val="2F5496"/>
         </w:rPr>
-        <w:lastRenderedPageBreak/>
         <w:t>Obsolescence Consideration</w:t>
       </w:r>
     </w:p>
@@ -17862,6 +16777,7 @@
           <w:rFonts w:ascii="Aptos" w:hAnsi="Aptos"/>
           <w:color w:val="2F5496"/>
         </w:rPr>
+        <w:lastRenderedPageBreak/>
         <w:t>Design for Reliability Impact</w:t>
       </w:r>
     </w:p>
@@ -17906,7 +16822,7 @@
         <w:rPr>
           <w:rFonts w:ascii="Aptos" w:hAnsi="Aptos"/>
         </w:rPr>
-        <w:t>All three subsystems described above are deliberately weighted toward COTS components specifically to support Design for Manufacture: the MVP requires no bespoke tooling, custom materials, or specialist manufacturing setup beyond standard PCB assembly (Control Assembly) and injection moulding of the chassis and casing (covered in the Implementation section). This keeps the manufacturing route viable at MVP and early production volumes without requiring new factory capacity or capital investment, consistent with the Design module’s guidance to reassess any design that would require disproportionate manufacturing investment relative to project scale.</w:t>
+        <w:t xml:space="preserve">All three subsystems described above are deliberately weighted toward COTS components specifically to support Design for Manufacture: the MVP requires no bespoke tooling, custom materials, or specialist manufacturing setup beyond standard PCB assembly (Control Assembly) and injection moulding of the chassis and casing (covered in the Implementation section). This keeps the manufacturing route viable at MVP and early production volumes without requiring new factory capacity or capital investment, consistent with the Design module’s guidance to reassess any design that would require disproportionate manufacturing investment relative to project scale.</w:t>
       </w:r>
     </w:p>
     <w:p>
@@ -17936,7 +16852,7 @@
         <w:rPr>
           <w:rFonts w:ascii="Aptos" w:hAnsi="Aptos"/>
         </w:rPr>
-        <w:t>Design for Reliability (DfR) is embedded at three levels across all three subsystems: component level (COTS components selected with proven reliability data and rated design life exceeding the MTBF target); assembly level (discrete, replaceable modules – Control Assembly, Thermal Assembly, Power Supply Unit – permitting field swap without disturbing adjacent elements, per structuring principle SP-02); and system level (wireless maintenance communication enabling proactive fault response before guest-visible failures occur, extending effective availability beyond the 365-day minimum). The obsolescence mitigation strategy applied throughout – isolating the most obsolescence-prone sub-components (wireless module, plug module) as independently replaceable parts – is itself a reliability and maintainability decision, ensuring the system’s 5–7 year deployment life is not threatened by component discontinuation part-way through service.</w:t>
+        <w:t xml:space="preserve">Design for Reliability (DfR) is embedded at three levels across all three subsystems: component level (COTS components selected with proven reliability data and rated design life exceeding the MTBF target); assembly level (discrete, replaceable modules – Control Assembly, Thermal Assembly, Power Supply Unit – permitting field swap without disturbing adjacent elements, per structuring principle SP-02); and system level (wireless maintenance communication enabling proactive fault response before guest-visible failures occur, extending effective availability beyond the 365-day minimum). The obsolescence mitigation strategy applied throughout – isolating the most obsolescence-prone sub-components (wireless module, plug module) as independently replaceable parts – is itself a reliability and maintainability decision, ensuring the system’s 5–7 year deployment life is not threatened by component discontinuation part-way through service.</w:t>
       </w:r>
     </w:p>
     <w:p>
@@ -18022,15 +16938,15 @@
         <w:tblLook w:val="04A0" w:firstRow="1" w:lastRow="0" w:firstColumn="1" w:lastColumn="0" w:noHBand="0" w:noVBand="1"/>
       </w:tblPr>
       <w:tblGrid>
-        <w:gridCol w:w="2122"/>
-        <w:gridCol w:w="2126"/>
-        <w:gridCol w:w="2939"/>
+        <w:gridCol w:w="2354"/>
+        <w:gridCol w:w="2384"/>
+        <w:gridCol w:w="2449"/>
         <w:gridCol w:w="2441"/>
       </w:tblGrid>
       <w:tr>
         <w:tc>
           <w:tcPr>
-            <w:tcW w:w="2122" w:type="dxa"/>
+            <w:tcW w:w="2000" w:type="dxa"/>
             <w:shd w:val="clear" w:color="auto" w:fill="1C2B4A"/>
             <w:tcMar>
               <w:top w:w="80" w:type="dxa"/>
@@ -18058,7 +16974,7 @@
         </w:tc>
         <w:tc>
           <w:tcPr>
-            <w:tcW w:w="2126" w:type="dxa"/>
+            <w:tcW w:w="2000" w:type="dxa"/>
             <w:shd w:val="clear" w:color="auto" w:fill="1C2B4A"/>
             <w:tcMar>
               <w:top w:w="80" w:type="dxa"/>
@@ -18086,7 +17002,7 @@
         </w:tc>
         <w:tc>
           <w:tcPr>
-            <w:tcW w:w="2939" w:type="dxa"/>
+            <w:tcW w:w="2513" w:type="dxa"/>
             <w:shd w:val="clear" w:color="auto" w:fill="1C2B4A"/>
             <w:tcMar>
               <w:top w:w="80" w:type="dxa"/>
@@ -18114,7 +17030,7 @@
         </w:tc>
         <w:tc>
           <w:tcPr>
-            <w:tcW w:w="2441" w:type="dxa"/>
+            <w:tcW w:w="2513" w:type="dxa"/>
             <w:shd w:val="clear" w:color="auto" w:fill="1C2B4A"/>
             <w:tcMar>
               <w:top w:w="80" w:type="dxa"/>
@@ -18144,114 +17060,58 @@
       <w:tr>
         <w:tc>
           <w:tcPr>
-            <w:tcW w:w="2122" w:type="dxa"/>
-            <w:shd w:val="clear" w:color="auto" w:fill="FFFFFF"/>
-            <w:tcMar>
-              <w:top w:w="80" w:type="dxa"/>
-              <w:left w:w="120" w:type="dxa"/>
-              <w:bottom w:w="80" w:type="dxa"/>
-              <w:right w:w="80" w:type="dxa"/>
-            </w:tcMar>
-          </w:tcPr>
-          <w:p>
-            <w:pPr>
-              <w:rPr>
-                <w:rFonts w:ascii="Aptos" w:hAnsi="Aptos"/>
-              </w:rPr>
-            </w:pPr>
-            <w:r>
-              <w:rPr>
-                <w:rFonts w:ascii="Aptos" w:hAnsi="Aptos"/>
-                <w:sz w:val="20"/>
-              </w:rPr>
-              <w:t>Hotel Guests</w:t>
-            </w:r>
-          </w:p>
-        </w:tc>
-        <w:tc>
-          <w:tcPr>
-            <w:tcW w:w="2126" w:type="dxa"/>
-            <w:shd w:val="clear" w:color="auto" w:fill="FFFFFF"/>
-            <w:tcMar>
-              <w:top w:w="80" w:type="dxa"/>
-              <w:left w:w="120" w:type="dxa"/>
-              <w:bottom w:w="80" w:type="dxa"/>
-              <w:right w:w="80" w:type="dxa"/>
-            </w:tcMar>
-          </w:tcPr>
-          <w:p>
-            <w:pPr>
-              <w:rPr>
-                <w:rFonts w:ascii="Aptos" w:hAnsi="Aptos"/>
-              </w:rPr>
-            </w:pPr>
-            <w:r>
-              <w:rPr>
-                <w:rFonts w:ascii="Aptos" w:hAnsi="Aptos"/>
-                <w:sz w:val="20"/>
-              </w:rPr>
-              <w:t>Primary user</w:t>
-            </w:r>
-          </w:p>
-        </w:tc>
-        <w:tc>
-          <w:tcPr>
-            <w:tcW w:w="2939" w:type="dxa"/>
-            <w:shd w:val="clear" w:color="auto" w:fill="FFFFFF"/>
-            <w:tcMar>
-              <w:top w:w="80" w:type="dxa"/>
-              <w:left w:w="120" w:type="dxa"/>
-              <w:bottom w:w="80" w:type="dxa"/>
-              <w:right w:w="80" w:type="dxa"/>
-            </w:tcMar>
-          </w:tcPr>
-          <w:p>
-            <w:pPr>
-              <w:rPr>
-                <w:rFonts w:ascii="Aptos" w:hAnsi="Aptos"/>
-              </w:rPr>
-            </w:pPr>
-            <w:r>
-              <w:rPr>
-                <w:rFonts w:ascii="Aptos" w:hAnsi="Aptos"/>
-                <w:sz w:val="20"/>
-              </w:rPr>
-              <w:t>Coffee quality, ease of use, speed, reliability</w:t>
-            </w:r>
-          </w:p>
-        </w:tc>
-        <w:tc>
-          <w:tcPr>
-            <w:tcW w:w="2441" w:type="dxa"/>
-            <w:shd w:val="clear" w:color="auto" w:fill="FFFFFF"/>
-            <w:tcMar>
-              <w:top w:w="80" w:type="dxa"/>
-              <w:left w:w="120" w:type="dxa"/>
-              <w:bottom w:w="80" w:type="dxa"/>
-              <w:right w:w="80" w:type="dxa"/>
-            </w:tcMar>
-          </w:tcPr>
-          <w:p>
-            <w:pPr>
-              <w:rPr>
-                <w:rFonts w:ascii="Aptos" w:hAnsi="Aptos"/>
-              </w:rPr>
-            </w:pPr>
-            <w:r>
-              <w:rPr>
-                <w:rFonts w:ascii="Aptos" w:hAnsi="Aptos"/>
-                <w:sz w:val="20"/>
-              </w:rPr>
-              <w:t>SRS 1.1–1.3, 2.1, 3.1, 4.1–4.7</w:t>
-            </w:r>
+            <w:tcW w:w="2409" w:type="dxa"/>
+          </w:tcPr>
+          <w:p>
+            <w:pPr>
+              <w:rPr>
+                <w:rFonts w:ascii="Aptos" w:hAnsi="Aptos"/>
+              </w:rPr>
+            </w:pPr>
+          </w:p>
+        </w:tc>
+        <w:tc>
+          <w:tcPr>
+            <w:tcW w:w="2409" w:type="dxa"/>
+          </w:tcPr>
+          <w:p>
+            <w:pPr>
+              <w:rPr>
+                <w:rFonts w:ascii="Aptos" w:hAnsi="Aptos"/>
+              </w:rPr>
+            </w:pPr>
+          </w:p>
+        </w:tc>
+        <w:tc>
+          <w:tcPr>
+            <w:tcW w:w="2409" w:type="dxa"/>
+          </w:tcPr>
+          <w:p>
+            <w:pPr>
+              <w:rPr>
+                <w:rFonts w:ascii="Aptos" w:hAnsi="Aptos"/>
+              </w:rPr>
+            </w:pPr>
+          </w:p>
+        </w:tc>
+        <w:tc>
+          <w:tcPr>
+            <w:tcW w:w="2409" w:type="dxa"/>
+          </w:tcPr>
+          <w:p>
+            <w:pPr>
+              <w:rPr>
+                <w:rFonts w:ascii="Aptos" w:hAnsi="Aptos"/>
+              </w:rPr>
+            </w:pPr>
           </w:p>
         </w:tc>
       </w:tr>
       <w:tr>
         <w:tc>
           <w:tcPr>
-            <w:tcW w:w="2122" w:type="dxa"/>
-            <w:shd w:val="clear" w:color="auto" w:fill="F2F2F2"/>
+            <w:tcW w:w="2000" w:type="dxa"/>
+            <w:shd w:val="clear" w:color="auto" w:fill="FFFFFF"/>
             <w:tcMar>
               <w:top w:w="80" w:type="dxa"/>
               <w:left w:w="120" w:type="dxa"/>
@@ -18270,14 +17130,14 @@
                 <w:rFonts w:ascii="Aptos" w:hAnsi="Aptos"/>
                 <w:sz w:val="20"/>
               </w:rPr>
-              <w:t>Vacation Stables Mgmt</w:t>
-            </w:r>
-          </w:p>
-        </w:tc>
-        <w:tc>
-          <w:tcPr>
-            <w:tcW w:w="2126" w:type="dxa"/>
-            <w:shd w:val="clear" w:color="auto" w:fill="F2F2F2"/>
+              <w:t>Hotel Guests</w:t>
+            </w:r>
+          </w:p>
+        </w:tc>
+        <w:tc>
+          <w:tcPr>
+            <w:tcW w:w="2000" w:type="dxa"/>
+            <w:shd w:val="clear" w:color="auto" w:fill="FFFFFF"/>
             <w:tcMar>
               <w:top w:w="80" w:type="dxa"/>
               <w:left w:w="120" w:type="dxa"/>
@@ -18296,14 +17156,14 @@
                 <w:rFonts w:ascii="Aptos" w:hAnsi="Aptos"/>
                 <w:sz w:val="20"/>
               </w:rPr>
-              <w:t>Strategic partner</w:t>
-            </w:r>
-          </w:p>
-        </w:tc>
-        <w:tc>
-          <w:tcPr>
-            <w:tcW w:w="2939" w:type="dxa"/>
-            <w:shd w:val="clear" w:color="auto" w:fill="F2F2F2"/>
+              <w:t>Primary user</w:t>
+            </w:r>
+          </w:p>
+        </w:tc>
+        <w:tc>
+          <w:tcPr>
+            <w:tcW w:w="2513" w:type="dxa"/>
+            <w:shd w:val="clear" w:color="auto" w:fill="FFFFFF"/>
             <w:tcMar>
               <w:top w:w="80" w:type="dxa"/>
               <w:left w:w="120" w:type="dxa"/>
@@ -18322,14 +17182,14 @@
                 <w:rFonts w:ascii="Aptos" w:hAnsi="Aptos"/>
                 <w:sz w:val="20"/>
               </w:rPr>
-              <w:t>Brand standards, sustainability, operational burden</w:t>
-            </w:r>
-          </w:p>
-        </w:tc>
-        <w:tc>
-          <w:tcPr>
-            <w:tcW w:w="2441" w:type="dxa"/>
-            <w:shd w:val="clear" w:color="auto" w:fill="F2F2F2"/>
+              <w:t>Coffee quality, ease of use, speed, reliability</w:t>
+            </w:r>
+          </w:p>
+        </w:tc>
+        <w:tc>
+          <w:tcPr>
+            <w:tcW w:w="2513" w:type="dxa"/>
+            <w:shd w:val="clear" w:color="auto" w:fill="FFFFFF"/>
             <w:tcMar>
               <w:top w:w="80" w:type="dxa"/>
               <w:left w:w="120" w:type="dxa"/>
@@ -18348,7 +17208,7 @@
                 <w:rFonts w:ascii="Aptos" w:hAnsi="Aptos"/>
                 <w:sz w:val="20"/>
               </w:rPr>
-              <w:t>SRS 3.4, 3.6, 3.7, 2.5</w:t>
+              <w:t>SRS 1.1–1.3, 2.1, 3.1, 4.1–4.7</w:t>
             </w:r>
           </w:p>
         </w:tc>
@@ -18356,8 +17216,8 @@
       <w:tr>
         <w:tc>
           <w:tcPr>
-            <w:tcW w:w="2122" w:type="dxa"/>
-            <w:shd w:val="clear" w:color="auto" w:fill="FFFFFF"/>
+            <w:tcW w:w="2000" w:type="dxa"/>
+            <w:shd w:val="clear" w:color="auto" w:fill="F2F2F2"/>
             <w:tcMar>
               <w:top w:w="80" w:type="dxa"/>
               <w:left w:w="120" w:type="dxa"/>
@@ -18376,14 +17236,14 @@
                 <w:rFonts w:ascii="Aptos" w:hAnsi="Aptos"/>
                 <w:sz w:val="20"/>
               </w:rPr>
-              <w:t>CoffCo</w:t>
-            </w:r>
-          </w:p>
-        </w:tc>
-        <w:tc>
-          <w:tcPr>
-            <w:tcW w:w="2126" w:type="dxa"/>
-            <w:shd w:val="clear" w:color="auto" w:fill="FFFFFF"/>
+              <w:t>Vacation Stables Mgmt</w:t>
+            </w:r>
+          </w:p>
+        </w:tc>
+        <w:tc>
+          <w:tcPr>
+            <w:tcW w:w="2000" w:type="dxa"/>
+            <w:shd w:val="clear" w:color="auto" w:fill="F2F2F2"/>
             <w:tcMar>
               <w:top w:w="80" w:type="dxa"/>
               <w:left w:w="120" w:type="dxa"/>
@@ -18402,14 +17262,14 @@
                 <w:rFonts w:ascii="Aptos" w:hAnsi="Aptos"/>
                 <w:sz w:val="20"/>
               </w:rPr>
-              <w:t>System owner</w:t>
-            </w:r>
-          </w:p>
-        </w:tc>
-        <w:tc>
-          <w:tcPr>
-            <w:tcW w:w="2939" w:type="dxa"/>
-            <w:shd w:val="clear" w:color="auto" w:fill="FFFFFF"/>
+              <w:t>Strategic partner</w:t>
+            </w:r>
+          </w:p>
+        </w:tc>
+        <w:tc>
+          <w:tcPr>
+            <w:tcW w:w="2513" w:type="dxa"/>
+            <w:shd w:val="clear" w:color="auto" w:fill="F2F2F2"/>
             <w:tcMar>
               <w:top w:w="80" w:type="dxa"/>
               <w:left w:w="120" w:type="dxa"/>
@@ -18428,14 +17288,14 @@
                 <w:rFonts w:ascii="Aptos" w:hAnsi="Aptos"/>
                 <w:sz w:val="20"/>
               </w:rPr>
-              <w:t>IP, commercial viability, service model</w:t>
-            </w:r>
-          </w:p>
-        </w:tc>
-        <w:tc>
-          <w:tcPr>
-            <w:tcW w:w="2441" w:type="dxa"/>
-            <w:shd w:val="clear" w:color="auto" w:fill="FFFFFF"/>
+              <w:t>Brand standards, sustainability, operational burden</w:t>
+            </w:r>
+          </w:p>
+        </w:tc>
+        <w:tc>
+          <w:tcPr>
+            <w:tcW w:w="2513" w:type="dxa"/>
+            <w:shd w:val="clear" w:color="auto" w:fill="F2F2F2"/>
             <w:tcMar>
               <w:top w:w="80" w:type="dxa"/>
               <w:left w:w="120" w:type="dxa"/>
@@ -18454,7 +17314,7 @@
                 <w:rFonts w:ascii="Aptos" w:hAnsi="Aptos"/>
                 <w:sz w:val="20"/>
               </w:rPr>
-              <w:t>SRS 1.9, 3.3, 3.9, architecture</w:t>
+              <w:t>SRS 3.4, 3.6, 3.7, 2.5</w:t>
             </w:r>
           </w:p>
         </w:tc>
@@ -18462,8 +17322,8 @@
       <w:tr>
         <w:tc>
           <w:tcPr>
-            <w:tcW w:w="2122" w:type="dxa"/>
-            <w:shd w:val="clear" w:color="auto" w:fill="F2F2F2"/>
+            <w:tcW w:w="2000" w:type="dxa"/>
+            <w:shd w:val="clear" w:color="auto" w:fill="FFFFFF"/>
             <w:tcMar>
               <w:top w:w="80" w:type="dxa"/>
               <w:left w:w="120" w:type="dxa"/>
@@ -18482,14 +17342,14 @@
                 <w:rFonts w:ascii="Aptos" w:hAnsi="Aptos"/>
                 <w:sz w:val="20"/>
               </w:rPr>
-              <w:t>Investors</w:t>
-            </w:r>
-          </w:p>
-        </w:tc>
-        <w:tc>
-          <w:tcPr>
-            <w:tcW w:w="2126" w:type="dxa"/>
-            <w:shd w:val="clear" w:color="auto" w:fill="F2F2F2"/>
+              <w:t>CoffCo</w:t>
+            </w:r>
+          </w:p>
+        </w:tc>
+        <w:tc>
+          <w:tcPr>
+            <w:tcW w:w="2000" w:type="dxa"/>
+            <w:shd w:val="clear" w:color="auto" w:fill="FFFFFF"/>
             <w:tcMar>
               <w:top w:w="80" w:type="dxa"/>
               <w:left w:w="120" w:type="dxa"/>
@@ -18508,14 +17368,14 @@
                 <w:rFonts w:ascii="Aptos" w:hAnsi="Aptos"/>
                 <w:sz w:val="20"/>
               </w:rPr>
-              <w:t>Funding authority</w:t>
-            </w:r>
-          </w:p>
-        </w:tc>
-        <w:tc>
-          <w:tcPr>
-            <w:tcW w:w="2939" w:type="dxa"/>
-            <w:shd w:val="clear" w:color="auto" w:fill="F2F2F2"/>
+              <w:t>System owner</w:t>
+            </w:r>
+          </w:p>
+        </w:tc>
+        <w:tc>
+          <w:tcPr>
+            <w:tcW w:w="2513" w:type="dxa"/>
+            <w:shd w:val="clear" w:color="auto" w:fill="FFFFFF"/>
             <w:tcMar>
               <w:top w:w="80" w:type="dxa"/>
               <w:left w:w="120" w:type="dxa"/>
@@ -18534,14 +17394,14 @@
                 <w:rFonts w:ascii="Aptos" w:hAnsi="Aptos"/>
                 <w:sz w:val="20"/>
               </w:rPr>
-              <w:t>MVP viability, scalability, return on investment</w:t>
-            </w:r>
-          </w:p>
-        </w:tc>
-        <w:tc>
-          <w:tcPr>
-            <w:tcW w:w="2441" w:type="dxa"/>
-            <w:shd w:val="clear" w:color="auto" w:fill="F2F2F2"/>
+              <w:t>IP, commercial viability, service model</w:t>
+            </w:r>
+          </w:p>
+        </w:tc>
+        <w:tc>
+          <w:tcPr>
+            <w:tcW w:w="2513" w:type="dxa"/>
+            <w:shd w:val="clear" w:color="auto" w:fill="FFFFFF"/>
             <w:tcMar>
               <w:top w:w="80" w:type="dxa"/>
               <w:left w:w="120" w:type="dxa"/>
@@ -18560,7 +17420,7 @@
                 <w:rFonts w:ascii="Aptos" w:hAnsi="Aptos"/>
                 <w:sz w:val="20"/>
               </w:rPr>
-              <w:t>Architecture decisions, trade studies</w:t>
+              <w:t>SRS 1.9, 3.3, 3.9, architecture</w:t>
             </w:r>
           </w:p>
         </w:tc>
@@ -18568,8 +17428,8 @@
       <w:tr>
         <w:tc>
           <w:tcPr>
-            <w:tcW w:w="2122" w:type="dxa"/>
-            <w:shd w:val="clear" w:color="auto" w:fill="FFFFFF"/>
+            <w:tcW w:w="2000" w:type="dxa"/>
+            <w:shd w:val="clear" w:color="auto" w:fill="F2F2F2"/>
             <w:tcMar>
               <w:top w:w="80" w:type="dxa"/>
               <w:left w:w="120" w:type="dxa"/>
@@ -18588,14 +17448,14 @@
                 <w:rFonts w:ascii="Aptos" w:hAnsi="Aptos"/>
                 <w:sz w:val="20"/>
               </w:rPr>
-              <w:t>Housekeeping</w:t>
-            </w:r>
-          </w:p>
-        </w:tc>
-        <w:tc>
-          <w:tcPr>
-            <w:tcW w:w="2126" w:type="dxa"/>
-            <w:shd w:val="clear" w:color="auto" w:fill="FFFFFF"/>
+              <w:t>Investors</w:t>
+            </w:r>
+          </w:p>
+        </w:tc>
+        <w:tc>
+          <w:tcPr>
+            <w:tcW w:w="2000" w:type="dxa"/>
+            <w:shd w:val="clear" w:color="auto" w:fill="F2F2F2"/>
             <w:tcMar>
               <w:top w:w="80" w:type="dxa"/>
               <w:left w:w="120" w:type="dxa"/>
@@ -18614,14 +17474,14 @@
                 <w:rFonts w:ascii="Aptos" w:hAnsi="Aptos"/>
                 <w:sz w:val="20"/>
               </w:rPr>
-              <w:t>Operator/maintainer</w:t>
-            </w:r>
-          </w:p>
-        </w:tc>
-        <w:tc>
-          <w:tcPr>
-            <w:tcW w:w="2939" w:type="dxa"/>
-            <w:shd w:val="clear" w:color="auto" w:fill="FFFFFF"/>
+              <w:t>Funding authority</w:t>
+            </w:r>
+          </w:p>
+        </w:tc>
+        <w:tc>
+          <w:tcPr>
+            <w:tcW w:w="2513" w:type="dxa"/>
+            <w:shd w:val="clear" w:color="auto" w:fill="F2F2F2"/>
             <w:tcMar>
               <w:top w:w="80" w:type="dxa"/>
               <w:left w:w="120" w:type="dxa"/>
@@ -18640,14 +17500,14 @@
                 <w:rFonts w:ascii="Aptos" w:hAnsi="Aptos"/>
                 <w:sz w:val="20"/>
               </w:rPr>
-              <w:t>Ease of restocking, no tools, clear status</w:t>
-            </w:r>
-          </w:p>
-        </w:tc>
-        <w:tc>
-          <w:tcPr>
-            <w:tcW w:w="2441" w:type="dxa"/>
-            <w:shd w:val="clear" w:color="auto" w:fill="FFFFFF"/>
+              <w:t>MVP viability, scalability, return on investment</w:t>
+            </w:r>
+          </w:p>
+        </w:tc>
+        <w:tc>
+          <w:tcPr>
+            <w:tcW w:w="2513" w:type="dxa"/>
+            <w:shd w:val="clear" w:color="auto" w:fill="F2F2F2"/>
             <w:tcMar>
               <w:top w:w="80" w:type="dxa"/>
               <w:left w:w="120" w:type="dxa"/>
@@ -18666,7 +17526,7 @@
                 <w:rFonts w:ascii="Aptos" w:hAnsi="Aptos"/>
                 <w:sz w:val="20"/>
               </w:rPr>
-              <w:t>SRS 1.7, 2.5, 3.3</w:t>
+              <w:t>Architecture decisions, trade studies</w:t>
             </w:r>
           </w:p>
         </w:tc>
@@ -18674,7 +17534,113 @@
       <w:tr>
         <w:tc>
           <w:tcPr>
-            <w:tcW w:w="2122" w:type="dxa"/>
+            <w:tcW w:w="2000" w:type="dxa"/>
+            <w:shd w:val="clear" w:color="auto" w:fill="FFFFFF"/>
+            <w:tcMar>
+              <w:top w:w="80" w:type="dxa"/>
+              <w:left w:w="120" w:type="dxa"/>
+              <w:bottom w:w="80" w:type="dxa"/>
+              <w:right w:w="80" w:type="dxa"/>
+            </w:tcMar>
+          </w:tcPr>
+          <w:p>
+            <w:pPr>
+              <w:rPr>
+                <w:rFonts w:ascii="Aptos" w:hAnsi="Aptos"/>
+              </w:rPr>
+            </w:pPr>
+            <w:r>
+              <w:rPr>
+                <w:rFonts w:ascii="Aptos" w:hAnsi="Aptos"/>
+                <w:sz w:val="20"/>
+              </w:rPr>
+              <w:t>Housekeeping</w:t>
+            </w:r>
+          </w:p>
+        </w:tc>
+        <w:tc>
+          <w:tcPr>
+            <w:tcW w:w="2000" w:type="dxa"/>
+            <w:shd w:val="clear" w:color="auto" w:fill="FFFFFF"/>
+            <w:tcMar>
+              <w:top w:w="80" w:type="dxa"/>
+              <w:left w:w="120" w:type="dxa"/>
+              <w:bottom w:w="80" w:type="dxa"/>
+              <w:right w:w="80" w:type="dxa"/>
+            </w:tcMar>
+          </w:tcPr>
+          <w:p>
+            <w:pPr>
+              <w:rPr>
+                <w:rFonts w:ascii="Aptos" w:hAnsi="Aptos"/>
+              </w:rPr>
+            </w:pPr>
+            <w:r>
+              <w:rPr>
+                <w:rFonts w:ascii="Aptos" w:hAnsi="Aptos"/>
+                <w:sz w:val="20"/>
+              </w:rPr>
+              <w:t>Operator/maintainer</w:t>
+            </w:r>
+          </w:p>
+        </w:tc>
+        <w:tc>
+          <w:tcPr>
+            <w:tcW w:w="2513" w:type="dxa"/>
+            <w:shd w:val="clear" w:color="auto" w:fill="FFFFFF"/>
+            <w:tcMar>
+              <w:top w:w="80" w:type="dxa"/>
+              <w:left w:w="120" w:type="dxa"/>
+              <w:bottom w:w="80" w:type="dxa"/>
+              <w:right w:w="80" w:type="dxa"/>
+            </w:tcMar>
+          </w:tcPr>
+          <w:p>
+            <w:pPr>
+              <w:rPr>
+                <w:rFonts w:ascii="Aptos" w:hAnsi="Aptos"/>
+              </w:rPr>
+            </w:pPr>
+            <w:r>
+              <w:rPr>
+                <w:rFonts w:ascii="Aptos" w:hAnsi="Aptos"/>
+                <w:sz w:val="20"/>
+              </w:rPr>
+              <w:t>Ease of restocking, no tools, clear status</w:t>
+            </w:r>
+          </w:p>
+        </w:tc>
+        <w:tc>
+          <w:tcPr>
+            <w:tcW w:w="2513" w:type="dxa"/>
+            <w:shd w:val="clear" w:color="auto" w:fill="FFFFFF"/>
+            <w:tcMar>
+              <w:top w:w="80" w:type="dxa"/>
+              <w:left w:w="120" w:type="dxa"/>
+              <w:bottom w:w="80" w:type="dxa"/>
+              <w:right w:w="80" w:type="dxa"/>
+            </w:tcMar>
+          </w:tcPr>
+          <w:p>
+            <w:pPr>
+              <w:rPr>
+                <w:rFonts w:ascii="Aptos" w:hAnsi="Aptos"/>
+              </w:rPr>
+            </w:pPr>
+            <w:r>
+              <w:rPr>
+                <w:rFonts w:ascii="Aptos" w:hAnsi="Aptos"/>
+                <w:sz w:val="20"/>
+              </w:rPr>
+              <w:t>SRS 1.7, 2.5, 3.3</w:t>
+            </w:r>
+          </w:p>
+        </w:tc>
+      </w:tr>
+      <w:tr>
+        <w:tc>
+          <w:tcPr>
+            <w:tcW w:w="2000" w:type="dxa"/>
             <w:shd w:val="clear" w:color="auto" w:fill="F2F2F2"/>
             <w:tcMar>
               <w:top w:w="80" w:type="dxa"/>
@@ -18700,7 +17666,7 @@
         </w:tc>
         <w:tc>
           <w:tcPr>
-            <w:tcW w:w="2126" w:type="dxa"/>
+            <w:tcW w:w="2000" w:type="dxa"/>
             <w:shd w:val="clear" w:color="auto" w:fill="F2F2F2"/>
             <w:tcMar>
               <w:top w:w="80" w:type="dxa"/>
@@ -18726,7 +17692,7 @@
         </w:tc>
         <w:tc>
           <w:tcPr>
-            <w:tcW w:w="2939" w:type="dxa"/>
+            <w:tcW w:w="2513" w:type="dxa"/>
             <w:shd w:val="clear" w:color="auto" w:fill="F2F2F2"/>
             <w:tcMar>
               <w:top w:w="80" w:type="dxa"/>
@@ -18752,7 +17718,7 @@
         </w:tc>
         <w:tc>
           <w:tcPr>
-            <w:tcW w:w="2441" w:type="dxa"/>
+            <w:tcW w:w="2513" w:type="dxa"/>
             <w:shd w:val="clear" w:color="auto" w:fill="F2F2F2"/>
             <w:tcMar>
               <w:top w:w="80" w:type="dxa"/>
@@ -25540,6 +24506,7 @@
   <w:style w:type="character" w:default="1" w:styleId="DefaultParagraphFont">
     <w:name w:val="Default Paragraph Font"/>
     <w:uiPriority w:val="1"/>
+    <w:semiHidden/>
     <w:unhideWhenUsed/>
   </w:style>
   <w:style w:type="table" w:default="1" w:styleId="TableNormal">

--- a/downloads/CoffCo_Systems_Engineering_Proposal_V1.1.docx
+++ b/downloads/CoffCo_Systems_Engineering_Proposal_V1.1.docx
@@ -53,6 +53,14 @@
           <w:sz w:val="48"/>
         </w:rPr>
         <w:t>Systems Engineering Proposal</w:t>
+      </w:r>
+      <w:r>
+        <w:rPr>
+          <w:rFonts w:ascii="Aptos" w:hAnsi="Aptos"/>
+          <w:b/>
+          <w:color w:val="2F5496"/>
+          <w:sz w:val="48"/>
+        </w:rPr>
         <w:br/>
         <w:t>for Vacation Stables</w:t>
       </w:r>
@@ -589,6 +597,83 @@
     </w:p>
     <w:p>
       <w:pPr>
+        <w:jc w:val="center"/>
+        <w:rPr>
+          <w:noProof/>
+        </w:rPr>
+      </w:pPr>
+      <w:r>
+        <w:rPr>
+          <w:noProof/>
+        </w:rPr>
+        <w:lastRenderedPageBreak/>
+        <w:drawing>
+          <wp:inline distT="0" distB="0" distL="0" distR="0" wp14:anchorId="647AE26D" wp14:editId="594D526D">
+            <wp:extent cx="3200400" cy="4800600"/>
+            <wp:effectExtent l="0" t="0" r="0" b="0"/>
+            <wp:docPr id="1" name="CoffCo Machine Hero" descr="CoffCo hotel coffee machine artist impression — READY state"/>
+            <wp:cNvGraphicFramePr>
+              <a:graphicFrameLocks xmlns:a="http://schemas.openxmlformats.org/drawingml/2006/main" noChangeAspect="1"/>
+            </wp:cNvGraphicFramePr>
+            <a:graphic xmlns:a="http://schemas.openxmlformats.org/drawingml/2006/main">
+              <a:graphicData uri="http://schemas.openxmlformats.org/drawingml/2006/picture">
+                <pic:pic xmlns:pic="http://schemas.openxmlformats.org/drawingml/2006/picture">
+                  <pic:nvPicPr>
+                    <pic:cNvPr id="1" name="coffco_hero.png"/>
+                    <pic:cNvPicPr>
+                      <a:picLocks noChangeAspect="1" noChangeArrowheads="1"/>
+                    </pic:cNvPicPr>
+                  </pic:nvPicPr>
+                  <pic:blipFill>
+                    <a:blip r:embed="rId6"/>
+                    <a:stretch>
+                      <a:fillRect/>
+                    </a:stretch>
+                  </pic:blipFill>
+                  <pic:spPr bwMode="auto">
+                    <a:xfrm>
+                      <a:off x="0" y="0"/>
+                      <a:ext cx="3200400" cy="4800600"/>
+                    </a:xfrm>
+                    <a:prstGeom prst="rect">
+                      <a:avLst/>
+                    </a:prstGeom>
+                    <a:noFill/>
+                  </pic:spPr>
+                </pic:pic>
+              </a:graphicData>
+            </a:graphic>
+          </wp:inline>
+        </w:drawing>
+      </w:r>
+    </w:p>
+    <w:p>
+      <w:pPr>
+        <w:jc w:val="center"/>
+        <w:rPr>
+          <w:i/>
+          <w:color w:val="7A7A7A"/>
+          <w:sz w:val="16"/>
+          <w:szCs w:val="16"/>
+        </w:rPr>
+      </w:pPr>
+      <w:r>
+        <w:rPr>
+          <w:i/>
+          <w:color w:val="7A7A7A"/>
+          <w:sz w:val="16"/>
+          <w:szCs w:val="16"/>
+        </w:rPr>
+        <w:t>Figure 1 — CoffCo in-room hotel coffee machine: artist impression. READY state · teal LED ring · Americano / Water / Hot Milk selectors · SRS 1.7 compliant icon-only interface.</w:t>
+      </w:r>
+    </w:p>
+    <w:p>
+      <w:pPr>
+        <w:spacing w:before="120" w:after="120"/>
+      </w:pPr>
+    </w:p>
+    <w:p>
+      <w:pPr>
         <w:pStyle w:val="Heading1"/>
         <w:spacing w:before="320" w:after="120"/>
         <w:rPr>
@@ -600,7 +685,6 @@
           <w:rFonts w:ascii="Aptos" w:hAnsi="Aptos"/>
           <w:color w:val="2F5496"/>
         </w:rPr>
-        <w:lastRenderedPageBreak/>
         <w:t>Solution Proposal</w:t>
       </w:r>
     </w:p>
@@ -712,6 +796,7 @@
                 <w:color w:val="0D5C5C"/>
                 <w:sz w:val="18"/>
               </w:rPr>
+              <w:lastRenderedPageBreak/>
               <w:t xml:space="preserve">Design for Reliability – Rationale  </w:t>
             </w:r>
           </w:p>
@@ -1336,6 +1421,7 @@
       <w:r>
         <w:rPr>
           <w:rFonts w:ascii="Aptos" w:hAnsi="Aptos"/>
+          <w:noProof/>
         </w:rPr>
         <w:drawing>
           <wp:inline distT="0" distB="0" distL="0" distR="0" wp14:anchorId="4D4281C5" wp14:editId="61D8DD61">
@@ -1353,7 +1439,7 @@
                     <pic:cNvPicPr/>
                   </pic:nvPicPr>
                   <pic:blipFill rotWithShape="1">
-                    <a:blip r:embed="rId6"/>
+                    <a:blip r:embed="rId7"/>
                     <a:srcRect l="3112"/>
                     <a:stretch>
                       <a:fillRect/>
@@ -1396,6 +1482,7 @@
           <w:rFonts w:ascii="Aptos" w:hAnsi="Aptos"/>
           <w:color w:val="2F5496"/>
         </w:rPr>
+        <w:lastRenderedPageBreak/>
         <w:t>Soft Systems Methodology</w:t>
       </w:r>
     </w:p>
@@ -1442,7 +1529,6 @@
           <w:rFonts w:ascii="Aptos" w:hAnsi="Aptos"/>
           <w:color w:val="2F5496"/>
         </w:rPr>
-        <w:lastRenderedPageBreak/>
         <w:t>2. Rich Picture – Problem Situation</w:t>
       </w:r>
     </w:p>
@@ -1593,7 +1679,7 @@
           <wp:inline distT="0" distB="0" distL="0" distR="0" wp14:anchorId="098B7B8F" wp14:editId="470FD2AC">
             <wp:extent cx="5760720" cy="3144768"/>
             <wp:effectExtent l="0" t="0" r="0" b="0"/>
-            <wp:docPr id="1" name="Rich Picture" descr="CoffCo Hotel Coffee Machine System Rich Picture"/>
+            <wp:docPr id="1511931376" name="Rich Picture" descr="CoffCo Hotel Coffee Machine System Rich Picture"/>
             <wp:cNvGraphicFramePr>
               <a:graphicFrameLocks xmlns:a="http://schemas.openxmlformats.org/drawingml/2006/main" noChangeAspect="1"/>
             </wp:cNvGraphicFramePr>
@@ -1605,7 +1691,7 @@
                     <pic:cNvPicPr/>
                   </pic:nvPicPr>
                   <pic:blipFill>
-                    <a:blip r:embed="rId7"/>
+                    <a:blip r:embed="rId8"/>
                     <a:stretch>
                       <a:fillRect/>
                     </a:stretch>
@@ -1666,8 +1752,8 @@
         <w:tblLook w:val="04A0" w:firstRow="1" w:lastRow="0" w:firstColumn="1" w:lastColumn="0" w:noHBand="0" w:noVBand="1"/>
       </w:tblPr>
       <w:tblGrid>
-        <w:gridCol w:w="3860"/>
-        <w:gridCol w:w="5768"/>
+        <w:gridCol w:w="3857"/>
+        <w:gridCol w:w="5771"/>
       </w:tblGrid>
       <w:tr>
         <w:tc>
@@ -1852,6 +1938,7 @@
                 <w:color w:val="0D5C5C"/>
                 <w:sz w:val="20"/>
               </w:rPr>
+              <w:lastRenderedPageBreak/>
               <w:t>T – Transformation</w:t>
             </w:r>
           </w:p>
@@ -1964,7 +2051,6 @@
                 <w:color w:val="0D5C5C"/>
                 <w:sz w:val="20"/>
               </w:rPr>
-              <w:lastRenderedPageBreak/>
               <w:t>O – Owner</w:t>
             </w:r>
           </w:p>
@@ -2563,6 +2649,7 @@
                 <w:rFonts w:ascii="Aptos" w:hAnsi="Aptos"/>
                 <w:sz w:val="20"/>
               </w:rPr>
+              <w:lastRenderedPageBreak/>
               <w:t>Complexity vs. one-touch simplicity</w:t>
             </w:r>
           </w:p>
@@ -2803,9 +2890,7 @@
                 <w:rFonts w:ascii="Aptos" w:hAnsi="Aptos"/>
                 <w:sz w:val="20"/>
               </w:rPr>
-              <w:t xml:space="preserve">Personalisation data vs. guest </w:t>
-              <w:lastRenderedPageBreak/>
-              <w:t>privacy</w:t>
+              <w:t>Personalisation data vs. guest privacy</w:t>
             </w:r>
           </w:p>
         </w:tc>
@@ -2831,10 +2916,7 @@
                 <w:rFonts w:ascii="Aptos" w:hAnsi="Aptos"/>
                 <w:sz w:val="20"/>
               </w:rPr>
-              <w:lastRenderedPageBreak/>
-              <w:t xml:space="preserve">CoffCo needs usage data; guests </w:t>
-              <w:lastRenderedPageBreak/>
-              <w:t>are wary of tracking</w:t>
+              <w:t>CoffCo needs usage data; guests are wary of tracking</w:t>
             </w:r>
           </w:p>
         </w:tc>
@@ -2860,10 +2942,7 @@
                 <w:rFonts w:ascii="Aptos" w:hAnsi="Aptos"/>
                 <w:sz w:val="20"/>
               </w:rPr>
-              <w:lastRenderedPageBreak/>
-              <w:t xml:space="preserve">Opt-in consent model with clear </w:t>
-              <w:lastRenderedPageBreak/>
-              <w:t>guest value exchange</w:t>
+              <w:t>Opt-in consent model with clear guest value exchange</w:t>
             </w:r>
           </w:p>
         </w:tc>
@@ -2891,7 +2970,6 @@
                 <w:rFonts w:ascii="Aptos" w:hAnsi="Aptos"/>
                 <w:sz w:val="20"/>
               </w:rPr>
-              <w:lastRenderedPageBreak/>
               <w:t>Consumable sustainability vs. operational convenience</w:t>
             </w:r>
           </w:p>
@@ -4886,7 +4964,15 @@
                 <w:rFonts w:ascii="Aptos" w:hAnsi="Aptos"/>
                 <w:sz w:val="18"/>
               </w:rPr>
-              <w:t>prevent activation of the heating element when the water reservoir is empty or the consumable store is below the minimum threshold for a brew cycle</w:t>
+              <w:t xml:space="preserve">prevent activation of the heating element when the water reservoir is empty or the consumable store is </w:t>
+            </w:r>
+            <w:r>
+              <w:rPr>
+                <w:rFonts w:ascii="Aptos" w:hAnsi="Aptos"/>
+                <w:sz w:val="18"/>
+              </w:rPr>
+              <w:lastRenderedPageBreak/>
+              <w:t>below the minimum threshold for a brew cycle</w:t>
             </w:r>
           </w:p>
         </w:tc>
@@ -4914,6 +5000,7 @@
                 <w:color w:val="2F5496"/>
                 <w:sz w:val="18"/>
               </w:rPr>
+              <w:lastRenderedPageBreak/>
               <w:t>Mandatory</w:t>
             </w:r>
           </w:p>
@@ -5352,7 +5439,6 @@
                 <w:color w:val="1C2B4A"/>
                 <w:sz w:val="18"/>
               </w:rPr>
-              <w:lastRenderedPageBreak/>
               <w:t>2.2</w:t>
             </w:r>
           </w:p>
@@ -7502,6 +7588,7 @@
                 <w:color w:val="1C2B4A"/>
                 <w:sz w:val="18"/>
               </w:rPr>
+              <w:lastRenderedPageBreak/>
               <w:t>3.8</w:t>
             </w:r>
           </w:p>
@@ -8347,7 +8434,6 @@
                 <w:color w:val="1C2B4A"/>
                 <w:sz w:val="18"/>
               </w:rPr>
-              <w:lastRenderedPageBreak/>
               <w:t>4.2</w:t>
             </w:r>
           </w:p>
@@ -11771,6 +11857,11 @@
           <w:rFonts w:ascii="Aptos" w:hAnsi="Aptos"/>
         </w:rPr>
         <w:t xml:space="preserve">Step 3 – Identify constraints: non-functional requirements were treated as constraints on the architecture blocks they apply to. System-level non-functional requirements (e.g. SRS 3.2 </w:t>
+      </w:r>
+      <w:r>
+        <w:rPr>
+          <w:rFonts w:ascii="Aptos" w:hAnsi="Aptos"/>
+        </w:rPr>
         <w:lastRenderedPageBreak/>
         <w:t>footprint, 4.10 mass) were not mapped to a single block but analysed and broken down so each discipline area understands its contribution to the system-level budget.</w:t>
       </w:r>
@@ -14709,6 +14800,11 @@
           <w:rFonts w:ascii="Aptos" w:hAnsi="Aptos"/>
         </w:rPr>
         <w:t xml:space="preserve">Defined interfaces: brew command and target parameters in (from Control Assembly); filtered water in (from Fluid Store, via Water Store block); milk in (from Hotel Guest, via Provide Milk activity); froth request in (from Control Assembly, fork in activity diagram); beverage out (to mug, via dispensing outlet); coffee drips out (to Drip Collector). Cross-contamination between the coffee and milk fluid pathways is prevented by a switching and flushing mechanism (addressing NR-04 and the HACCP </w:t>
+      </w:r>
+      <w:r>
+        <w:rPr>
+          <w:rFonts w:ascii="Aptos" w:hAnsi="Aptos"/>
+        </w:rPr>
         <w:lastRenderedPageBreak/>
         <w:t>obligation in SRS 4.9) – this interface (the switching valve or equivalent) is identified here as needing further definition in detail design; it is not yet specified to component level.</w:t>
       </w:r>
@@ -15314,7 +15410,7 @@
         <w:rPr>
           <w:rFonts w:ascii="Aptos" w:hAnsi="Aptos"/>
         </w:rPr>
-        <w:t xml:space="preserve">The milk refrigeration requirement (NR-05) is a direct example of the Design module’s holistic design principle: it was not in the original customer URD, but emerged during architecture and design development from Assumption A-09 (the guest provides milk and the machine refrigerates it). Adding refrigeration has a knock-on effect on the system power budget (the SWAP analysis below) and on the Thermal Assembly’s footprint allocation – both have been reassessed and the architecture and SRS updated accordingly (NR-05 added to COFFCO-SRS-001), consistent with the principle that design decisions must be impact-assessed against the existing architecture rather than made in isolation.</w:t>
+        <w:t>The milk refrigeration requirement (NR-05) is a direct example of the Design module’s holistic design principle: it was not in the original customer URD, but emerged during architecture and design development from Assumption A-09 (the guest provides milk and the machine refrigerates it). Adding refrigeration has a knock-on effect on the system power budget (the SWAP analysis below) and on the Thermal Assembly’s footprint allocation – both have been reassessed and the architecture and SRS updated accordingly (NR-05 added to COFFCO-SRS-001), consistent with the principle that design decisions must be impact-assessed against the existing architecture rather than made in isolation.</w:t>
       </w:r>
     </w:p>
     <w:p>
@@ -15345,6 +15441,11 @@
           <w:rFonts w:ascii="Aptos" w:hAnsi="Aptos"/>
         </w:rPr>
         <w:t xml:space="preserve">The Thermal Assembly is the dominant driver of the system SWAP budget. Increasing heating power reduces brew cycle time (supporting SRS 3.1, 4.11) but increases both the cooling/insulation requirement and the electrical load on the Power Supply Unit (SRS 3.5 energy efficiency). Adding milk </w:t>
+      </w:r>
+      <w:r>
+        <w:rPr>
+          <w:rFonts w:ascii="Aptos" w:hAnsi="Aptos"/>
+        </w:rPr>
         <w:lastRenderedPageBreak/>
         <w:t>refrigeration (NR-05) adds a continuous, rather than intermittent, power draw – unlike the heating element, which only draws power during a brew cycle, the refrigeration function must run continuously to maintain ≤4°C. This continuous draw has the greatest impact on the EU energy efficiency rating A target (SRS 3.5) of any single design decision in the system and is flagged as the primary SWAP trade-off requiring quantified analysis (thermal load calculation against insulation specification) in the next design iteration.</w:t>
       </w:r>
@@ -15996,7 +16097,7 @@
         <w:rPr>
           <w:rFonts w:ascii="Aptos" w:hAnsi="Aptos"/>
         </w:rPr>
-        <w:t xml:space="preserve">Universal switch-mode PSU modules are a mature, high-volume, multi-sourced commodity with low obsolescence risk. The interchangeable plug module is designed as a separate, independently replaceable part specifically so that a new regional connector standard (or a change to an existing one) can be accommodated by replacing only the plug module, not the entire PSU – directly applying the Design module’s component-obsolescence mitigation strategy of isolating the obsolescence-prone element from the rest of the assembly.</w:t>
+        <w:t>Universal switch-mode PSU modules are a mature, high-volume, multi-sourced commodity with low obsolescence risk. The interchangeable plug module is designed as a separate, independently replaceable part specifically so that a new regional connector standard (or a change to an existing one) can be accommodated by replacing only the plug module, not the entire PSU – directly applying the Design module’s component-obsolescence mitigation strategy of isolating the obsolescence-prone element from the rest of the assembly.</w:t>
       </w:r>
     </w:p>
     <w:p>
@@ -16027,6 +16128,11 @@
           <w:rFonts w:ascii="Aptos" w:hAnsi="Aptos"/>
         </w:rPr>
         <w:t xml:space="preserve">Sourcing a certified COTS PSU transfers electrical safety and EMC compliance risk to an established, audited supply chain, reducing CoffCo’s certification schedule risk and supporting the overall system </w:t>
+      </w:r>
+      <w:r>
+        <w:rPr>
+          <w:rFonts w:ascii="Aptos" w:hAnsi="Aptos"/>
+        </w:rPr>
         <w:lastRenderedPageBreak/>
         <w:t>MTBF target (SRS 3.9) through proven component reliability data already available from the PSU manufacturer.</w:t>
       </w:r>
@@ -16362,6 +16468,7 @@
                 <w:rFonts w:ascii="Aptos" w:hAnsi="Aptos"/>
                 <w:sz w:val="20"/>
               </w:rPr>
+              <w:lastRenderedPageBreak/>
               <w:t>Volume control</w:t>
             </w:r>
           </w:p>
@@ -16388,9 +16495,7 @@
                 <w:rFonts w:ascii="Aptos" w:hAnsi="Aptos"/>
                 <w:sz w:val="20"/>
               </w:rPr>
-              <w:t xml:space="preserve">Rotary dial, continuously </w:t>
-              <w:lastRenderedPageBreak/>
-              <w:t>variable 200–4ml ml</w:t>
+              <w:t>Rotary dial, continuously variable 200–4ml ml</w:t>
             </w:r>
           </w:p>
         </w:tc>
@@ -16416,10 +16521,7 @@
                 <w:rFonts w:ascii="Aptos" w:hAnsi="Aptos"/>
                 <w:sz w:val="20"/>
               </w:rPr>
-              <w:lastRenderedPageBreak/>
-              <w:t xml:space="preserve">Discrete preset buttons </w:t>
-              <w:lastRenderedPageBreak/>
-              <w:t>(e.g. fixed 200ml / 300ml / 400ml); touchscreen slider</w:t>
+              <w:t>Discrete preset buttons (e.g. fixed 200ml / 300ml / 400ml); touchscreen slider</w:t>
             </w:r>
           </w:p>
         </w:tc>
@@ -16445,10 +16547,7 @@
                 <w:rFonts w:ascii="Aptos" w:hAnsi="Aptos"/>
                 <w:sz w:val="20"/>
               </w:rPr>
-              <w:lastRenderedPageBreak/>
-              <w:t xml:space="preserve">A physical dial gives </w:t>
-              <w:lastRenderedPageBreak/>
-              <w:t>tactile, unambiguous feedback without requiring a display, supporting unaided first-time use (SRS 2.1) more directly than a touchscreen, and avoids the cost and fragility of a touchscreen for an MVP.</w:t>
+              <w:t>A physical dial gives tactile, unambiguous feedback without requiring a display, supporting unaided first-time use (SRS 2.1) more directly than a touchscreen, and avoids the cost and fragility of a touchscreen for an MVP.</w:t>
             </w:r>
           </w:p>
         </w:tc>
@@ -16476,7 +16575,6 @@
                 <w:rFonts w:ascii="Aptos" w:hAnsi="Aptos"/>
                 <w:sz w:val="20"/>
               </w:rPr>
-              <w:lastRenderedPageBreak/>
               <w:t>Drink/milk request control</w:t>
             </w:r>
           </w:p>
@@ -16747,6 +16845,7 @@
           <w:rFonts w:ascii="Aptos" w:hAnsi="Aptos"/>
           <w:color w:val="2F5496"/>
         </w:rPr>
+        <w:lastRenderedPageBreak/>
         <w:t>Obsolescence Consideration</w:t>
       </w:r>
     </w:p>
@@ -16777,7 +16876,6 @@
           <w:rFonts w:ascii="Aptos" w:hAnsi="Aptos"/>
           <w:color w:val="2F5496"/>
         </w:rPr>
-        <w:lastRenderedPageBreak/>
         <w:t>Design for Reliability Impact</w:t>
       </w:r>
     </w:p>
@@ -16822,7 +16920,7 @@
         <w:rPr>
           <w:rFonts w:ascii="Aptos" w:hAnsi="Aptos"/>
         </w:rPr>
-        <w:t xml:space="preserve">All three subsystems described above are deliberately weighted toward COTS components specifically to support Design for Manufacture: the MVP requires no bespoke tooling, custom materials, or specialist manufacturing setup beyond standard PCB assembly (Control Assembly) and injection moulding of the chassis and casing (covered in the Implementation section). This keeps the manufacturing route viable at MVP and early production volumes without requiring new factory capacity or capital investment, consistent with the Design module’s guidance to reassess any design that would require disproportionate manufacturing investment relative to project scale.</w:t>
+        <w:t>All three subsystems described above are deliberately weighted toward COTS components specifically to support Design for Manufacture: the MVP requires no bespoke tooling, custom materials, or specialist manufacturing setup beyond standard PCB assembly (Control Assembly) and injection moulding of the chassis and casing (covered in the Implementation section). This keeps the manufacturing route viable at MVP and early production volumes without requiring new factory capacity or capital investment, consistent with the Design module’s guidance to reassess any design that would require disproportionate manufacturing investment relative to project scale.</w:t>
       </w:r>
     </w:p>
     <w:p>
@@ -16852,7 +16950,7 @@
         <w:rPr>
           <w:rFonts w:ascii="Aptos" w:hAnsi="Aptos"/>
         </w:rPr>
-        <w:t xml:space="preserve">Design for Reliability (DfR) is embedded at three levels across all three subsystems: component level (COTS components selected with proven reliability data and rated design life exceeding the MTBF target); assembly level (discrete, replaceable modules – Control Assembly, Thermal Assembly, Power Supply Unit – permitting field swap without disturbing adjacent elements, per structuring principle SP-02); and system level (wireless maintenance communication enabling proactive fault response before guest-visible failures occur, extending effective availability beyond the 365-day minimum). The obsolescence mitigation strategy applied throughout – isolating the most obsolescence-prone sub-components (wireless module, plug module) as independently replaceable parts – is itself a reliability and maintainability decision, ensuring the system’s 5–7 year deployment life is not threatened by component discontinuation part-way through service.</w:t>
+        <w:t>Design for Reliability (DfR) is embedded at three levels across all three subsystems: component level (COTS components selected with proven reliability data and rated design life exceeding the MTBF target); assembly level (discrete, replaceable modules – Control Assembly, Thermal Assembly, Power Supply Unit – permitting field swap without disturbing adjacent elements, per structuring principle SP-02); and system level (wireless maintenance communication enabling proactive fault response before guest-visible failures occur, extending effective availability beyond the 365-day minimum). The obsolescence mitigation strategy applied throughout – isolating the most obsolescence-prone sub-components (wireless module, plug module) as independently replaceable parts – is itself a reliability and maintainability decision, ensuring the system’s 5–7 year deployment life is not threatened by component discontinuation part-way through service.</w:t>
       </w:r>
     </w:p>
     <w:p>

--- a/downloads/CoffCo_Systems_Engineering_Proposal_V1.1.docx
+++ b/downloads/CoffCo_Systems_Engineering_Proposal_V1.1.docx
@@ -53,14 +53,6 @@
           <w:sz w:val="48"/>
         </w:rPr>
         <w:t>Systems Engineering Proposal</w:t>
-      </w:r>
-      <w:r>
-        <w:rPr>
-          <w:rFonts w:ascii="Aptos" w:hAnsi="Aptos"/>
-          <w:b/>
-          <w:color w:val="2F5496"/>
-          <w:sz w:val="48"/>
-        </w:rPr>
         <w:br/>
         <w:t>for Vacation Stables</w:t>
       </w:r>
@@ -606,9 +598,8 @@
         <w:rPr>
           <w:noProof/>
         </w:rPr>
-        <w:lastRenderedPageBreak/>
         <w:drawing>
-          <wp:inline distT="0" distB="0" distL="0" distR="0" wp14:anchorId="647AE26D" wp14:editId="594D526D">
+          <wp:inline xmlns:wp="http://schemas.openxmlformats.org/drawingml/2006/wordprocessingDrawing" distT="0" distB="0" distL="0" distR="0">
             <wp:extent cx="3200400" cy="4800600"/>
             <wp:effectExtent l="0" t="0" r="0" b="0"/>
             <wp:docPr id="1" name="CoffCo Machine Hero" descr="CoffCo hotel coffee machine artist impression — READY state"/>
@@ -625,7 +616,7 @@
                     </pic:cNvPicPr>
                   </pic:nvPicPr>
                   <pic:blipFill>
-                    <a:blip r:embed="rId6"/>
+                    <a:blip xmlns:r="http://schemas.openxmlformats.org/officeDocument/2006/relationships" r:embed="rId10"/>
                     <a:stretch>
                       <a:fillRect/>
                     </a:stretch>
@@ -651,18 +642,18 @@
       <w:pPr>
         <w:jc w:val="center"/>
         <w:rPr>
-          <w:i/>
           <w:color w:val="7A7A7A"/>
           <w:sz w:val="16"/>
           <w:szCs w:val="16"/>
+          <w:i/>
         </w:rPr>
       </w:pPr>
       <w:r>
         <w:rPr>
-          <w:i/>
           <w:color w:val="7A7A7A"/>
           <w:sz w:val="16"/>
           <w:szCs w:val="16"/>
+          <w:i/>
         </w:rPr>
         <w:t>Figure 1 — CoffCo in-room hotel coffee machine: artist impression. READY state · teal LED ring · Americano / Water / Hot Milk selectors · SRS 1.7 compliant icon-only interface.</w:t>
       </w:r>
@@ -685,6 +676,7 @@
           <w:rFonts w:ascii="Aptos" w:hAnsi="Aptos"/>
           <w:color w:val="2F5496"/>
         </w:rPr>
+        <w:lastRenderedPageBreak/>
         <w:t>Solution Proposal</w:t>
       </w:r>
     </w:p>
@@ -796,7 +788,6 @@
                 <w:color w:val="0D5C5C"/>
                 <w:sz w:val="18"/>
               </w:rPr>
-              <w:lastRenderedPageBreak/>
               <w:t xml:space="preserve">Design for Reliability – Rationale  </w:t>
             </w:r>
           </w:p>
@@ -1421,7 +1412,6 @@
       <w:r>
         <w:rPr>
           <w:rFonts w:ascii="Aptos" w:hAnsi="Aptos"/>
-          <w:noProof/>
         </w:rPr>
         <w:drawing>
           <wp:inline distT="0" distB="0" distL="0" distR="0" wp14:anchorId="4D4281C5" wp14:editId="61D8DD61">
@@ -1439,7 +1429,7 @@
                     <pic:cNvPicPr/>
                   </pic:nvPicPr>
                   <pic:blipFill rotWithShape="1">
-                    <a:blip r:embed="rId7"/>
+                    <a:blip r:embed="rId6"/>
                     <a:srcRect l="3112"/>
                     <a:stretch>
                       <a:fillRect/>
@@ -1482,7 +1472,6 @@
           <w:rFonts w:ascii="Aptos" w:hAnsi="Aptos"/>
           <w:color w:val="2F5496"/>
         </w:rPr>
-        <w:lastRenderedPageBreak/>
         <w:t>Soft Systems Methodology</w:t>
       </w:r>
     </w:p>
@@ -1529,6 +1518,7 @@
           <w:rFonts w:ascii="Aptos" w:hAnsi="Aptos"/>
           <w:color w:val="2F5496"/>
         </w:rPr>
+        <w:lastRenderedPageBreak/>
         <w:t>2. Rich Picture – Problem Situation</w:t>
       </w:r>
     </w:p>
@@ -1679,7 +1669,7 @@
           <wp:inline distT="0" distB="0" distL="0" distR="0" wp14:anchorId="098B7B8F" wp14:editId="470FD2AC">
             <wp:extent cx="5760720" cy="3144768"/>
             <wp:effectExtent l="0" t="0" r="0" b="0"/>
-            <wp:docPr id="1511931376" name="Rich Picture" descr="CoffCo Hotel Coffee Machine System Rich Picture"/>
+            <wp:docPr id="1" name="Rich Picture" descr="CoffCo Hotel Coffee Machine System Rich Picture"/>
             <wp:cNvGraphicFramePr>
               <a:graphicFrameLocks xmlns:a="http://schemas.openxmlformats.org/drawingml/2006/main" noChangeAspect="1"/>
             </wp:cNvGraphicFramePr>
@@ -1691,7 +1681,7 @@
                     <pic:cNvPicPr/>
                   </pic:nvPicPr>
                   <pic:blipFill>
-                    <a:blip r:embed="rId8"/>
+                    <a:blip r:embed="rId7"/>
                     <a:stretch>
                       <a:fillRect/>
                     </a:stretch>
@@ -1752,8 +1742,8 @@
         <w:tblLook w:val="04A0" w:firstRow="1" w:lastRow="0" w:firstColumn="1" w:lastColumn="0" w:noHBand="0" w:noVBand="1"/>
       </w:tblPr>
       <w:tblGrid>
-        <w:gridCol w:w="3857"/>
-        <w:gridCol w:w="5771"/>
+        <w:gridCol w:w="3860"/>
+        <w:gridCol w:w="5768"/>
       </w:tblGrid>
       <w:tr>
         <w:tc>
@@ -1938,7 +1928,6 @@
                 <w:color w:val="0D5C5C"/>
                 <w:sz w:val="20"/>
               </w:rPr>
-              <w:lastRenderedPageBreak/>
               <w:t>T – Transformation</w:t>
             </w:r>
           </w:p>
@@ -2051,6 +2040,7 @@
                 <w:color w:val="0D5C5C"/>
                 <w:sz w:val="20"/>
               </w:rPr>
+              <w:lastRenderedPageBreak/>
               <w:t>O – Owner</w:t>
             </w:r>
           </w:p>
@@ -2649,7 +2639,6 @@
                 <w:rFonts w:ascii="Aptos" w:hAnsi="Aptos"/>
                 <w:sz w:val="20"/>
               </w:rPr>
-              <w:lastRenderedPageBreak/>
               <w:t>Complexity vs. one-touch simplicity</w:t>
             </w:r>
           </w:p>
@@ -2890,7 +2879,9 @@
                 <w:rFonts w:ascii="Aptos" w:hAnsi="Aptos"/>
                 <w:sz w:val="20"/>
               </w:rPr>
-              <w:t>Personalisation data vs. guest privacy</w:t>
+              <w:t xml:space="preserve">Personalisation data vs. guest </w:t>
+              <w:lastRenderedPageBreak/>
+              <w:t>privacy</w:t>
             </w:r>
           </w:p>
         </w:tc>
@@ -2916,7 +2907,10 @@
                 <w:rFonts w:ascii="Aptos" w:hAnsi="Aptos"/>
                 <w:sz w:val="20"/>
               </w:rPr>
-              <w:t>CoffCo needs usage data; guests are wary of tracking</w:t>
+              <w:lastRenderedPageBreak/>
+              <w:t xml:space="preserve">CoffCo needs usage data; guests </w:t>
+              <w:lastRenderedPageBreak/>
+              <w:t>are wary of tracking</w:t>
             </w:r>
           </w:p>
         </w:tc>
@@ -2942,7 +2936,10 @@
                 <w:rFonts w:ascii="Aptos" w:hAnsi="Aptos"/>
                 <w:sz w:val="20"/>
               </w:rPr>
-              <w:t>Opt-in consent model with clear guest value exchange</w:t>
+              <w:lastRenderedPageBreak/>
+              <w:t xml:space="preserve">Opt-in consent model with clear </w:t>
+              <w:lastRenderedPageBreak/>
+              <w:t>guest value exchange</w:t>
             </w:r>
           </w:p>
         </w:tc>
@@ -2970,6 +2967,7 @@
                 <w:rFonts w:ascii="Aptos" w:hAnsi="Aptos"/>
                 <w:sz w:val="20"/>
               </w:rPr>
+              <w:lastRenderedPageBreak/>
               <w:t>Consumable sustainability vs. operational convenience</w:t>
             </w:r>
           </w:p>
@@ -4964,15 +4962,7 @@
                 <w:rFonts w:ascii="Aptos" w:hAnsi="Aptos"/>
                 <w:sz w:val="18"/>
               </w:rPr>
-              <w:t xml:space="preserve">prevent activation of the heating element when the water reservoir is empty or the consumable store is </w:t>
-            </w:r>
-            <w:r>
-              <w:rPr>
-                <w:rFonts w:ascii="Aptos" w:hAnsi="Aptos"/>
-                <w:sz w:val="18"/>
-              </w:rPr>
-              <w:lastRenderedPageBreak/>
-              <w:t>below the minimum threshold for a brew cycle</w:t>
+              <w:t>prevent activation of the heating element when the water reservoir is empty or the consumable store is below the minimum threshold for a brew cycle</w:t>
             </w:r>
           </w:p>
         </w:tc>
@@ -5000,7 +4990,6 @@
                 <w:color w:val="2F5496"/>
                 <w:sz w:val="18"/>
               </w:rPr>
-              <w:lastRenderedPageBreak/>
               <w:t>Mandatory</w:t>
             </w:r>
           </w:p>
@@ -5439,6 +5428,7 @@
                 <w:color w:val="1C2B4A"/>
                 <w:sz w:val="18"/>
               </w:rPr>
+              <w:lastRenderedPageBreak/>
               <w:t>2.2</w:t>
             </w:r>
           </w:p>
@@ -7588,7 +7578,6 @@
                 <w:color w:val="1C2B4A"/>
                 <w:sz w:val="18"/>
               </w:rPr>
-              <w:lastRenderedPageBreak/>
               <w:t>3.8</w:t>
             </w:r>
           </w:p>
@@ -8434,6 +8423,7 @@
                 <w:color w:val="1C2B4A"/>
                 <w:sz w:val="18"/>
               </w:rPr>
+              <w:lastRenderedPageBreak/>
               <w:t>4.2</w:t>
             </w:r>
           </w:p>
@@ -11857,11 +11847,6 @@
           <w:rFonts w:ascii="Aptos" w:hAnsi="Aptos"/>
         </w:rPr>
         <w:t xml:space="preserve">Step 3 – Identify constraints: non-functional requirements were treated as constraints on the architecture blocks they apply to. System-level non-functional requirements (e.g. SRS 3.2 </w:t>
-      </w:r>
-      <w:r>
-        <w:rPr>
-          <w:rFonts w:ascii="Aptos" w:hAnsi="Aptos"/>
-        </w:rPr>
         <w:lastRenderedPageBreak/>
         <w:t>footprint, 4.10 mass) were not mapped to a single block but analysed and broken down so each discipline area understands its contribution to the system-level budget.</w:t>
       </w:r>
@@ -14800,11 +14785,6 @@
           <w:rFonts w:ascii="Aptos" w:hAnsi="Aptos"/>
         </w:rPr>
         <w:t xml:space="preserve">Defined interfaces: brew command and target parameters in (from Control Assembly); filtered water in (from Fluid Store, via Water Store block); milk in (from Hotel Guest, via Provide Milk activity); froth request in (from Control Assembly, fork in activity diagram); beverage out (to mug, via dispensing outlet); coffee drips out (to Drip Collector). Cross-contamination between the coffee and milk fluid pathways is prevented by a switching and flushing mechanism (addressing NR-04 and the HACCP </w:t>
-      </w:r>
-      <w:r>
-        <w:rPr>
-          <w:rFonts w:ascii="Aptos" w:hAnsi="Aptos"/>
-        </w:rPr>
         <w:lastRenderedPageBreak/>
         <w:t>obligation in SRS 4.9) – this interface (the switching valve or equivalent) is identified here as needing further definition in detail design; it is not yet specified to component level.</w:t>
       </w:r>
@@ -15410,7 +15390,7 @@
         <w:rPr>
           <w:rFonts w:ascii="Aptos" w:hAnsi="Aptos"/>
         </w:rPr>
-        <w:t>The milk refrigeration requirement (NR-05) is a direct example of the Design module’s holistic design principle: it was not in the original customer URD, but emerged during architecture and design development from Assumption A-09 (the guest provides milk and the machine refrigerates it). Adding refrigeration has a knock-on effect on the system power budget (the SWAP analysis below) and on the Thermal Assembly’s footprint allocation – both have been reassessed and the architecture and SRS updated accordingly (NR-05 added to COFFCO-SRS-001), consistent with the principle that design decisions must be impact-assessed against the existing architecture rather than made in isolation.</w:t>
+        <w:t xml:space="preserve">The milk refrigeration requirement (NR-05) is a direct example of the Design module’s holistic design principle: it was not in the original customer URD, but emerged during architecture and design development from Assumption A-09 (the guest provides milk and the machine refrigerates it). Adding refrigeration has a knock-on effect on the system power budget (the SWAP analysis below) and on the Thermal Assembly’s footprint allocation – both have been reassessed and the architecture and SRS updated accordingly (NR-05 added to COFFCO-SRS-001), consistent with the principle that design decisions must be impact-assessed against the existing architecture rather than made in isolation.</w:t>
       </w:r>
     </w:p>
     <w:p>
@@ -15441,11 +15421,6 @@
           <w:rFonts w:ascii="Aptos" w:hAnsi="Aptos"/>
         </w:rPr>
         <w:t xml:space="preserve">The Thermal Assembly is the dominant driver of the system SWAP budget. Increasing heating power reduces brew cycle time (supporting SRS 3.1, 4.11) but increases both the cooling/insulation requirement and the electrical load on the Power Supply Unit (SRS 3.5 energy efficiency). Adding milk </w:t>
-      </w:r>
-      <w:r>
-        <w:rPr>
-          <w:rFonts w:ascii="Aptos" w:hAnsi="Aptos"/>
-        </w:rPr>
         <w:lastRenderedPageBreak/>
         <w:t>refrigeration (NR-05) adds a continuous, rather than intermittent, power draw – unlike the heating element, which only draws power during a brew cycle, the refrigeration function must run continuously to maintain ≤4°C. This continuous draw has the greatest impact on the EU energy efficiency rating A target (SRS 3.5) of any single design decision in the system and is flagged as the primary SWAP trade-off requiring quantified analysis (thermal load calculation against insulation specification) in the next design iteration.</w:t>
       </w:r>
@@ -16097,7 +16072,7 @@
         <w:rPr>
           <w:rFonts w:ascii="Aptos" w:hAnsi="Aptos"/>
         </w:rPr>
-        <w:t>Universal switch-mode PSU modules are a mature, high-volume, multi-sourced commodity with low obsolescence risk. The interchangeable plug module is designed as a separate, independently replaceable part specifically so that a new regional connector standard (or a change to an existing one) can be accommodated by replacing only the plug module, not the entire PSU – directly applying the Design module’s component-obsolescence mitigation strategy of isolating the obsolescence-prone element from the rest of the assembly.</w:t>
+        <w:t xml:space="preserve">Universal switch-mode PSU modules are a mature, high-volume, multi-sourced commodity with low obsolescence risk. The interchangeable plug module is designed as a separate, independently replaceable part specifically so that a new regional connector standard (or a change to an existing one) can be accommodated by replacing only the plug module, not the entire PSU – directly applying the Design module’s component-obsolescence mitigation strategy of isolating the obsolescence-prone element from the rest of the assembly.</w:t>
       </w:r>
     </w:p>
     <w:p>
@@ -16128,11 +16103,6 @@
           <w:rFonts w:ascii="Aptos" w:hAnsi="Aptos"/>
         </w:rPr>
         <w:t xml:space="preserve">Sourcing a certified COTS PSU transfers electrical safety and EMC compliance risk to an established, audited supply chain, reducing CoffCo’s certification schedule risk and supporting the overall system </w:t>
-      </w:r>
-      <w:r>
-        <w:rPr>
-          <w:rFonts w:ascii="Aptos" w:hAnsi="Aptos"/>
-        </w:rPr>
         <w:lastRenderedPageBreak/>
         <w:t>MTBF target (SRS 3.9) through proven component reliability data already available from the PSU manufacturer.</w:t>
       </w:r>
@@ -16468,7 +16438,6 @@
                 <w:rFonts w:ascii="Aptos" w:hAnsi="Aptos"/>
                 <w:sz w:val="20"/>
               </w:rPr>
-              <w:lastRenderedPageBreak/>
               <w:t>Volume control</w:t>
             </w:r>
           </w:p>
@@ -16495,7 +16464,9 @@
                 <w:rFonts w:ascii="Aptos" w:hAnsi="Aptos"/>
                 <w:sz w:val="20"/>
               </w:rPr>
-              <w:t>Rotary dial, continuously variable 200–4ml ml</w:t>
+              <w:t xml:space="preserve">Rotary dial, continuously </w:t>
+              <w:lastRenderedPageBreak/>
+              <w:t>variable 200–4ml ml</w:t>
             </w:r>
           </w:p>
         </w:tc>
@@ -16521,7 +16492,10 @@
                 <w:rFonts w:ascii="Aptos" w:hAnsi="Aptos"/>
                 <w:sz w:val="20"/>
               </w:rPr>
-              <w:t>Discrete preset buttons (e.g. fixed 200ml / 300ml / 400ml); touchscreen slider</w:t>
+              <w:lastRenderedPageBreak/>
+              <w:t xml:space="preserve">Discrete preset buttons </w:t>
+              <w:lastRenderedPageBreak/>
+              <w:t>(e.g. fixed 200ml / 300ml / 400ml); touchscreen slider</w:t>
             </w:r>
           </w:p>
         </w:tc>
@@ -16547,7 +16521,10 @@
                 <w:rFonts w:ascii="Aptos" w:hAnsi="Aptos"/>
                 <w:sz w:val="20"/>
               </w:rPr>
-              <w:t>A physical dial gives tactile, unambiguous feedback without requiring a display, supporting unaided first-time use (SRS 2.1) more directly than a touchscreen, and avoids the cost and fragility of a touchscreen for an MVP.</w:t>
+              <w:lastRenderedPageBreak/>
+              <w:t xml:space="preserve">A physical dial gives </w:t>
+              <w:lastRenderedPageBreak/>
+              <w:t>tactile, unambiguous feedback without requiring a display, supporting unaided first-time use (SRS 2.1) more directly than a touchscreen, and avoids the cost and fragility of a touchscreen for an MVP.</w:t>
             </w:r>
           </w:p>
         </w:tc>
@@ -16575,6 +16552,7 @@
                 <w:rFonts w:ascii="Aptos" w:hAnsi="Aptos"/>
                 <w:sz w:val="20"/>
               </w:rPr>
+              <w:lastRenderedPageBreak/>
               <w:t>Drink/milk request control</w:t>
             </w:r>
           </w:p>
@@ -16845,7 +16823,6 @@
           <w:rFonts w:ascii="Aptos" w:hAnsi="Aptos"/>
           <w:color w:val="2F5496"/>
         </w:rPr>
-        <w:lastRenderedPageBreak/>
         <w:t>Obsolescence Consideration</w:t>
       </w:r>
     </w:p>
@@ -16876,6 +16853,7 @@
           <w:rFonts w:ascii="Aptos" w:hAnsi="Aptos"/>
           <w:color w:val="2F5496"/>
         </w:rPr>
+        <w:lastRenderedPageBreak/>
         <w:t>Design for Reliability Impact</w:t>
       </w:r>
     </w:p>
@@ -16920,7 +16898,7 @@
         <w:rPr>
           <w:rFonts w:ascii="Aptos" w:hAnsi="Aptos"/>
         </w:rPr>
-        <w:t>All three subsystems described above are deliberately weighted toward COTS components specifically to support Design for Manufacture: the MVP requires no bespoke tooling, custom materials, or specialist manufacturing setup beyond standard PCB assembly (Control Assembly) and injection moulding of the chassis and casing (covered in the Implementation section). This keeps the manufacturing route viable at MVP and early production volumes without requiring new factory capacity or capital investment, consistent with the Design module’s guidance to reassess any design that would require disproportionate manufacturing investment relative to project scale.</w:t>
+        <w:t xml:space="preserve">All three subsystems described above are deliberately weighted toward COTS components specifically to support Design for Manufacture: the MVP requires no bespoke tooling, custom materials, or specialist manufacturing setup beyond standard PCB assembly (Control Assembly) and injection moulding of the chassis and casing (covered in the Implementation section). This keeps the manufacturing route viable at MVP and early production volumes without requiring new factory capacity or capital investment, consistent with the Design module’s guidance to reassess any design that would require disproportionate manufacturing investment relative to project scale.</w:t>
       </w:r>
     </w:p>
     <w:p>
@@ -16950,7 +16928,7 @@
         <w:rPr>
           <w:rFonts w:ascii="Aptos" w:hAnsi="Aptos"/>
         </w:rPr>
-        <w:t>Design for Reliability (DfR) is embedded at three levels across all three subsystems: component level (COTS components selected with proven reliability data and rated design life exceeding the MTBF target); assembly level (discrete, replaceable modules – Control Assembly, Thermal Assembly, Power Supply Unit – permitting field swap without disturbing adjacent elements, per structuring principle SP-02); and system level (wireless maintenance communication enabling proactive fault response before guest-visible failures occur, extending effective availability beyond the 365-day minimum). The obsolescence mitigation strategy applied throughout – isolating the most obsolescence-prone sub-components (wireless module, plug module) as independently replaceable parts – is itself a reliability and maintainability decision, ensuring the system’s 5–7 year deployment life is not threatened by component discontinuation part-way through service.</w:t>
+        <w:t xml:space="preserve">Design for Reliability (DfR) is embedded at three levels across all three subsystems: component level (COTS components selected with proven reliability data and rated design life exceeding the MTBF target); assembly level (discrete, replaceable modules – Control Assembly, Thermal Assembly, Power Supply Unit – permitting field swap without disturbing adjacent elements, per structuring principle SP-02); and system level (wireless maintenance communication enabling proactive fault response before guest-visible failures occur, extending effective availability beyond the 365-day minimum). The obsolescence mitigation strategy applied throughout – isolating the most obsolescence-prone sub-components (wireless module, plug module) as independently replaceable parts – is itself a reliability and maintainability decision, ensuring the system’s 5–7 year deployment life is not threatened by component discontinuation part-way through service.</w:t>
       </w:r>
     </w:p>
     <w:p>

--- a/downloads/CoffCo_Systems_Engineering_Proposal_V1.1.docx
+++ b/downloads/CoffCo_Systems_Engineering_Proposal_V1.1.docx
@@ -737,7 +737,7 @@
           <w:rFonts w:ascii="Aptos" w:hAnsi="Aptos"/>
           <w:color w:val="2F5496"/>
         </w:rPr>
-        <w:t>Design for X Theme – Design for Reliability</w:t>
+        <w:t>Design for X Theme – Through Life Support</w:t>
       </w:r>
     </w:p>
     <w:p>
@@ -751,7 +751,7 @@
         <w:rPr>
           <w:rFonts w:ascii="Aptos" w:hAnsi="Aptos"/>
         </w:rPr>
-        <w:t>The overarching Design for X theme selected for this programme is Design for Reliability (DfR). This theme was selected because it is the single architectural principle with the greatest influence on all other system properties and the greatest risk to commercial viability.</w:t>
+        <w:t>The overarching Design for X theme selected for this programme is Through Life Support (TLS). This theme was selected because it is the single architectural principle with the greatest influence on all other system properties and the greatest risk to commercial viability.</w:t>
       </w:r>
     </w:p>
     <w:tbl>
@@ -788,7 +788,7 @@
                 <w:color w:val="0D5C5C"/>
                 <w:sz w:val="18"/>
               </w:rPr>
-              <w:t xml:space="preserve">Design for Reliability – Rationale  </w:t>
+              <w:t xml:space="preserve">Through Life Support – Rationale  </w:t>
             </w:r>
           </w:p>
           <w:p>
@@ -828,7 +828,7 @@
         <w:rPr>
           <w:rFonts w:ascii="Aptos" w:hAnsi="Aptos"/>
         </w:rPr>
-        <w:t>Design for Reliability manifests across all domains of this proposal:</w:t>
+        <w:t>Through Life Support manifests across all domains of this proposal:</w:t>
       </w:r>
     </w:p>
     <w:p>
@@ -3060,7 +3060,7 @@
         <w:rPr>
           <w:rFonts w:ascii="Aptos" w:hAnsi="Aptos"/>
         </w:rPr>
-        <w:t>The SSM analysis directly shaped the Design for Reliability theme. The tensions table reveals that unreliability is the common thread running through multiple worldview conflicts: if the machine fails, the guest-simplicity tension is exacerbated; the brand tension becomes acute; and investor confidence is undermined. Design for Reliability is therefore the SSM-derived response to the most critical systemic tensions in the problem situation.</w:t>
+        <w:t>The SSM analysis directly shaped the Through Life Support theme. The tensions table reveals that unreliability is the common thread running through multiple worldview conflicts: if the machine fails, the guest-simplicity tension is exacerbated; the brand tension becomes acute; and investor confidence is undermined. Through Life Support is therefore the SSM-derived response to the most critical systemic tensions in the problem situation.</w:t>
       </w:r>
     </w:p>
     <w:p>
@@ -10064,7 +10064,7 @@
         <w:rPr>
           <w:rFonts w:ascii="Aptos" w:hAnsi="Aptos"/>
         </w:rPr>
-        <w:t>SRS 3.3, 3.9, 3.10, 3.11, and 4.8 are all reliability and safety requirements derived directly from the Design for Reliability theme. MTBF has been derived as a standalone measurable requirement – calculated from the 365-day maintenance-free interval with a 3× engineering margin – representing a direct application of DfR methodology.</w:t>
+        <w:t>SRS 3.3, 3.9, 3.10, 3.11, and 4.8 are all reliability and safety requirements derived directly from the Through Life Support theme. MTBF has been derived as a standalone measurable requirement – calculated from the 365-day maintenance-free interval with a 3× engineering margin – representing a direct application of TLS methodology.</w:t>
       </w:r>
     </w:p>
     <w:p>
@@ -11653,7 +11653,7 @@
         <w:rPr>
           <w:rFonts w:ascii="Aptos" w:hAnsi="Aptos"/>
         </w:rPr>
-        <w:t>SP-02 (Modularity) supports DfR: each physical element is discrete and replaceable without redesigning adjacent elements. SP-01 (Safety Isolation) ensures thermal and electrical hazards are contained by the structural chassis. TD-04 (integrated control assembly) was selected specifically to reduce internal interfaces and failure points, directly supporting MTBF 3.9.</w:t>
+        <w:t>SP-02 (Modularity) supports TLS: each physical element is discrete and replaceable without redesigning adjacent elements. SP-01 (Safety Isolation) ensures thermal and electrical hazards are contained by the structural chassis. TD-04 (integrated control assembly) was selected specifically to reduce internal interfaces and failure points, directly supporting MTBF 3.9.</w:t>
       </w:r>
     </w:p>
     <w:p>
@@ -14604,7 +14604,7 @@
           <w:rFonts w:ascii="Aptos" w:hAnsi="Aptos"/>
           <w:color w:val="2F5496"/>
         </w:rPr>
-        <w:t>Design for Reliability Impact</w:t>
+        <w:t>Through Life Support Impact</w:t>
       </w:r>
     </w:p>
     <w:p>
@@ -15498,7 +15498,7 @@
           <w:rFonts w:ascii="Aptos" w:hAnsi="Aptos"/>
           <w:color w:val="2F5496"/>
         </w:rPr>
-        <w:t>Design for Reliability Impact</w:t>
+        <w:t>Through Life Support Impact</w:t>
       </w:r>
     </w:p>
     <w:p>
@@ -16088,7 +16088,7 @@
           <w:rFonts w:ascii="Aptos" w:hAnsi="Aptos"/>
           <w:color w:val="2F5496"/>
         </w:rPr>
-        <w:t>Design for Reliability Impact</w:t>
+        <w:t>Through Life Support Impact</w:t>
       </w:r>
     </w:p>
     <w:p>
@@ -16854,7 +16854,7 @@
           <w:color w:val="2F5496"/>
         </w:rPr>
         <w:lastRenderedPageBreak/>
-        <w:t>Design for Reliability Impact</w:t>
+        <w:t>Through Life Support Impact</w:t>
       </w:r>
     </w:p>
     <w:p>
@@ -16928,7 +16928,7 @@
         <w:rPr>
           <w:rFonts w:ascii="Aptos" w:hAnsi="Aptos"/>
         </w:rPr>
-        <w:t xml:space="preserve">Design for Reliability (DfR) is embedded at three levels across all three subsystems: component level (COTS components selected with proven reliability data and rated design life exceeding the MTBF target); assembly level (discrete, replaceable modules – Control Assembly, Thermal Assembly, Power Supply Unit – permitting field swap without disturbing adjacent elements, per structuring principle SP-02); and system level (wireless maintenance communication enabling proactive fault response before guest-visible failures occur, extending effective availability beyond the 365-day minimum). The obsolescence mitigation strategy applied throughout – isolating the most obsolescence-prone sub-components (wireless module, plug module) as independently replaceable parts – is itself a reliability and maintainability decision, ensuring the system’s 5–7 year deployment life is not threatened by component discontinuation part-way through service.</w:t>
+        <w:t xml:space="preserve">Through Life Support (TLS) is embedded at three levels across all three subsystems: component level (COTS components selected with proven reliability data and rated design life exceeding the MTBF target); assembly level (discrete, replaceable modules – Control Assembly, Thermal Assembly, Power Supply Unit – permitting field swap without disturbing adjacent elements, per structuring principle SP-02); and system level (wireless maintenance communication enabling proactive fault response before guest-visible failures occur, extending effective availability beyond the 365-day minimum). The obsolescence mitigation strategy applied throughout – isolating the most obsolescence-prone sub-components (wireless module, plug module) as independently replaceable parts – is itself a reliability and maintainability decision, ensuring the system’s 5–7 year deployment life is not threatened by component discontinuation part-way through service.</w:t>
       </w:r>
     </w:p>
     <w:p>
@@ -16988,7 +16988,7 @@
         <w:rPr>
           <w:rFonts w:ascii="Aptos" w:hAnsi="Aptos"/>
         </w:rPr>
-        <w:t>Six trade decisions were evaluated (TD-01 through TD-06). The three most significant for Design for Reliability are summarised in the architecture section above. The full trade record is in COFFCO-ARCH-001 v2.0 Section 8.</w:t>
+        <w:t>Six trade decisions were evaluated (TD-01 through TD-06). The three most significant for Through Life Support are summarised in the architecture section above. The full trade record is in COFFCO-ARCH-001 v2.0 Section 8.</w:t>
       </w:r>
     </w:p>
     <w:p>
@@ -17884,7 +17884,7 @@
         <w:rPr>
           <w:rFonts w:ascii="Aptos" w:hAnsi="Aptos"/>
         </w:rPr>
-        <w:t>The analysis confirms that the integrated control assembly architecture is the optimum choice for Design for Reliability. By reducing internal interfaces from three to two, one failure mode class is eliminated. The modular element structure ensures a failed assembly is replaced in field without disturbing adjacent elements, maintaining the system's effective maintainability and supporting the 365-day maintenance-free interval.</w:t>
+        <w:t>The analysis confirms that the integrated control assembly architecture is the optimum choice for Through Life Support. By reducing internal interfaces from three to two, one failure mode class is eliminated. The modular element structure ensures a failed assembly is replaced in field without disturbing adjacent elements, maintaining the system's effective maintainability and supporting the 365-day maintenance-free interval.</w:t>
       </w:r>
     </w:p>
     <w:p>
@@ -18126,7 +18126,7 @@
         <w:rPr>
           <w:rFonts w:ascii="Aptos" w:hAnsi="Aptos"/>
         </w:rPr>
-        <w:t>The make/buy strategy supports DfR: sourcing the PSU from a certified manufacturer reduces the electrical safety and EMC certification burden. Thermal assembly designed in-house retains CoffCo control over the primary reliability risk element.</w:t>
+        <w:t>The make/buy strategy supports TLS: sourcing the PSU from a certified manufacturer reduces the electrical safety and EMC certification burden. Thermal assembly designed in-house retains CoffCo control over the primary reliability risk element.</w:t>
       </w:r>
     </w:p>
     <w:p>
@@ -20414,7 +20414,7 @@
         <w:rPr>
           <w:rFonts w:ascii="Aptos" w:hAnsi="Aptos"/>
         </w:rPr>
-        <w:t>Internal interface definitions support DfR: by specifying interfaces as discrete harnesses and connectors between modules, the design enables individual assembly replacement without disturbing adjacent elements. Each internal interface is a potential failure point – the modular approach minimises their number (SP-02, SP-03) and ensures each is independently accessible for verification and replacement.</w:t>
+        <w:t>Internal interface definitions support TLS: by specifying interfaces as discrete harnesses and connectors between modules, the design enables individual assembly replacement without disturbing adjacent elements. Each internal interface is a potential failure point – the modular approach minimises their number (SP-02, SP-03) and ensures each is independently accessible for verification and replacement.</w:t>
       </w:r>
     </w:p>
     <w:p>
@@ -21780,7 +21780,7 @@
         <w:rPr>
           <w:rFonts w:ascii="Aptos" w:hAnsi="Aptos"/>
         </w:rPr>
-        <w:t>TC-002 (extraction pressure) and TC-003 (dispense cycle time) are directly influenced by DfR: the thermal assembly's ability to reach and maintain target temperature and pressure within 3 minutes under all conditions is the primary guest-facing reliability risk. TC-006 (EMC) extends the DfR theme beyond the machine itself to the reliability of adjacent room systems.</w:t>
+        <w:t>TC-002 (extraction pressure) and TC-003 (dispense cycle time) are directly influenced by TLS: the thermal assembly's ability to reach and maintain target temperature and pressure within 3 minutes under all conditions is the primary guest-facing reliability risk. TC-006 (EMC) extends the TLS theme beyond the machine itself to the reliability of adjacent room systems.</w:t>
       </w:r>
     </w:p>
     <w:p>
@@ -23461,7 +23461,7 @@
         <w:rPr>
           <w:rFonts w:ascii="Aptos" w:hAnsi="Aptos"/>
         </w:rPr>
-        <w:t>The ILS plan is directly shaped by DfR. The modular physical architecture enables assembly-swap maintenance within the 4-hour MTTR target. The wireless maintenance communication function transforms the maintenance model from reactive to proactive, extending effective availability beyond the 365-day minimum.</w:t>
+        <w:t>The ILS plan is directly shaped by TLS. The modular physical architecture enables assembly-swap maintenance within the 4-hour MTTR target. The wireless maintenance communication function transforms the maintenance model from reactive to proactive, extending effective availability beyond the 365-day minimum.</w:t>
       </w:r>
     </w:p>
     <w:p>
